--- a/output/regv2main_appendix.docx
+++ b/output/regv2main_appendix.docx
@@ -7,14 +7,22 @@
         <w:tblStyle w:val="TableGrid"/>
       </w:tblPr>
       <w:tblGrid>
-        <w:gridCol w:w="3120"/>
-        <w:gridCol w:w="3120"/>
-        <w:gridCol w:w="3120"/>
+        <w:gridCol w:w="850"/>
+        <w:gridCol w:w="850"/>
+        <w:gridCol w:w="850"/>
+        <w:gridCol w:w="850"/>
+        <w:gridCol w:w="850"/>
+        <w:gridCol w:w="850"/>
+        <w:gridCol w:w="850"/>
+        <w:gridCol w:w="850"/>
+        <w:gridCol w:w="850"/>
+        <w:gridCol w:w="850"/>
+        <w:gridCol w:w="850"/>
       </w:tblGrid>
       <w:tr>
         <w:tc>
           <w:tcPr>
-            <w:tcW w:w="3120" w:type="dxa"/>
+            <w:tcW w:w="850" w:type="dxa"/>
             <w:tcBorders>
               <w:top w:val="single" w:color="000000"/>
               <w:left w:val="nil" w:color="000000"/>
@@ -30,7 +38,7 @@
         </w:tc>
         <w:tc>
           <w:tcPr>
-            <w:tcW w:w="3120" w:type="dxa"/>
+            <w:tcW w:w="850" w:type="dxa"/>
             <w:tcBorders>
               <w:top w:val="single" w:color="000000"/>
               <w:left w:val="single" w:color="000000"/>
@@ -51,7 +59,175 @@
         </w:tc>
         <w:tc>
           <w:tcPr>
-            <w:tcW w:w="3120" w:type="dxa"/>
+            <w:tcW w:w="850" w:type="dxa"/>
+            <w:tcBorders>
+              <w:top w:val="single" w:color="000000"/>
+              <w:left w:val="nil" w:color="000000"/>
+              <w:bottom w:val="nil" w:color="000000"/>
+              <w:right w:val="nil" w:color="000000"/>
+            </w:tcBorders>
+            <w:vAlign w:val="bottom"/>
+          </w:tcPr>
+          <w:p>
+            <w:pPr>
+              <w:spacing w:after="0"/>
+              <w:jc w:val="right"/>
+            </w:pPr>
+            <w:r>
+              <w:t xml:space="preserve">6</w:t>
+            </w:r>
+          </w:p>
+        </w:tc>
+        <w:tc>
+          <w:tcPr>
+            <w:tcW w:w="850" w:type="dxa"/>
+            <w:tcBorders>
+              <w:top w:val="single" w:color="000000"/>
+              <w:left w:val="nil" w:color="000000"/>
+              <w:bottom w:val="nil" w:color="000000"/>
+              <w:right w:val="nil" w:color="000000"/>
+            </w:tcBorders>
+            <w:vAlign w:val="bottom"/>
+          </w:tcPr>
+          <w:p>
+            <w:pPr>
+              <w:spacing w:after="0"/>
+              <w:jc w:val="right"/>
+            </w:pPr>
+            <w:r>
+              <w:t xml:space="preserve">6</w:t>
+            </w:r>
+          </w:p>
+        </w:tc>
+        <w:tc>
+          <w:tcPr>
+            <w:tcW w:w="850" w:type="dxa"/>
+            <w:tcBorders>
+              <w:top w:val="single" w:color="000000"/>
+              <w:left w:val="nil" w:color="000000"/>
+              <w:bottom w:val="nil" w:color="000000"/>
+              <w:right w:val="nil" w:color="000000"/>
+            </w:tcBorders>
+            <w:vAlign w:val="bottom"/>
+          </w:tcPr>
+          <w:p>
+            <w:pPr>
+              <w:spacing w:after="0"/>
+              <w:jc w:val="right"/>
+            </w:pPr>
+            <w:r>
+              <w:t xml:space="preserve">6</w:t>
+            </w:r>
+          </w:p>
+        </w:tc>
+        <w:tc>
+          <w:tcPr>
+            <w:tcW w:w="850" w:type="dxa"/>
+            <w:tcBorders>
+              <w:top w:val="single" w:color="000000"/>
+              <w:left w:val="nil" w:color="000000"/>
+              <w:bottom w:val="nil" w:color="000000"/>
+              <w:right w:val="nil" w:color="000000"/>
+            </w:tcBorders>
+            <w:vAlign w:val="bottom"/>
+          </w:tcPr>
+          <w:p>
+            <w:pPr>
+              <w:spacing w:after="0"/>
+              <w:jc w:val="right"/>
+            </w:pPr>
+            <w:r>
+              <w:t xml:space="preserve">6</w:t>
+            </w:r>
+          </w:p>
+        </w:tc>
+        <w:tc>
+          <w:tcPr>
+            <w:tcW w:w="850" w:type="dxa"/>
+            <w:tcBorders>
+              <w:top w:val="single" w:color="000000"/>
+              <w:left w:val="nil" w:color="000000"/>
+              <w:bottom w:val="nil" w:color="000000"/>
+              <w:right w:val="nil" w:color="000000"/>
+            </w:tcBorders>
+            <w:vAlign w:val="bottom"/>
+          </w:tcPr>
+          <w:p>
+            <w:pPr>
+              <w:spacing w:after="0"/>
+              <w:jc w:val="right"/>
+            </w:pPr>
+            <w:r>
+              <w:t xml:space="preserve">6</w:t>
+            </w:r>
+          </w:p>
+        </w:tc>
+        <w:tc>
+          <w:tcPr>
+            <w:tcW w:w="850" w:type="dxa"/>
+            <w:tcBorders>
+              <w:top w:val="single" w:color="000000"/>
+              <w:left w:val="nil" w:color="000000"/>
+              <w:bottom w:val="nil" w:color="000000"/>
+              <w:right w:val="nil" w:color="000000"/>
+            </w:tcBorders>
+            <w:vAlign w:val="bottom"/>
+          </w:tcPr>
+          <w:p>
+            <w:pPr>
+              <w:spacing w:after="0"/>
+              <w:jc w:val="right"/>
+            </w:pPr>
+            <w:r>
+              <w:t xml:space="preserve">6</w:t>
+            </w:r>
+          </w:p>
+        </w:tc>
+        <w:tc>
+          <w:tcPr>
+            <w:tcW w:w="850" w:type="dxa"/>
+            <w:tcBorders>
+              <w:top w:val="single" w:color="000000"/>
+              <w:left w:val="nil" w:color="000000"/>
+              <w:bottom w:val="nil" w:color="000000"/>
+              <w:right w:val="nil" w:color="000000"/>
+            </w:tcBorders>
+            <w:vAlign w:val="bottom"/>
+          </w:tcPr>
+          <w:p>
+            <w:pPr>
+              <w:spacing w:after="0"/>
+              <w:jc w:val="right"/>
+            </w:pPr>
+            <w:r>
+              <w:t xml:space="preserve">6</w:t>
+            </w:r>
+          </w:p>
+        </w:tc>
+        <w:tc>
+          <w:tcPr>
+            <w:tcW w:w="850" w:type="dxa"/>
+            <w:tcBorders>
+              <w:top w:val="single" w:color="000000"/>
+              <w:left w:val="nil" w:color="000000"/>
+              <w:bottom w:val="nil" w:color="000000"/>
+              <w:right w:val="nil" w:color="000000"/>
+            </w:tcBorders>
+            <w:vAlign w:val="bottom"/>
+          </w:tcPr>
+          <w:p>
+            <w:pPr>
+              <w:spacing w:after="0"/>
+              <w:jc w:val="right"/>
+            </w:pPr>
+            <w:r>
+              <w:t xml:space="preserve">6</w:t>
+            </w:r>
+          </w:p>
+        </w:tc>
+        <w:tc>
+          <w:tcPr>
+            <w:tcW w:w="850" w:type="dxa"/>
             <w:tcBorders>
               <w:top w:val="single" w:color="000000"/>
               <w:left w:val="nil" w:color="000000"/>
@@ -74,7 +250,7 @@
       <w:tr>
         <w:tc>
           <w:tcPr>
-            <w:tcW w:w="3120" w:type="dxa"/>
+            <w:tcW w:w="850" w:type="dxa"/>
             <w:tcBorders>
               <w:top w:val="nil" w:color="000000"/>
               <w:left w:val="nil" w:color="000000"/>
@@ -90,7 +266,7 @@
         </w:tc>
         <w:tc>
           <w:tcPr>
-            <w:tcW w:w="3120" w:type="dxa"/>
+            <w:tcW w:w="850" w:type="dxa"/>
             <w:tcBorders>
               <w:top w:val="nil" w:color="000000"/>
               <w:left w:val="single" w:color="000000"/>
@@ -105,13 +281,13 @@
               <w:jc w:val="right"/>
             </w:pPr>
             <w:r>
-              <w:t xml:space="preserve">.</w:t>
-            </w:r>
-          </w:p>
-        </w:tc>
-        <w:tc>
-          <w:tcPr>
-            <w:tcW w:w="3120" w:type="dxa"/>
+              <w:t xml:space="preserve">Baseline</w:t>
+            </w:r>
+          </w:p>
+        </w:tc>
+        <w:tc>
+          <w:tcPr>
+            <w:tcW w:w="850" w:type="dxa"/>
             <w:tcBorders>
               <w:top w:val="nil" w:color="000000"/>
               <w:left w:val="nil" w:color="000000"/>
@@ -126,7 +302,175 @@
               <w:jc w:val="right"/>
             </w:pPr>
             <w:r>
-              <w:t xml:space="preserve">OR._VSDO1_VSDR1_VSDT0_VSRV1_VSRT0_INV1_INT0</w:t>
+              <w:t xml:space="preserve">Observations with outstanding claims excluded from analysis</w:t>
+            </w:r>
+          </w:p>
+        </w:tc>
+        <w:tc>
+          <w:tcPr>
+            <w:tcW w:w="850" w:type="dxa"/>
+            <w:tcBorders>
+              <w:top w:val="nil" w:color="000000"/>
+              <w:left w:val="nil" w:color="000000"/>
+              <w:bottom w:val="single" w:color="000000"/>
+              <w:right w:val="nil" w:color="000000"/>
+            </w:tcBorders>
+            <w:vAlign w:val="bottom"/>
+          </w:tcPr>
+          <w:p>
+            <w:pPr>
+              <w:spacing w:after="0"/>
+              <w:jc w:val="right"/>
+            </w:pPr>
+            <w:r>
+              <w:t xml:space="preserve">Claims outstanding assumed to not have been paid at all</w:t>
+            </w:r>
+          </w:p>
+        </w:tc>
+        <w:tc>
+          <w:tcPr>
+            <w:tcW w:w="850" w:type="dxa"/>
+            <w:tcBorders>
+              <w:top w:val="nil" w:color="000000"/>
+              <w:left w:val="nil" w:color="000000"/>
+              <w:bottom w:val="single" w:color="000000"/>
+              <w:right w:val="nil" w:color="000000"/>
+            </w:tcBorders>
+            <w:vAlign w:val="bottom"/>
+          </w:tcPr>
+          <w:p>
+            <w:pPr>
+              <w:spacing w:after="0"/>
+              <w:jc w:val="right"/>
+            </w:pPr>
+            <w:r>
+              <w:t xml:space="preserve">Claims outstanding assumed to have been paid in full</w:t>
+            </w:r>
+          </w:p>
+        </w:tc>
+        <w:tc>
+          <w:tcPr>
+            <w:tcW w:w="850" w:type="dxa"/>
+            <w:tcBorders>
+              <w:top w:val="nil" w:color="000000"/>
+              <w:left w:val="nil" w:color="000000"/>
+              <w:bottom w:val="single" w:color="000000"/>
+              <w:right w:val="nil" w:color="000000"/>
+            </w:tcBorders>
+            <w:vAlign w:val="bottom"/>
+          </w:tcPr>
+          <w:p>
+            <w:pPr>
+              <w:spacing w:after="0"/>
+              <w:jc w:val="right"/>
+            </w:pPr>
+            <w:r>
+              <w:t xml:space="preserve">Higher cost of hull relative to other outlays (25% instead of 17% in baseline)</w:t>
+            </w:r>
+          </w:p>
+        </w:tc>
+        <w:tc>
+          <w:tcPr>
+            <w:tcW w:w="850" w:type="dxa"/>
+            <w:tcBorders>
+              <w:top w:val="nil" w:color="000000"/>
+              <w:left w:val="nil" w:color="000000"/>
+              <w:bottom w:val="single" w:color="000000"/>
+              <w:right w:val="nil" w:color="000000"/>
+            </w:tcBorders>
+            <w:vAlign w:val="bottom"/>
+          </w:tcPr>
+          <w:p>
+            <w:pPr>
+              <w:spacing w:after="0"/>
+              <w:jc w:val="right"/>
+            </w:pPr>
+            <w:r>
+              <w:t xml:space="preserve">Lower rate of depreciation (10% instead of baseline 25%)</w:t>
+            </w:r>
+          </w:p>
+        </w:tc>
+        <w:tc>
+          <w:tcPr>
+            <w:tcW w:w="850" w:type="dxa"/>
+            <w:tcBorders>
+              <w:top w:val="nil" w:color="000000"/>
+              <w:left w:val="nil" w:color="000000"/>
+              <w:bottom w:val="single" w:color="000000"/>
+              <w:right w:val="nil" w:color="000000"/>
+            </w:tcBorders>
+            <w:vAlign w:val="bottom"/>
+          </w:tcPr>
+          <w:p>
+            <w:pPr>
+              <w:spacing w:after="0"/>
+              <w:jc w:val="right"/>
+            </w:pPr>
+            <w:r>
+              <w:t xml:space="preserve">Cost of insurance not added to any voyages</w:t>
+            </w:r>
+          </w:p>
+        </w:tc>
+        <w:tc>
+          <w:tcPr>
+            <w:tcW w:w="850" w:type="dxa"/>
+            <w:tcBorders>
+              <w:top w:val="nil" w:color="000000"/>
+              <w:left w:val="nil" w:color="000000"/>
+              <w:bottom w:val="single" w:color="000000"/>
+              <w:right w:val="nil" w:color="000000"/>
+            </w:tcBorders>
+            <w:vAlign w:val="bottom"/>
+          </w:tcPr>
+          <w:p>
+            <w:pPr>
+              <w:spacing w:after="0"/>
+              <w:jc w:val="right"/>
+            </w:pPr>
+            <w:r>
+              <w:t xml:space="preserve">Cost of insurance added to outlays, even in cases where accounts seem to suggest total outlays</w:t>
+            </w:r>
+          </w:p>
+        </w:tc>
+        <w:tc>
+          <w:tcPr>
+            <w:tcW w:w="850" w:type="dxa"/>
+            <w:tcBorders>
+              <w:top w:val="nil" w:color="000000"/>
+              <w:left w:val="nil" w:color="000000"/>
+              <w:bottom w:val="single" w:color="000000"/>
+              <w:right w:val="nil" w:color="000000"/>
+            </w:tcBorders>
+            <w:vAlign w:val="bottom"/>
+          </w:tcPr>
+          <w:p>
+            <w:pPr>
+              <w:spacing w:after="0"/>
+              <w:jc w:val="right"/>
+            </w:pPr>
+            <w:r>
+              <w:t xml:space="preserve">Value of hull (outgoing/incoming) added to outlays/returns, even in cases where accounts seem to suggest total outlays/returns</w:t>
+            </w:r>
+          </w:p>
+        </w:tc>
+        <w:tc>
+          <w:tcPr>
+            <w:tcW w:w="850" w:type="dxa"/>
+            <w:tcBorders>
+              <w:top w:val="nil" w:color="000000"/>
+              <w:left w:val="nil" w:color="000000"/>
+              <w:bottom w:val="single" w:color="000000"/>
+              <w:right w:val="nil" w:color="000000"/>
+            </w:tcBorders>
+            <w:vAlign w:val="bottom"/>
+          </w:tcPr>
+          <w:p>
+            <w:pPr>
+              <w:spacing w:after="0"/>
+              <w:jc w:val="right"/>
+            </w:pPr>
+            <w:r>
+              <w:t xml:space="preserve">Both value of hull and cost of insurance added, in cases where accounts seem to suggest total outlays/returns</w:t>
             </w:r>
           </w:p>
         </w:tc>
@@ -134,7 +478,7 @@
       <w:tr>
         <w:tc>
           <w:tcPr>
-            <w:tcW w:w="3120" w:type="dxa"/>
+            <w:tcW w:w="850" w:type="dxa"/>
             <w:tcBorders>
               <w:top w:val="single" w:color="000000"/>
               <w:left w:val="nil" w:color="000000"/>
@@ -155,7 +499,7 @@
         </w:tc>
         <w:tc>
           <w:tcPr>
-            <w:tcW w:w="3120" w:type="dxa"/>
+            <w:tcW w:w="850" w:type="dxa"/>
             <w:tcBorders>
               <w:top w:val="single" w:color="000000"/>
               <w:left w:val="single" w:color="000000"/>
@@ -171,7 +515,135 @@
         </w:tc>
         <w:tc>
           <w:tcPr>
-            <w:tcW w:w="3120" w:type="dxa"/>
+            <w:tcW w:w="850" w:type="dxa"/>
+            <w:tcBorders>
+              <w:top w:val="single" w:color="000000"/>
+              <w:left w:val="nil" w:color="000000"/>
+              <w:bottom w:val="nil" w:color="000000"/>
+              <w:right w:val="nil" w:color="000000"/>
+            </w:tcBorders>
+          </w:tcPr>
+          <w:p>
+            <w:pPr>
+              <w:spacing w:after="0"/>
+            </w:pPr>
+          </w:p>
+        </w:tc>
+        <w:tc>
+          <w:tcPr>
+            <w:tcW w:w="850" w:type="dxa"/>
+            <w:tcBorders>
+              <w:top w:val="single" w:color="000000"/>
+              <w:left w:val="nil" w:color="000000"/>
+              <w:bottom w:val="nil" w:color="000000"/>
+              <w:right w:val="nil" w:color="000000"/>
+            </w:tcBorders>
+          </w:tcPr>
+          <w:p>
+            <w:pPr>
+              <w:spacing w:after="0"/>
+            </w:pPr>
+          </w:p>
+        </w:tc>
+        <w:tc>
+          <w:tcPr>
+            <w:tcW w:w="850" w:type="dxa"/>
+            <w:tcBorders>
+              <w:top w:val="single" w:color="000000"/>
+              <w:left w:val="nil" w:color="000000"/>
+              <w:bottom w:val="nil" w:color="000000"/>
+              <w:right w:val="nil" w:color="000000"/>
+            </w:tcBorders>
+          </w:tcPr>
+          <w:p>
+            <w:pPr>
+              <w:spacing w:after="0"/>
+            </w:pPr>
+          </w:p>
+        </w:tc>
+        <w:tc>
+          <w:tcPr>
+            <w:tcW w:w="850" w:type="dxa"/>
+            <w:tcBorders>
+              <w:top w:val="single" w:color="000000"/>
+              <w:left w:val="nil" w:color="000000"/>
+              <w:bottom w:val="nil" w:color="000000"/>
+              <w:right w:val="nil" w:color="000000"/>
+            </w:tcBorders>
+          </w:tcPr>
+          <w:p>
+            <w:pPr>
+              <w:spacing w:after="0"/>
+            </w:pPr>
+          </w:p>
+        </w:tc>
+        <w:tc>
+          <w:tcPr>
+            <w:tcW w:w="850" w:type="dxa"/>
+            <w:tcBorders>
+              <w:top w:val="single" w:color="000000"/>
+              <w:left w:val="nil" w:color="000000"/>
+              <w:bottom w:val="nil" w:color="000000"/>
+              <w:right w:val="nil" w:color="000000"/>
+            </w:tcBorders>
+          </w:tcPr>
+          <w:p>
+            <w:pPr>
+              <w:spacing w:after="0"/>
+            </w:pPr>
+          </w:p>
+        </w:tc>
+        <w:tc>
+          <w:tcPr>
+            <w:tcW w:w="850" w:type="dxa"/>
+            <w:tcBorders>
+              <w:top w:val="single" w:color="000000"/>
+              <w:left w:val="nil" w:color="000000"/>
+              <w:bottom w:val="nil" w:color="000000"/>
+              <w:right w:val="nil" w:color="000000"/>
+            </w:tcBorders>
+          </w:tcPr>
+          <w:p>
+            <w:pPr>
+              <w:spacing w:after="0"/>
+            </w:pPr>
+          </w:p>
+        </w:tc>
+        <w:tc>
+          <w:tcPr>
+            <w:tcW w:w="850" w:type="dxa"/>
+            <w:tcBorders>
+              <w:top w:val="single" w:color="000000"/>
+              <w:left w:val="nil" w:color="000000"/>
+              <w:bottom w:val="nil" w:color="000000"/>
+              <w:right w:val="nil" w:color="000000"/>
+            </w:tcBorders>
+          </w:tcPr>
+          <w:p>
+            <w:pPr>
+              <w:spacing w:after="0"/>
+            </w:pPr>
+          </w:p>
+        </w:tc>
+        <w:tc>
+          <w:tcPr>
+            <w:tcW w:w="850" w:type="dxa"/>
+            <w:tcBorders>
+              <w:top w:val="single" w:color="000000"/>
+              <w:left w:val="nil" w:color="000000"/>
+              <w:bottom w:val="nil" w:color="000000"/>
+              <w:right w:val="nil" w:color="000000"/>
+            </w:tcBorders>
+          </w:tcPr>
+          <w:p>
+            <w:pPr>
+              <w:spacing w:after="0"/>
+            </w:pPr>
+          </w:p>
+        </w:tc>
+        <w:tc>
+          <w:tcPr>
+            <w:tcW w:w="850" w:type="dxa"/>
             <w:tcBorders>
               <w:top w:val="single" w:color="000000"/>
               <w:left w:val="nil" w:color="000000"/>
@@ -189,7 +661,7 @@
       <w:tr>
         <w:tc>
           <w:tcPr>
-            <w:tcW w:w="3120" w:type="dxa"/>
+            <w:tcW w:w="850" w:type="dxa"/>
             <w:tcBorders>
               <w:top w:val="nil" w:color="000000"/>
               <w:left w:val="nil" w:color="000000"/>
@@ -210,7 +682,7 @@
         </w:tc>
         <w:tc>
           <w:tcPr>
-            <w:tcW w:w="3120" w:type="dxa"/>
+            <w:tcW w:w="850" w:type="dxa"/>
             <w:tcBorders>
               <w:top w:val="nil" w:color="000000"/>
               <w:left w:val="single" w:color="000000"/>
@@ -231,7 +703,7 @@
         </w:tc>
         <w:tc>
           <w:tcPr>
-            <w:tcW w:w="3120" w:type="dxa"/>
+            <w:tcW w:w="850" w:type="dxa"/>
             <w:tcBorders>
               <w:top w:val="nil" w:color="000000"/>
               <w:left w:val="nil" w:color="000000"/>
@@ -247,6 +719,174 @@
             </w:pPr>
             <w:r>
               <w:t xml:space="preserve">-0.16*</w:t>
+            </w:r>
+          </w:p>
+        </w:tc>
+        <w:tc>
+          <w:tcPr>
+            <w:tcW w:w="850" w:type="dxa"/>
+            <w:tcBorders>
+              <w:top w:val="nil" w:color="000000"/>
+              <w:left w:val="nil" w:color="000000"/>
+              <w:bottom w:val="nil" w:color="000000"/>
+              <w:right w:val="nil" w:color="000000"/>
+            </w:tcBorders>
+            <w:vAlign w:val="bottom"/>
+          </w:tcPr>
+          <w:p>
+            <w:pPr>
+              <w:spacing w:after="0"/>
+              <w:jc w:val="center"/>
+            </w:pPr>
+            <w:r>
+              <w:t xml:space="preserve">-0.17**</w:t>
+            </w:r>
+          </w:p>
+        </w:tc>
+        <w:tc>
+          <w:tcPr>
+            <w:tcW w:w="850" w:type="dxa"/>
+            <w:tcBorders>
+              <w:top w:val="nil" w:color="000000"/>
+              <w:left w:val="nil" w:color="000000"/>
+              <w:bottom w:val="nil" w:color="000000"/>
+              <w:right w:val="nil" w:color="000000"/>
+            </w:tcBorders>
+            <w:vAlign w:val="bottom"/>
+          </w:tcPr>
+          <w:p>
+            <w:pPr>
+              <w:spacing w:after="0"/>
+              <w:jc w:val="center"/>
+            </w:pPr>
+            <w:r>
+              <w:t xml:space="preserve">-0.17**</w:t>
+            </w:r>
+          </w:p>
+        </w:tc>
+        <w:tc>
+          <w:tcPr>
+            <w:tcW w:w="850" w:type="dxa"/>
+            <w:tcBorders>
+              <w:top w:val="nil" w:color="000000"/>
+              <w:left w:val="nil" w:color="000000"/>
+              <w:bottom w:val="nil" w:color="000000"/>
+              <w:right w:val="nil" w:color="000000"/>
+            </w:tcBorders>
+            <w:vAlign w:val="bottom"/>
+          </w:tcPr>
+          <w:p>
+            <w:pPr>
+              <w:spacing w:after="0"/>
+              <w:jc w:val="center"/>
+            </w:pPr>
+            <w:r>
+              <w:t xml:space="preserve">-0.17**</w:t>
+            </w:r>
+          </w:p>
+        </w:tc>
+        <w:tc>
+          <w:tcPr>
+            <w:tcW w:w="850" w:type="dxa"/>
+            <w:tcBorders>
+              <w:top w:val="nil" w:color="000000"/>
+              <w:left w:val="nil" w:color="000000"/>
+              <w:bottom w:val="nil" w:color="000000"/>
+              <w:right w:val="nil" w:color="000000"/>
+            </w:tcBorders>
+            <w:vAlign w:val="bottom"/>
+          </w:tcPr>
+          <w:p>
+            <w:pPr>
+              <w:spacing w:after="0"/>
+              <w:jc w:val="center"/>
+            </w:pPr>
+            <w:r>
+              <w:t xml:space="preserve">-0.18**</w:t>
+            </w:r>
+          </w:p>
+        </w:tc>
+        <w:tc>
+          <w:tcPr>
+            <w:tcW w:w="850" w:type="dxa"/>
+            <w:tcBorders>
+              <w:top w:val="nil" w:color="000000"/>
+              <w:left w:val="nil" w:color="000000"/>
+              <w:bottom w:val="nil" w:color="000000"/>
+              <w:right w:val="nil" w:color="000000"/>
+            </w:tcBorders>
+            <w:vAlign w:val="bottom"/>
+          </w:tcPr>
+          <w:p>
+            <w:pPr>
+              <w:spacing w:after="0"/>
+              <w:jc w:val="center"/>
+            </w:pPr>
+            <w:r>
+              <w:t xml:space="preserve">-0.21***</w:t>
+            </w:r>
+          </w:p>
+        </w:tc>
+        <w:tc>
+          <w:tcPr>
+            <w:tcW w:w="850" w:type="dxa"/>
+            <w:tcBorders>
+              <w:top w:val="nil" w:color="000000"/>
+              <w:left w:val="nil" w:color="000000"/>
+              <w:bottom w:val="nil" w:color="000000"/>
+              <w:right w:val="nil" w:color="000000"/>
+            </w:tcBorders>
+            <w:vAlign w:val="bottom"/>
+          </w:tcPr>
+          <w:p>
+            <w:pPr>
+              <w:spacing w:after="0"/>
+              <w:jc w:val="center"/>
+            </w:pPr>
+            <w:r>
+              <w:t xml:space="preserve">-0.17**</w:t>
+            </w:r>
+          </w:p>
+        </w:tc>
+        <w:tc>
+          <w:tcPr>
+            <w:tcW w:w="850" w:type="dxa"/>
+            <w:tcBorders>
+              <w:top w:val="nil" w:color="000000"/>
+              <w:left w:val="nil" w:color="000000"/>
+              <w:bottom w:val="nil" w:color="000000"/>
+              <w:right w:val="nil" w:color="000000"/>
+            </w:tcBorders>
+            <w:vAlign w:val="bottom"/>
+          </w:tcPr>
+          <w:p>
+            <w:pPr>
+              <w:spacing w:after="0"/>
+              <w:jc w:val="center"/>
+            </w:pPr>
+            <w:r>
+              <w:t xml:space="preserve">-0.16**</w:t>
+            </w:r>
+          </w:p>
+        </w:tc>
+        <w:tc>
+          <w:tcPr>
+            <w:tcW w:w="850" w:type="dxa"/>
+            <w:tcBorders>
+              <w:top w:val="nil" w:color="000000"/>
+              <w:left w:val="nil" w:color="000000"/>
+              <w:bottom w:val="nil" w:color="000000"/>
+              <w:right w:val="nil" w:color="000000"/>
+            </w:tcBorders>
+            <w:vAlign w:val="bottom"/>
+          </w:tcPr>
+          <w:p>
+            <w:pPr>
+              <w:spacing w:after="0"/>
+              <w:jc w:val="center"/>
+            </w:pPr>
+            <w:r>
+              <w:t xml:space="preserve">-0.16**</w:t>
             </w:r>
           </w:p>
         </w:tc>
@@ -254,7 +894,7 @@
       <w:tr>
         <w:tc>
           <w:tcPr>
-            <w:tcW w:w="3120" w:type="dxa"/>
+            <w:tcW w:w="850" w:type="dxa"/>
             <w:tcBorders>
               <w:top w:val="nil" w:color="000000"/>
               <w:left w:val="nil" w:color="000000"/>
@@ -270,7 +910,7 @@
         </w:tc>
         <w:tc>
           <w:tcPr>
-            <w:tcW w:w="3120" w:type="dxa"/>
+            <w:tcW w:w="850" w:type="dxa"/>
             <w:tcBorders>
               <w:top w:val="nil" w:color="000000"/>
               <w:left w:val="single" w:color="000000"/>
@@ -291,7 +931,7 @@
         </w:tc>
         <w:tc>
           <w:tcPr>
-            <w:tcW w:w="3120" w:type="dxa"/>
+            <w:tcW w:w="850" w:type="dxa"/>
             <w:tcBorders>
               <w:top w:val="nil" w:color="000000"/>
               <w:left w:val="nil" w:color="000000"/>
@@ -307,6 +947,174 @@
             </w:pPr>
             <w:r>
               <w:t xml:space="preserve">[-0.33,0.01]</w:t>
+            </w:r>
+          </w:p>
+        </w:tc>
+        <w:tc>
+          <w:tcPr>
+            <w:tcW w:w="850" w:type="dxa"/>
+            <w:tcBorders>
+              <w:top w:val="nil" w:color="000000"/>
+              <w:left w:val="nil" w:color="000000"/>
+              <w:bottom w:val="nil" w:color="000000"/>
+              <w:right w:val="nil" w:color="000000"/>
+            </w:tcBorders>
+            <w:vAlign w:val="bottom"/>
+          </w:tcPr>
+          <w:p>
+            <w:pPr>
+              <w:spacing w:after="0"/>
+              <w:jc w:val="center"/>
+            </w:pPr>
+            <w:r>
+              <w:t xml:space="preserve">[-0.33,-0.02]</w:t>
+            </w:r>
+          </w:p>
+        </w:tc>
+        <w:tc>
+          <w:tcPr>
+            <w:tcW w:w="850" w:type="dxa"/>
+            <w:tcBorders>
+              <w:top w:val="nil" w:color="000000"/>
+              <w:left w:val="nil" w:color="000000"/>
+              <w:bottom w:val="nil" w:color="000000"/>
+              <w:right w:val="nil" w:color="000000"/>
+            </w:tcBorders>
+            <w:vAlign w:val="bottom"/>
+          </w:tcPr>
+          <w:p>
+            <w:pPr>
+              <w:spacing w:after="0"/>
+              <w:jc w:val="center"/>
+            </w:pPr>
+            <w:r>
+              <w:t xml:space="preserve">[-0.34,-0.01]</w:t>
+            </w:r>
+          </w:p>
+        </w:tc>
+        <w:tc>
+          <w:tcPr>
+            <w:tcW w:w="850" w:type="dxa"/>
+            <w:tcBorders>
+              <w:top w:val="nil" w:color="000000"/>
+              <w:left w:val="nil" w:color="000000"/>
+              <w:bottom w:val="nil" w:color="000000"/>
+              <w:right w:val="nil" w:color="000000"/>
+            </w:tcBorders>
+            <w:vAlign w:val="bottom"/>
+          </w:tcPr>
+          <w:p>
+            <w:pPr>
+              <w:spacing w:after="0"/>
+              <w:jc w:val="center"/>
+            </w:pPr>
+            <w:r>
+              <w:t xml:space="preserve">[-0.33,-0.01]</w:t>
+            </w:r>
+          </w:p>
+        </w:tc>
+        <w:tc>
+          <w:tcPr>
+            <w:tcW w:w="850" w:type="dxa"/>
+            <w:tcBorders>
+              <w:top w:val="nil" w:color="000000"/>
+              <w:left w:val="nil" w:color="000000"/>
+              <w:bottom w:val="nil" w:color="000000"/>
+              <w:right w:val="nil" w:color="000000"/>
+            </w:tcBorders>
+            <w:vAlign w:val="bottom"/>
+          </w:tcPr>
+          <w:p>
+            <w:pPr>
+              <w:spacing w:after="0"/>
+              <w:jc w:val="center"/>
+            </w:pPr>
+            <w:r>
+              <w:t xml:space="preserve">[-0.34,-0.02]</w:t>
+            </w:r>
+          </w:p>
+        </w:tc>
+        <w:tc>
+          <w:tcPr>
+            <w:tcW w:w="850" w:type="dxa"/>
+            <w:tcBorders>
+              <w:top w:val="nil" w:color="000000"/>
+              <w:left w:val="nil" w:color="000000"/>
+              <w:bottom w:val="nil" w:color="000000"/>
+              <w:right w:val="nil" w:color="000000"/>
+            </w:tcBorders>
+            <w:vAlign w:val="bottom"/>
+          </w:tcPr>
+          <w:p>
+            <w:pPr>
+              <w:spacing w:after="0"/>
+              <w:jc w:val="center"/>
+            </w:pPr>
+            <w:r>
+              <w:t xml:space="preserve">[-0.37,-0.05]</w:t>
+            </w:r>
+          </w:p>
+        </w:tc>
+        <w:tc>
+          <w:tcPr>
+            <w:tcW w:w="850" w:type="dxa"/>
+            <w:tcBorders>
+              <w:top w:val="nil" w:color="000000"/>
+              <w:left w:val="nil" w:color="000000"/>
+              <w:bottom w:val="nil" w:color="000000"/>
+              <w:right w:val="nil" w:color="000000"/>
+            </w:tcBorders>
+            <w:vAlign w:val="bottom"/>
+          </w:tcPr>
+          <w:p>
+            <w:pPr>
+              <w:spacing w:after="0"/>
+              <w:jc w:val="center"/>
+            </w:pPr>
+            <w:r>
+              <w:t xml:space="preserve">[-0.33,-0.01]</w:t>
+            </w:r>
+          </w:p>
+        </w:tc>
+        <w:tc>
+          <w:tcPr>
+            <w:tcW w:w="850" w:type="dxa"/>
+            <w:tcBorders>
+              <w:top w:val="nil" w:color="000000"/>
+              <w:left w:val="nil" w:color="000000"/>
+              <w:bottom w:val="nil" w:color="000000"/>
+              <w:right w:val="nil" w:color="000000"/>
+            </w:tcBorders>
+            <w:vAlign w:val="bottom"/>
+          </w:tcPr>
+          <w:p>
+            <w:pPr>
+              <w:spacing w:after="0"/>
+              <w:jc w:val="center"/>
+            </w:pPr>
+            <w:r>
+              <w:t xml:space="preserve">[-0.31,-0.02]</w:t>
+            </w:r>
+          </w:p>
+        </w:tc>
+        <w:tc>
+          <w:tcPr>
+            <w:tcW w:w="850" w:type="dxa"/>
+            <w:tcBorders>
+              <w:top w:val="nil" w:color="000000"/>
+              <w:left w:val="nil" w:color="000000"/>
+              <w:bottom w:val="nil" w:color="000000"/>
+              <w:right w:val="nil" w:color="000000"/>
+            </w:tcBorders>
+            <w:vAlign w:val="bottom"/>
+          </w:tcPr>
+          <w:p>
+            <w:pPr>
+              <w:spacing w:after="0"/>
+              <w:jc w:val="center"/>
+            </w:pPr>
+            <w:r>
+              <w:t xml:space="preserve">[-0.31,-0.01]</w:t>
             </w:r>
           </w:p>
         </w:tc>
@@ -314,7 +1122,7 @@
       <w:tr>
         <w:tc>
           <w:tcPr>
-            <w:tcW w:w="3120" w:type="dxa"/>
+            <w:tcW w:w="850" w:type="dxa"/>
             <w:tcBorders>
               <w:top w:val="nil" w:color="000000"/>
               <w:left w:val="nil" w:color="000000"/>
@@ -335,7 +1143,7 @@
         </w:tc>
         <w:tc>
           <w:tcPr>
-            <w:tcW w:w="3120" w:type="dxa"/>
+            <w:tcW w:w="850" w:type="dxa"/>
             <w:tcBorders>
               <w:top w:val="nil" w:color="000000"/>
               <w:left w:val="single" w:color="000000"/>
@@ -356,7 +1164,7 @@
         </w:tc>
         <w:tc>
           <w:tcPr>
-            <w:tcW w:w="3120" w:type="dxa"/>
+            <w:tcW w:w="850" w:type="dxa"/>
             <w:tcBorders>
               <w:top w:val="nil" w:color="000000"/>
               <w:left w:val="nil" w:color="000000"/>
@@ -372,6 +1180,174 @@
             </w:pPr>
             <w:r>
               <w:t xml:space="preserve">0.23*</w:t>
+            </w:r>
+          </w:p>
+        </w:tc>
+        <w:tc>
+          <w:tcPr>
+            <w:tcW w:w="850" w:type="dxa"/>
+            <w:tcBorders>
+              <w:top w:val="nil" w:color="000000"/>
+              <w:left w:val="nil" w:color="000000"/>
+              <w:bottom w:val="nil" w:color="000000"/>
+              <w:right w:val="nil" w:color="000000"/>
+            </w:tcBorders>
+            <w:vAlign w:val="bottom"/>
+          </w:tcPr>
+          <w:p>
+            <w:pPr>
+              <w:spacing w:after="0"/>
+              <w:jc w:val="center"/>
+            </w:pPr>
+            <w:r>
+              <w:t xml:space="preserve">0.23**</w:t>
+            </w:r>
+          </w:p>
+        </w:tc>
+        <w:tc>
+          <w:tcPr>
+            <w:tcW w:w="850" w:type="dxa"/>
+            <w:tcBorders>
+              <w:top w:val="nil" w:color="000000"/>
+              <w:left w:val="nil" w:color="000000"/>
+              <w:bottom w:val="nil" w:color="000000"/>
+              <w:right w:val="nil" w:color="000000"/>
+            </w:tcBorders>
+            <w:vAlign w:val="bottom"/>
+          </w:tcPr>
+          <w:p>
+            <w:pPr>
+              <w:spacing w:after="0"/>
+              <w:jc w:val="center"/>
+            </w:pPr>
+            <w:r>
+              <w:t xml:space="preserve">0.24**</w:t>
+            </w:r>
+          </w:p>
+        </w:tc>
+        <w:tc>
+          <w:tcPr>
+            <w:tcW w:w="850" w:type="dxa"/>
+            <w:tcBorders>
+              <w:top w:val="nil" w:color="000000"/>
+              <w:left w:val="nil" w:color="000000"/>
+              <w:bottom w:val="nil" w:color="000000"/>
+              <w:right w:val="nil" w:color="000000"/>
+            </w:tcBorders>
+            <w:vAlign w:val="bottom"/>
+          </w:tcPr>
+          <w:p>
+            <w:pPr>
+              <w:spacing w:after="0"/>
+              <w:jc w:val="center"/>
+            </w:pPr>
+            <w:r>
+              <w:t xml:space="preserve">0.23**</w:t>
+            </w:r>
+          </w:p>
+        </w:tc>
+        <w:tc>
+          <w:tcPr>
+            <w:tcW w:w="850" w:type="dxa"/>
+            <w:tcBorders>
+              <w:top w:val="nil" w:color="000000"/>
+              <w:left w:val="nil" w:color="000000"/>
+              <w:bottom w:val="nil" w:color="000000"/>
+              <w:right w:val="nil" w:color="000000"/>
+            </w:tcBorders>
+            <w:vAlign w:val="bottom"/>
+          </w:tcPr>
+          <w:p>
+            <w:pPr>
+              <w:spacing w:after="0"/>
+              <w:jc w:val="center"/>
+            </w:pPr>
+            <w:r>
+              <w:t xml:space="preserve">0.23**</w:t>
+            </w:r>
+          </w:p>
+        </w:tc>
+        <w:tc>
+          <w:tcPr>
+            <w:tcW w:w="850" w:type="dxa"/>
+            <w:tcBorders>
+              <w:top w:val="nil" w:color="000000"/>
+              <w:left w:val="nil" w:color="000000"/>
+              <w:bottom w:val="nil" w:color="000000"/>
+              <w:right w:val="nil" w:color="000000"/>
+            </w:tcBorders>
+            <w:vAlign w:val="bottom"/>
+          </w:tcPr>
+          <w:p>
+            <w:pPr>
+              <w:spacing w:after="0"/>
+              <w:jc w:val="center"/>
+            </w:pPr>
+            <w:r>
+              <w:t xml:space="preserve">0.21*</w:t>
+            </w:r>
+          </w:p>
+        </w:tc>
+        <w:tc>
+          <w:tcPr>
+            <w:tcW w:w="850" w:type="dxa"/>
+            <w:tcBorders>
+              <w:top w:val="nil" w:color="000000"/>
+              <w:left w:val="nil" w:color="000000"/>
+              <w:bottom w:val="nil" w:color="000000"/>
+              <w:right w:val="nil" w:color="000000"/>
+            </w:tcBorders>
+            <w:vAlign w:val="bottom"/>
+          </w:tcPr>
+          <w:p>
+            <w:pPr>
+              <w:spacing w:after="0"/>
+              <w:jc w:val="center"/>
+            </w:pPr>
+            <w:r>
+              <w:t xml:space="preserve">0.24**</w:t>
+            </w:r>
+          </w:p>
+        </w:tc>
+        <w:tc>
+          <w:tcPr>
+            <w:tcW w:w="850" w:type="dxa"/>
+            <w:tcBorders>
+              <w:top w:val="nil" w:color="000000"/>
+              <w:left w:val="nil" w:color="000000"/>
+              <w:bottom w:val="nil" w:color="000000"/>
+              <w:right w:val="nil" w:color="000000"/>
+            </w:tcBorders>
+            <w:vAlign w:val="bottom"/>
+          </w:tcPr>
+          <w:p>
+            <w:pPr>
+              <w:spacing w:after="0"/>
+              <w:jc w:val="center"/>
+            </w:pPr>
+            <w:r>
+              <w:t xml:space="preserve">0.21*</w:t>
+            </w:r>
+          </w:p>
+        </w:tc>
+        <w:tc>
+          <w:tcPr>
+            <w:tcW w:w="850" w:type="dxa"/>
+            <w:tcBorders>
+              <w:top w:val="nil" w:color="000000"/>
+              <w:left w:val="nil" w:color="000000"/>
+              <w:bottom w:val="nil" w:color="000000"/>
+              <w:right w:val="nil" w:color="000000"/>
+            </w:tcBorders>
+            <w:vAlign w:val="bottom"/>
+          </w:tcPr>
+          <w:p>
+            <w:pPr>
+              <w:spacing w:after="0"/>
+              <w:jc w:val="center"/>
+            </w:pPr>
+            <w:r>
+              <w:t xml:space="preserve">0.21**</w:t>
             </w:r>
           </w:p>
         </w:tc>
@@ -379,7 +1355,7 @@
       <w:tr>
         <w:tc>
           <w:tcPr>
-            <w:tcW w:w="3120" w:type="dxa"/>
+            <w:tcW w:w="850" w:type="dxa"/>
             <w:tcBorders>
               <w:top w:val="nil" w:color="000000"/>
               <w:left w:val="nil" w:color="000000"/>
@@ -395,7 +1371,7 @@
         </w:tc>
         <w:tc>
           <w:tcPr>
-            <w:tcW w:w="3120" w:type="dxa"/>
+            <w:tcW w:w="850" w:type="dxa"/>
             <w:tcBorders>
               <w:top w:val="nil" w:color="000000"/>
               <w:left w:val="single" w:color="000000"/>
@@ -416,7 +1392,7 @@
         </w:tc>
         <w:tc>
           <w:tcPr>
-            <w:tcW w:w="3120" w:type="dxa"/>
+            <w:tcW w:w="850" w:type="dxa"/>
             <w:tcBorders>
               <w:top w:val="nil" w:color="000000"/>
               <w:left w:val="nil" w:color="000000"/>
@@ -432,6 +1408,174 @@
             </w:pPr>
             <w:r>
               <w:t xml:space="preserve">[-0.03,0.48]</w:t>
+            </w:r>
+          </w:p>
+        </w:tc>
+        <w:tc>
+          <w:tcPr>
+            <w:tcW w:w="850" w:type="dxa"/>
+            <w:tcBorders>
+              <w:top w:val="nil" w:color="000000"/>
+              <w:left w:val="nil" w:color="000000"/>
+              <w:bottom w:val="nil" w:color="000000"/>
+              <w:right w:val="nil" w:color="000000"/>
+            </w:tcBorders>
+            <w:vAlign w:val="bottom"/>
+          </w:tcPr>
+          <w:p>
+            <w:pPr>
+              <w:spacing w:after="0"/>
+              <w:jc w:val="center"/>
+            </w:pPr>
+            <w:r>
+              <w:t xml:space="preserve">[0.02,0.43]</w:t>
+            </w:r>
+          </w:p>
+        </w:tc>
+        <w:tc>
+          <w:tcPr>
+            <w:tcW w:w="850" w:type="dxa"/>
+            <w:tcBorders>
+              <w:top w:val="nil" w:color="000000"/>
+              <w:left w:val="nil" w:color="000000"/>
+              <w:bottom w:val="nil" w:color="000000"/>
+              <w:right w:val="nil" w:color="000000"/>
+            </w:tcBorders>
+            <w:vAlign w:val="bottom"/>
+          </w:tcPr>
+          <w:p>
+            <w:pPr>
+              <w:spacing w:after="0"/>
+              <w:jc w:val="center"/>
+            </w:pPr>
+            <w:r>
+              <w:t xml:space="preserve">[0.01,0.47]</w:t>
+            </w:r>
+          </w:p>
+        </w:tc>
+        <w:tc>
+          <w:tcPr>
+            <w:tcW w:w="850" w:type="dxa"/>
+            <w:tcBorders>
+              <w:top w:val="nil" w:color="000000"/>
+              <w:left w:val="nil" w:color="000000"/>
+              <w:bottom w:val="nil" w:color="000000"/>
+              <w:right w:val="nil" w:color="000000"/>
+            </w:tcBorders>
+            <w:vAlign w:val="bottom"/>
+          </w:tcPr>
+          <w:p>
+            <w:pPr>
+              <w:spacing w:after="0"/>
+              <w:jc w:val="center"/>
+            </w:pPr>
+            <w:r>
+              <w:t xml:space="preserve">[0.02,0.45]</w:t>
+            </w:r>
+          </w:p>
+        </w:tc>
+        <w:tc>
+          <w:tcPr>
+            <w:tcW w:w="850" w:type="dxa"/>
+            <w:tcBorders>
+              <w:top w:val="nil" w:color="000000"/>
+              <w:left w:val="nil" w:color="000000"/>
+              <w:bottom w:val="nil" w:color="000000"/>
+              <w:right w:val="nil" w:color="000000"/>
+            </w:tcBorders>
+            <w:vAlign w:val="bottom"/>
+          </w:tcPr>
+          <w:p>
+            <w:pPr>
+              <w:spacing w:after="0"/>
+              <w:jc w:val="center"/>
+            </w:pPr>
+            <w:r>
+              <w:t xml:space="preserve">[0.02,0.44]</w:t>
+            </w:r>
+          </w:p>
+        </w:tc>
+        <w:tc>
+          <w:tcPr>
+            <w:tcW w:w="850" w:type="dxa"/>
+            <w:tcBorders>
+              <w:top w:val="nil" w:color="000000"/>
+              <w:left w:val="nil" w:color="000000"/>
+              <w:bottom w:val="nil" w:color="000000"/>
+              <w:right w:val="nil" w:color="000000"/>
+            </w:tcBorders>
+            <w:vAlign w:val="bottom"/>
+          </w:tcPr>
+          <w:p>
+            <w:pPr>
+              <w:spacing w:after="0"/>
+              <w:jc w:val="center"/>
+            </w:pPr>
+            <w:r>
+              <w:t xml:space="preserve">[-0.01,0.43]</w:t>
+            </w:r>
+          </w:p>
+        </w:tc>
+        <w:tc>
+          <w:tcPr>
+            <w:tcW w:w="850" w:type="dxa"/>
+            <w:tcBorders>
+              <w:top w:val="nil" w:color="000000"/>
+              <w:left w:val="nil" w:color="000000"/>
+              <w:bottom w:val="nil" w:color="000000"/>
+              <w:right w:val="nil" w:color="000000"/>
+            </w:tcBorders>
+            <w:vAlign w:val="bottom"/>
+          </w:tcPr>
+          <w:p>
+            <w:pPr>
+              <w:spacing w:after="0"/>
+              <w:jc w:val="center"/>
+            </w:pPr>
+            <w:r>
+              <w:t xml:space="preserve">[0.03,0.46]</w:t>
+            </w:r>
+          </w:p>
+        </w:tc>
+        <w:tc>
+          <w:tcPr>
+            <w:tcW w:w="850" w:type="dxa"/>
+            <w:tcBorders>
+              <w:top w:val="nil" w:color="000000"/>
+              <w:left w:val="nil" w:color="000000"/>
+              <w:bottom w:val="nil" w:color="000000"/>
+              <w:right w:val="nil" w:color="000000"/>
+            </w:tcBorders>
+            <w:vAlign w:val="bottom"/>
+          </w:tcPr>
+          <w:p>
+            <w:pPr>
+              <w:spacing w:after="0"/>
+              <w:jc w:val="center"/>
+            </w:pPr>
+            <w:r>
+              <w:t xml:space="preserve">[-0.00,0.41]</w:t>
+            </w:r>
+          </w:p>
+        </w:tc>
+        <w:tc>
+          <w:tcPr>
+            <w:tcW w:w="850" w:type="dxa"/>
+            <w:tcBorders>
+              <w:top w:val="nil" w:color="000000"/>
+              <w:left w:val="nil" w:color="000000"/>
+              <w:bottom w:val="nil" w:color="000000"/>
+              <w:right w:val="nil" w:color="000000"/>
+            </w:tcBorders>
+            <w:vAlign w:val="bottom"/>
+          </w:tcPr>
+          <w:p>
+            <w:pPr>
+              <w:spacing w:after="0"/>
+              <w:jc w:val="center"/>
+            </w:pPr>
+            <w:r>
+              <w:t xml:space="preserve">[0.01,0.42]</w:t>
             </w:r>
           </w:p>
         </w:tc>
@@ -439,7 +1583,7 @@
       <w:tr>
         <w:tc>
           <w:tcPr>
-            <w:tcW w:w="3120" w:type="dxa"/>
+            <w:tcW w:w="850" w:type="dxa"/>
             <w:tcBorders>
               <w:top w:val="nil" w:color="000000"/>
               <w:left w:val="nil" w:color="000000"/>
@@ -460,7 +1604,7 @@
         </w:tc>
         <w:tc>
           <w:tcPr>
-            <w:tcW w:w="3120" w:type="dxa"/>
+            <w:tcW w:w="850" w:type="dxa"/>
             <w:tcBorders>
               <w:top w:val="nil" w:color="000000"/>
               <w:left w:val="single" w:color="000000"/>
@@ -481,7 +1625,7 @@
         </w:tc>
         <w:tc>
           <w:tcPr>
-            <w:tcW w:w="3120" w:type="dxa"/>
+            <w:tcW w:w="850" w:type="dxa"/>
             <w:tcBorders>
               <w:top w:val="nil" w:color="000000"/>
               <w:left w:val="nil" w:color="000000"/>
@@ -497,6 +1641,174 @@
             </w:pPr>
             <w:r>
               <w:t xml:space="preserve">0.10</w:t>
+            </w:r>
+          </w:p>
+        </w:tc>
+        <w:tc>
+          <w:tcPr>
+            <w:tcW w:w="850" w:type="dxa"/>
+            <w:tcBorders>
+              <w:top w:val="nil" w:color="000000"/>
+              <w:left w:val="nil" w:color="000000"/>
+              <w:bottom w:val="nil" w:color="000000"/>
+              <w:right w:val="nil" w:color="000000"/>
+            </w:tcBorders>
+            <w:vAlign w:val="bottom"/>
+          </w:tcPr>
+          <w:p>
+            <w:pPr>
+              <w:spacing w:after="0"/>
+              <w:jc w:val="center"/>
+            </w:pPr>
+            <w:r>
+              <w:t xml:space="preserve">0.11</w:t>
+            </w:r>
+          </w:p>
+        </w:tc>
+        <w:tc>
+          <w:tcPr>
+            <w:tcW w:w="850" w:type="dxa"/>
+            <w:tcBorders>
+              <w:top w:val="nil" w:color="000000"/>
+              <w:left w:val="nil" w:color="000000"/>
+              <w:bottom w:val="nil" w:color="000000"/>
+              <w:right w:val="nil" w:color="000000"/>
+            </w:tcBorders>
+            <w:vAlign w:val="bottom"/>
+          </w:tcPr>
+          <w:p>
+            <w:pPr>
+              <w:spacing w:after="0"/>
+              <w:jc w:val="center"/>
+            </w:pPr>
+            <w:r>
+              <w:t xml:space="preserve">0.12*</w:t>
+            </w:r>
+          </w:p>
+        </w:tc>
+        <w:tc>
+          <w:tcPr>
+            <w:tcW w:w="850" w:type="dxa"/>
+            <w:tcBorders>
+              <w:top w:val="nil" w:color="000000"/>
+              <w:left w:val="nil" w:color="000000"/>
+              <w:bottom w:val="nil" w:color="000000"/>
+              <w:right w:val="nil" w:color="000000"/>
+            </w:tcBorders>
+            <w:vAlign w:val="bottom"/>
+          </w:tcPr>
+          <w:p>
+            <w:pPr>
+              <w:spacing w:after="0"/>
+              <w:jc w:val="center"/>
+            </w:pPr>
+            <w:r>
+              <w:t xml:space="preserve">0.11*</w:t>
+            </w:r>
+          </w:p>
+        </w:tc>
+        <w:tc>
+          <w:tcPr>
+            <w:tcW w:w="850" w:type="dxa"/>
+            <w:tcBorders>
+              <w:top w:val="nil" w:color="000000"/>
+              <w:left w:val="nil" w:color="000000"/>
+              <w:bottom w:val="nil" w:color="000000"/>
+              <w:right w:val="nil" w:color="000000"/>
+            </w:tcBorders>
+            <w:vAlign w:val="bottom"/>
+          </w:tcPr>
+          <w:p>
+            <w:pPr>
+              <w:spacing w:after="0"/>
+              <w:jc w:val="center"/>
+            </w:pPr>
+            <w:r>
+              <w:t xml:space="preserve">0.11*</w:t>
+            </w:r>
+          </w:p>
+        </w:tc>
+        <w:tc>
+          <w:tcPr>
+            <w:tcW w:w="850" w:type="dxa"/>
+            <w:tcBorders>
+              <w:top w:val="nil" w:color="000000"/>
+              <w:left w:val="nil" w:color="000000"/>
+              <w:bottom w:val="nil" w:color="000000"/>
+              <w:right w:val="nil" w:color="000000"/>
+            </w:tcBorders>
+            <w:vAlign w:val="bottom"/>
+          </w:tcPr>
+          <w:p>
+            <w:pPr>
+              <w:spacing w:after="0"/>
+              <w:jc w:val="center"/>
+            </w:pPr>
+            <w:r>
+              <w:t xml:space="preserve">0.13**</w:t>
+            </w:r>
+          </w:p>
+        </w:tc>
+        <w:tc>
+          <w:tcPr>
+            <w:tcW w:w="850" w:type="dxa"/>
+            <w:tcBorders>
+              <w:top w:val="nil" w:color="000000"/>
+              <w:left w:val="nil" w:color="000000"/>
+              <w:bottom w:val="nil" w:color="000000"/>
+              <w:right w:val="nil" w:color="000000"/>
+            </w:tcBorders>
+            <w:vAlign w:val="bottom"/>
+          </w:tcPr>
+          <w:p>
+            <w:pPr>
+              <w:spacing w:after="0"/>
+              <w:jc w:val="center"/>
+            </w:pPr>
+            <w:r>
+              <w:t xml:space="preserve">0.12*</w:t>
+            </w:r>
+          </w:p>
+        </w:tc>
+        <w:tc>
+          <w:tcPr>
+            <w:tcW w:w="850" w:type="dxa"/>
+            <w:tcBorders>
+              <w:top w:val="nil" w:color="000000"/>
+              <w:left w:val="nil" w:color="000000"/>
+              <w:bottom w:val="nil" w:color="000000"/>
+              <w:right w:val="nil" w:color="000000"/>
+            </w:tcBorders>
+            <w:vAlign w:val="bottom"/>
+          </w:tcPr>
+          <w:p>
+            <w:pPr>
+              <w:spacing w:after="0"/>
+              <w:jc w:val="center"/>
+            </w:pPr>
+            <w:r>
+              <w:t xml:space="preserve">0.09*</w:t>
+            </w:r>
+          </w:p>
+        </w:tc>
+        <w:tc>
+          <w:tcPr>
+            <w:tcW w:w="850" w:type="dxa"/>
+            <w:tcBorders>
+              <w:top w:val="nil" w:color="000000"/>
+              <w:left w:val="nil" w:color="000000"/>
+              <w:bottom w:val="nil" w:color="000000"/>
+              <w:right w:val="nil" w:color="000000"/>
+            </w:tcBorders>
+            <w:vAlign w:val="bottom"/>
+          </w:tcPr>
+          <w:p>
+            <w:pPr>
+              <w:spacing w:after="0"/>
+              <w:jc w:val="center"/>
+            </w:pPr>
+            <w:r>
+              <w:t xml:space="preserve">0.10*</w:t>
             </w:r>
           </w:p>
         </w:tc>
@@ -504,7 +1816,7 @@
       <w:tr>
         <w:tc>
           <w:tcPr>
-            <w:tcW w:w="3120" w:type="dxa"/>
+            <w:tcW w:w="850" w:type="dxa"/>
             <w:tcBorders>
               <w:top w:val="nil" w:color="000000"/>
               <w:left w:val="nil" w:color="000000"/>
@@ -520,7 +1832,7 @@
         </w:tc>
         <w:tc>
           <w:tcPr>
-            <w:tcW w:w="3120" w:type="dxa"/>
+            <w:tcW w:w="850" w:type="dxa"/>
             <w:tcBorders>
               <w:top w:val="nil" w:color="000000"/>
               <w:left w:val="single" w:color="000000"/>
@@ -541,7 +1853,7 @@
         </w:tc>
         <w:tc>
           <w:tcPr>
-            <w:tcW w:w="3120" w:type="dxa"/>
+            <w:tcW w:w="850" w:type="dxa"/>
             <w:tcBorders>
               <w:top w:val="nil" w:color="000000"/>
               <w:left w:val="nil" w:color="000000"/>
@@ -557,6 +1869,174 @@
             </w:pPr>
             <w:r>
               <w:t xml:space="preserve">[-0.03,0.24]</w:t>
+            </w:r>
+          </w:p>
+        </w:tc>
+        <w:tc>
+          <w:tcPr>
+            <w:tcW w:w="850" w:type="dxa"/>
+            <w:tcBorders>
+              <w:top w:val="nil" w:color="000000"/>
+              <w:left w:val="nil" w:color="000000"/>
+              <w:bottom w:val="nil" w:color="000000"/>
+              <w:right w:val="nil" w:color="000000"/>
+            </w:tcBorders>
+            <w:vAlign w:val="bottom"/>
+          </w:tcPr>
+          <w:p>
+            <w:pPr>
+              <w:spacing w:after="0"/>
+              <w:jc w:val="center"/>
+            </w:pPr>
+            <w:r>
+              <w:t xml:space="preserve">[-0.02,0.24]</w:t>
+            </w:r>
+          </w:p>
+        </w:tc>
+        <w:tc>
+          <w:tcPr>
+            <w:tcW w:w="850" w:type="dxa"/>
+            <w:tcBorders>
+              <w:top w:val="nil" w:color="000000"/>
+              <w:left w:val="nil" w:color="000000"/>
+              <w:bottom w:val="nil" w:color="000000"/>
+              <w:right w:val="nil" w:color="000000"/>
+            </w:tcBorders>
+            <w:vAlign w:val="bottom"/>
+          </w:tcPr>
+          <w:p>
+            <w:pPr>
+              <w:spacing w:after="0"/>
+              <w:jc w:val="center"/>
+            </w:pPr>
+            <w:r>
+              <w:t xml:space="preserve">[-0.01,0.25]</w:t>
+            </w:r>
+          </w:p>
+        </w:tc>
+        <w:tc>
+          <w:tcPr>
+            <w:tcW w:w="850" w:type="dxa"/>
+            <w:tcBorders>
+              <w:top w:val="nil" w:color="000000"/>
+              <w:left w:val="nil" w:color="000000"/>
+              <w:bottom w:val="nil" w:color="000000"/>
+              <w:right w:val="nil" w:color="000000"/>
+            </w:tcBorders>
+            <w:vAlign w:val="bottom"/>
+          </w:tcPr>
+          <w:p>
+            <w:pPr>
+              <w:spacing w:after="0"/>
+              <w:jc w:val="center"/>
+            </w:pPr>
+            <w:r>
+              <w:t xml:space="preserve">[-0.02,0.24]</w:t>
+            </w:r>
+          </w:p>
+        </w:tc>
+        <w:tc>
+          <w:tcPr>
+            <w:tcW w:w="850" w:type="dxa"/>
+            <w:tcBorders>
+              <w:top w:val="nil" w:color="000000"/>
+              <w:left w:val="nil" w:color="000000"/>
+              <w:bottom w:val="nil" w:color="000000"/>
+              <w:right w:val="nil" w:color="000000"/>
+            </w:tcBorders>
+            <w:vAlign w:val="bottom"/>
+          </w:tcPr>
+          <w:p>
+            <w:pPr>
+              <w:spacing w:after="0"/>
+              <w:jc w:val="center"/>
+            </w:pPr>
+            <w:r>
+              <w:t xml:space="preserve">[-0.02,0.24]</w:t>
+            </w:r>
+          </w:p>
+        </w:tc>
+        <w:tc>
+          <w:tcPr>
+            <w:tcW w:w="850" w:type="dxa"/>
+            <w:tcBorders>
+              <w:top w:val="nil" w:color="000000"/>
+              <w:left w:val="nil" w:color="000000"/>
+              <w:bottom w:val="nil" w:color="000000"/>
+              <w:right w:val="nil" w:color="000000"/>
+            </w:tcBorders>
+            <w:vAlign w:val="bottom"/>
+          </w:tcPr>
+          <w:p>
+            <w:pPr>
+              <w:spacing w:after="0"/>
+              <w:jc w:val="center"/>
+            </w:pPr>
+            <w:r>
+              <w:t xml:space="preserve">[0.00,0.27]</w:t>
+            </w:r>
+          </w:p>
+        </w:tc>
+        <w:tc>
+          <w:tcPr>
+            <w:tcW w:w="850" w:type="dxa"/>
+            <w:tcBorders>
+              <w:top w:val="nil" w:color="000000"/>
+              <w:left w:val="nil" w:color="000000"/>
+              <w:bottom w:val="nil" w:color="000000"/>
+              <w:right w:val="nil" w:color="000000"/>
+            </w:tcBorders>
+            <w:vAlign w:val="bottom"/>
+          </w:tcPr>
+          <w:p>
+            <w:pPr>
+              <w:spacing w:after="0"/>
+              <w:jc w:val="center"/>
+            </w:pPr>
+            <w:r>
+              <w:t xml:space="preserve">[-0.01,0.25]</w:t>
+            </w:r>
+          </w:p>
+        </w:tc>
+        <w:tc>
+          <w:tcPr>
+            <w:tcW w:w="850" w:type="dxa"/>
+            <w:tcBorders>
+              <w:top w:val="nil" w:color="000000"/>
+              <w:left w:val="nil" w:color="000000"/>
+              <w:bottom w:val="nil" w:color="000000"/>
+              <w:right w:val="nil" w:color="000000"/>
+            </w:tcBorders>
+            <w:vAlign w:val="bottom"/>
+          </w:tcPr>
+          <w:p>
+            <w:pPr>
+              <w:spacing w:after="0"/>
+              <w:jc w:val="center"/>
+            </w:pPr>
+            <w:r>
+              <w:t xml:space="preserve">[-0.02,0.20]</w:t>
+            </w:r>
+          </w:p>
+        </w:tc>
+        <w:tc>
+          <w:tcPr>
+            <w:tcW w:w="850" w:type="dxa"/>
+            <w:tcBorders>
+              <w:top w:val="nil" w:color="000000"/>
+              <w:left w:val="nil" w:color="000000"/>
+              <w:bottom w:val="nil" w:color="000000"/>
+              <w:right w:val="nil" w:color="000000"/>
+            </w:tcBorders>
+            <w:vAlign w:val="bottom"/>
+          </w:tcPr>
+          <w:p>
+            <w:pPr>
+              <w:spacing w:after="0"/>
+              <w:jc w:val="center"/>
+            </w:pPr>
+            <w:r>
+              <w:t xml:space="preserve">[-0.01,0.21]</w:t>
             </w:r>
           </w:p>
         </w:tc>
@@ -564,7 +2044,7 @@
       <w:tr>
         <w:tc>
           <w:tcPr>
-            <w:tcW w:w="3120" w:type="dxa"/>
+            <w:tcW w:w="850" w:type="dxa"/>
             <w:tcBorders>
               <w:top w:val="nil" w:color="000000"/>
               <w:left w:val="nil" w:color="000000"/>
@@ -585,7 +2065,7 @@
         </w:tc>
         <w:tc>
           <w:tcPr>
-            <w:tcW w:w="3120" w:type="dxa"/>
+            <w:tcW w:w="850" w:type="dxa"/>
             <w:tcBorders>
               <w:top w:val="nil" w:color="000000"/>
               <w:left w:val="single" w:color="000000"/>
@@ -606,7 +2086,7 @@
         </w:tc>
         <w:tc>
           <w:tcPr>
-            <w:tcW w:w="3120" w:type="dxa"/>
+            <w:tcW w:w="850" w:type="dxa"/>
             <w:tcBorders>
               <w:top w:val="nil" w:color="000000"/>
               <w:left w:val="nil" w:color="000000"/>
@@ -622,6 +2102,174 @@
             </w:pPr>
             <w:r>
               <w:t xml:space="preserve">0.05</w:t>
+            </w:r>
+          </w:p>
+        </w:tc>
+        <w:tc>
+          <w:tcPr>
+            <w:tcW w:w="850" w:type="dxa"/>
+            <w:tcBorders>
+              <w:top w:val="nil" w:color="000000"/>
+              <w:left w:val="nil" w:color="000000"/>
+              <w:bottom w:val="nil" w:color="000000"/>
+              <w:right w:val="nil" w:color="000000"/>
+            </w:tcBorders>
+            <w:vAlign w:val="bottom"/>
+          </w:tcPr>
+          <w:p>
+            <w:pPr>
+              <w:spacing w:after="0"/>
+              <w:jc w:val="center"/>
+            </w:pPr>
+            <w:r>
+              <w:t xml:space="preserve">0.04</w:t>
+            </w:r>
+          </w:p>
+        </w:tc>
+        <w:tc>
+          <w:tcPr>
+            <w:tcW w:w="850" w:type="dxa"/>
+            <w:tcBorders>
+              <w:top w:val="nil" w:color="000000"/>
+              <w:left w:val="nil" w:color="000000"/>
+              <w:bottom w:val="nil" w:color="000000"/>
+              <w:right w:val="nil" w:color="000000"/>
+            </w:tcBorders>
+            <w:vAlign w:val="bottom"/>
+          </w:tcPr>
+          <w:p>
+            <w:pPr>
+              <w:spacing w:after="0"/>
+              <w:jc w:val="center"/>
+            </w:pPr>
+            <w:r>
+              <w:t xml:space="preserve">0.03</w:t>
+            </w:r>
+          </w:p>
+        </w:tc>
+        <w:tc>
+          <w:tcPr>
+            <w:tcW w:w="850" w:type="dxa"/>
+            <w:tcBorders>
+              <w:top w:val="nil" w:color="000000"/>
+              <w:left w:val="nil" w:color="000000"/>
+              <w:bottom w:val="nil" w:color="000000"/>
+              <w:right w:val="nil" w:color="000000"/>
+            </w:tcBorders>
+            <w:vAlign w:val="bottom"/>
+          </w:tcPr>
+          <w:p>
+            <w:pPr>
+              <w:spacing w:after="0"/>
+              <w:jc w:val="center"/>
+            </w:pPr>
+            <w:r>
+              <w:t xml:space="preserve">0.04</w:t>
+            </w:r>
+          </w:p>
+        </w:tc>
+        <w:tc>
+          <w:tcPr>
+            <w:tcW w:w="850" w:type="dxa"/>
+            <w:tcBorders>
+              <w:top w:val="nil" w:color="000000"/>
+              <w:left w:val="nil" w:color="000000"/>
+              <w:bottom w:val="nil" w:color="000000"/>
+              <w:right w:val="nil" w:color="000000"/>
+            </w:tcBorders>
+            <w:vAlign w:val="bottom"/>
+          </w:tcPr>
+          <w:p>
+            <w:pPr>
+              <w:spacing w:after="0"/>
+              <w:jc w:val="center"/>
+            </w:pPr>
+            <w:r>
+              <w:t xml:space="preserve">0.04</w:t>
+            </w:r>
+          </w:p>
+        </w:tc>
+        <w:tc>
+          <w:tcPr>
+            <w:tcW w:w="850" w:type="dxa"/>
+            <w:tcBorders>
+              <w:top w:val="nil" w:color="000000"/>
+              <w:left w:val="nil" w:color="000000"/>
+              <w:bottom w:val="nil" w:color="000000"/>
+              <w:right w:val="nil" w:color="000000"/>
+            </w:tcBorders>
+            <w:vAlign w:val="bottom"/>
+          </w:tcPr>
+          <w:p>
+            <w:pPr>
+              <w:spacing w:after="0"/>
+              <w:jc w:val="center"/>
+            </w:pPr>
+            <w:r>
+              <w:t xml:space="preserve">0.04</w:t>
+            </w:r>
+          </w:p>
+        </w:tc>
+        <w:tc>
+          <w:tcPr>
+            <w:tcW w:w="850" w:type="dxa"/>
+            <w:tcBorders>
+              <w:top w:val="nil" w:color="000000"/>
+              <w:left w:val="nil" w:color="000000"/>
+              <w:bottom w:val="nil" w:color="000000"/>
+              <w:right w:val="nil" w:color="000000"/>
+            </w:tcBorders>
+            <w:vAlign w:val="bottom"/>
+          </w:tcPr>
+          <w:p>
+            <w:pPr>
+              <w:spacing w:after="0"/>
+              <w:jc w:val="center"/>
+            </w:pPr>
+            <w:r>
+              <w:t xml:space="preserve">0.04</w:t>
+            </w:r>
+          </w:p>
+        </w:tc>
+        <w:tc>
+          <w:tcPr>
+            <w:tcW w:w="850" w:type="dxa"/>
+            <w:tcBorders>
+              <w:top w:val="nil" w:color="000000"/>
+              <w:left w:val="nil" w:color="000000"/>
+              <w:bottom w:val="nil" w:color="000000"/>
+              <w:right w:val="nil" w:color="000000"/>
+            </w:tcBorders>
+            <w:vAlign w:val="bottom"/>
+          </w:tcPr>
+          <w:p>
+            <w:pPr>
+              <w:spacing w:after="0"/>
+              <w:jc w:val="center"/>
+            </w:pPr>
+            <w:r>
+              <w:t xml:space="preserve">0.04</w:t>
+            </w:r>
+          </w:p>
+        </w:tc>
+        <w:tc>
+          <w:tcPr>
+            <w:tcW w:w="850" w:type="dxa"/>
+            <w:tcBorders>
+              <w:top w:val="nil" w:color="000000"/>
+              <w:left w:val="nil" w:color="000000"/>
+              <w:bottom w:val="nil" w:color="000000"/>
+              <w:right w:val="nil" w:color="000000"/>
+            </w:tcBorders>
+            <w:vAlign w:val="bottom"/>
+          </w:tcPr>
+          <w:p>
+            <w:pPr>
+              <w:spacing w:after="0"/>
+              <w:jc w:val="center"/>
+            </w:pPr>
+            <w:r>
+              <w:t xml:space="preserve">0.04</w:t>
             </w:r>
           </w:p>
         </w:tc>
@@ -629,7 +2277,7 @@
       <w:tr>
         <w:tc>
           <w:tcPr>
-            <w:tcW w:w="3120" w:type="dxa"/>
+            <w:tcW w:w="850" w:type="dxa"/>
             <w:tcBorders>
               <w:top w:val="nil" w:color="000000"/>
               <w:left w:val="nil" w:color="000000"/>
@@ -645,7 +2293,7 @@
         </w:tc>
         <w:tc>
           <w:tcPr>
-            <w:tcW w:w="3120" w:type="dxa"/>
+            <w:tcW w:w="850" w:type="dxa"/>
             <w:tcBorders>
               <w:top w:val="nil" w:color="000000"/>
               <w:left w:val="single" w:color="000000"/>
@@ -666,7 +2314,7 @@
         </w:tc>
         <w:tc>
           <w:tcPr>
-            <w:tcW w:w="3120" w:type="dxa"/>
+            <w:tcW w:w="850" w:type="dxa"/>
             <w:tcBorders>
               <w:top w:val="nil" w:color="000000"/>
               <w:left w:val="nil" w:color="000000"/>
@@ -682,6 +2330,174 @@
             </w:pPr>
             <w:r>
               <w:t xml:space="preserve">[-0.08,0.17]</w:t>
+            </w:r>
+          </w:p>
+        </w:tc>
+        <w:tc>
+          <w:tcPr>
+            <w:tcW w:w="850" w:type="dxa"/>
+            <w:tcBorders>
+              <w:top w:val="nil" w:color="000000"/>
+              <w:left w:val="nil" w:color="000000"/>
+              <w:bottom w:val="nil" w:color="000000"/>
+              <w:right w:val="nil" w:color="000000"/>
+            </w:tcBorders>
+            <w:vAlign w:val="bottom"/>
+          </w:tcPr>
+          <w:p>
+            <w:pPr>
+              <w:spacing w:after="0"/>
+              <w:jc w:val="center"/>
+            </w:pPr>
+            <w:r>
+              <w:t xml:space="preserve">[-0.08,0.16]</w:t>
+            </w:r>
+          </w:p>
+        </w:tc>
+        <w:tc>
+          <w:tcPr>
+            <w:tcW w:w="850" w:type="dxa"/>
+            <w:tcBorders>
+              <w:top w:val="nil" w:color="000000"/>
+              <w:left w:val="nil" w:color="000000"/>
+              <w:bottom w:val="nil" w:color="000000"/>
+              <w:right w:val="nil" w:color="000000"/>
+            </w:tcBorders>
+            <w:vAlign w:val="bottom"/>
+          </w:tcPr>
+          <w:p>
+            <w:pPr>
+              <w:spacing w:after="0"/>
+              <w:jc w:val="center"/>
+            </w:pPr>
+            <w:r>
+              <w:t xml:space="preserve">[-0.09,0.16]</w:t>
+            </w:r>
+          </w:p>
+        </w:tc>
+        <w:tc>
+          <w:tcPr>
+            <w:tcW w:w="850" w:type="dxa"/>
+            <w:tcBorders>
+              <w:top w:val="nil" w:color="000000"/>
+              <w:left w:val="nil" w:color="000000"/>
+              <w:bottom w:val="nil" w:color="000000"/>
+              <w:right w:val="nil" w:color="000000"/>
+            </w:tcBorders>
+            <w:vAlign w:val="bottom"/>
+          </w:tcPr>
+          <w:p>
+            <w:pPr>
+              <w:spacing w:after="0"/>
+              <w:jc w:val="center"/>
+            </w:pPr>
+            <w:r>
+              <w:t xml:space="preserve">[-0.08,0.15]</w:t>
+            </w:r>
+          </w:p>
+        </w:tc>
+        <w:tc>
+          <w:tcPr>
+            <w:tcW w:w="850" w:type="dxa"/>
+            <w:tcBorders>
+              <w:top w:val="nil" w:color="000000"/>
+              <w:left w:val="nil" w:color="000000"/>
+              <w:bottom w:val="nil" w:color="000000"/>
+              <w:right w:val="nil" w:color="000000"/>
+            </w:tcBorders>
+            <w:vAlign w:val="bottom"/>
+          </w:tcPr>
+          <w:p>
+            <w:pPr>
+              <w:spacing w:after="0"/>
+              <w:jc w:val="center"/>
+            </w:pPr>
+            <w:r>
+              <w:t xml:space="preserve">[-0.08,0.15]</w:t>
+            </w:r>
+          </w:p>
+        </w:tc>
+        <w:tc>
+          <w:tcPr>
+            <w:tcW w:w="850" w:type="dxa"/>
+            <w:tcBorders>
+              <w:top w:val="nil" w:color="000000"/>
+              <w:left w:val="nil" w:color="000000"/>
+              <w:bottom w:val="nil" w:color="000000"/>
+              <w:right w:val="nil" w:color="000000"/>
+            </w:tcBorders>
+            <w:vAlign w:val="bottom"/>
+          </w:tcPr>
+          <w:p>
+            <w:pPr>
+              <w:spacing w:after="0"/>
+              <w:jc w:val="center"/>
+            </w:pPr>
+            <w:r>
+              <w:t xml:space="preserve">[-0.09,0.16]</w:t>
+            </w:r>
+          </w:p>
+        </w:tc>
+        <w:tc>
+          <w:tcPr>
+            <w:tcW w:w="850" w:type="dxa"/>
+            <w:tcBorders>
+              <w:top w:val="nil" w:color="000000"/>
+              <w:left w:val="nil" w:color="000000"/>
+              <w:bottom w:val="nil" w:color="000000"/>
+              <w:right w:val="nil" w:color="000000"/>
+            </w:tcBorders>
+            <w:vAlign w:val="bottom"/>
+          </w:tcPr>
+          <w:p>
+            <w:pPr>
+              <w:spacing w:after="0"/>
+              <w:jc w:val="center"/>
+            </w:pPr>
+            <w:r>
+              <w:t xml:space="preserve">[-0.08,0.16]</w:t>
+            </w:r>
+          </w:p>
+        </w:tc>
+        <w:tc>
+          <w:tcPr>
+            <w:tcW w:w="850" w:type="dxa"/>
+            <w:tcBorders>
+              <w:top w:val="nil" w:color="000000"/>
+              <w:left w:val="nil" w:color="000000"/>
+              <w:bottom w:val="nil" w:color="000000"/>
+              <w:right w:val="nil" w:color="000000"/>
+            </w:tcBorders>
+            <w:vAlign w:val="bottom"/>
+          </w:tcPr>
+          <w:p>
+            <w:pPr>
+              <w:spacing w:after="0"/>
+              <w:jc w:val="center"/>
+            </w:pPr>
+            <w:r>
+              <w:t xml:space="preserve">[-0.08,0.15]</w:t>
+            </w:r>
+          </w:p>
+        </w:tc>
+        <w:tc>
+          <w:tcPr>
+            <w:tcW w:w="850" w:type="dxa"/>
+            <w:tcBorders>
+              <w:top w:val="nil" w:color="000000"/>
+              <w:left w:val="nil" w:color="000000"/>
+              <w:bottom w:val="nil" w:color="000000"/>
+              <w:right w:val="nil" w:color="000000"/>
+            </w:tcBorders>
+            <w:vAlign w:val="bottom"/>
+          </w:tcPr>
+          <w:p>
+            <w:pPr>
+              <w:spacing w:after="0"/>
+              <w:jc w:val="center"/>
+            </w:pPr>
+            <w:r>
+              <w:t xml:space="preserve">[-0.08,0.15]</w:t>
             </w:r>
           </w:p>
         </w:tc>
@@ -689,7 +2505,7 @@
       <w:tr>
         <w:tc>
           <w:tcPr>
-            <w:tcW w:w="3120" w:type="dxa"/>
+            <w:tcW w:w="850" w:type="dxa"/>
             <w:tcBorders>
               <w:top w:val="nil" w:color="000000"/>
               <w:left w:val="nil" w:color="000000"/>
@@ -710,7 +2526,7 @@
         </w:tc>
         <w:tc>
           <w:tcPr>
-            <w:tcW w:w="3120" w:type="dxa"/>
+            <w:tcW w:w="850" w:type="dxa"/>
             <w:tcBorders>
               <w:top w:val="nil" w:color="000000"/>
               <w:left w:val="single" w:color="000000"/>
@@ -726,7 +2542,135 @@
         </w:tc>
         <w:tc>
           <w:tcPr>
-            <w:tcW w:w="3120" w:type="dxa"/>
+            <w:tcW w:w="850" w:type="dxa"/>
+            <w:tcBorders>
+              <w:top w:val="nil" w:color="000000"/>
+              <w:left w:val="nil" w:color="000000"/>
+              <w:bottom w:val="nil" w:color="000000"/>
+              <w:right w:val="nil" w:color="000000"/>
+            </w:tcBorders>
+          </w:tcPr>
+          <w:p>
+            <w:pPr>
+              <w:spacing w:after="0"/>
+            </w:pPr>
+          </w:p>
+        </w:tc>
+        <w:tc>
+          <w:tcPr>
+            <w:tcW w:w="850" w:type="dxa"/>
+            <w:tcBorders>
+              <w:top w:val="nil" w:color="000000"/>
+              <w:left w:val="nil" w:color="000000"/>
+              <w:bottom w:val="nil" w:color="000000"/>
+              <w:right w:val="nil" w:color="000000"/>
+            </w:tcBorders>
+          </w:tcPr>
+          <w:p>
+            <w:pPr>
+              <w:spacing w:after="0"/>
+            </w:pPr>
+          </w:p>
+        </w:tc>
+        <w:tc>
+          <w:tcPr>
+            <w:tcW w:w="850" w:type="dxa"/>
+            <w:tcBorders>
+              <w:top w:val="nil" w:color="000000"/>
+              <w:left w:val="nil" w:color="000000"/>
+              <w:bottom w:val="nil" w:color="000000"/>
+              <w:right w:val="nil" w:color="000000"/>
+            </w:tcBorders>
+          </w:tcPr>
+          <w:p>
+            <w:pPr>
+              <w:spacing w:after="0"/>
+            </w:pPr>
+          </w:p>
+        </w:tc>
+        <w:tc>
+          <w:tcPr>
+            <w:tcW w:w="850" w:type="dxa"/>
+            <w:tcBorders>
+              <w:top w:val="nil" w:color="000000"/>
+              <w:left w:val="nil" w:color="000000"/>
+              <w:bottom w:val="nil" w:color="000000"/>
+              <w:right w:val="nil" w:color="000000"/>
+            </w:tcBorders>
+          </w:tcPr>
+          <w:p>
+            <w:pPr>
+              <w:spacing w:after="0"/>
+            </w:pPr>
+          </w:p>
+        </w:tc>
+        <w:tc>
+          <w:tcPr>
+            <w:tcW w:w="850" w:type="dxa"/>
+            <w:tcBorders>
+              <w:top w:val="nil" w:color="000000"/>
+              <w:left w:val="nil" w:color="000000"/>
+              <w:bottom w:val="nil" w:color="000000"/>
+              <w:right w:val="nil" w:color="000000"/>
+            </w:tcBorders>
+          </w:tcPr>
+          <w:p>
+            <w:pPr>
+              <w:spacing w:after="0"/>
+            </w:pPr>
+          </w:p>
+        </w:tc>
+        <w:tc>
+          <w:tcPr>
+            <w:tcW w:w="850" w:type="dxa"/>
+            <w:tcBorders>
+              <w:top w:val="nil" w:color="000000"/>
+              <w:left w:val="nil" w:color="000000"/>
+              <w:bottom w:val="nil" w:color="000000"/>
+              <w:right w:val="nil" w:color="000000"/>
+            </w:tcBorders>
+          </w:tcPr>
+          <w:p>
+            <w:pPr>
+              <w:spacing w:after="0"/>
+            </w:pPr>
+          </w:p>
+        </w:tc>
+        <w:tc>
+          <w:tcPr>
+            <w:tcW w:w="850" w:type="dxa"/>
+            <w:tcBorders>
+              <w:top w:val="nil" w:color="000000"/>
+              <w:left w:val="nil" w:color="000000"/>
+              <w:bottom w:val="nil" w:color="000000"/>
+              <w:right w:val="nil" w:color="000000"/>
+            </w:tcBorders>
+          </w:tcPr>
+          <w:p>
+            <w:pPr>
+              <w:spacing w:after="0"/>
+            </w:pPr>
+          </w:p>
+        </w:tc>
+        <w:tc>
+          <w:tcPr>
+            <w:tcW w:w="850" w:type="dxa"/>
+            <w:tcBorders>
+              <w:top w:val="nil" w:color="000000"/>
+              <w:left w:val="nil" w:color="000000"/>
+              <w:bottom w:val="nil" w:color="000000"/>
+              <w:right w:val="nil" w:color="000000"/>
+            </w:tcBorders>
+          </w:tcPr>
+          <w:p>
+            <w:pPr>
+              <w:spacing w:after="0"/>
+            </w:pPr>
+          </w:p>
+        </w:tc>
+        <w:tc>
+          <w:tcPr>
+            <w:tcW w:w="850" w:type="dxa"/>
             <w:tcBorders>
               <w:top w:val="nil" w:color="000000"/>
               <w:left w:val="nil" w:color="000000"/>
@@ -744,7 +2688,7 @@
       <w:tr>
         <w:tc>
           <w:tcPr>
-            <w:tcW w:w="3120" w:type="dxa"/>
+            <w:tcW w:w="850" w:type="dxa"/>
             <w:tcBorders>
               <w:top w:val="nil" w:color="000000"/>
               <w:left w:val="nil" w:color="000000"/>
@@ -765,7 +2709,7 @@
         </w:tc>
         <w:tc>
           <w:tcPr>
-            <w:tcW w:w="3120" w:type="dxa"/>
+            <w:tcW w:w="850" w:type="dxa"/>
             <w:tcBorders>
               <w:top w:val="nil" w:color="000000"/>
               <w:left w:val="single" w:color="000000"/>
@@ -786,7 +2730,7 @@
         </w:tc>
         <w:tc>
           <w:tcPr>
-            <w:tcW w:w="3120" w:type="dxa"/>
+            <w:tcW w:w="850" w:type="dxa"/>
             <w:tcBorders>
               <w:top w:val="nil" w:color="000000"/>
               <w:left w:val="nil" w:color="000000"/>
@@ -802,6 +2746,174 @@
             </w:pPr>
             <w:r>
               <w:t xml:space="preserve">-0.10</w:t>
+            </w:r>
+          </w:p>
+        </w:tc>
+        <w:tc>
+          <w:tcPr>
+            <w:tcW w:w="850" w:type="dxa"/>
+            <w:tcBorders>
+              <w:top w:val="nil" w:color="000000"/>
+              <w:left w:val="nil" w:color="000000"/>
+              <w:bottom w:val="nil" w:color="000000"/>
+              <w:right w:val="nil" w:color="000000"/>
+            </w:tcBorders>
+            <w:vAlign w:val="bottom"/>
+          </w:tcPr>
+          <w:p>
+            <w:pPr>
+              <w:spacing w:after="0"/>
+              <w:jc w:val="center"/>
+            </w:pPr>
+            <w:r>
+              <w:t xml:space="preserve">-0.10</w:t>
+            </w:r>
+          </w:p>
+        </w:tc>
+        <w:tc>
+          <w:tcPr>
+            <w:tcW w:w="850" w:type="dxa"/>
+            <w:tcBorders>
+              <w:top w:val="nil" w:color="000000"/>
+              <w:left w:val="nil" w:color="000000"/>
+              <w:bottom w:val="nil" w:color="000000"/>
+              <w:right w:val="nil" w:color="000000"/>
+            </w:tcBorders>
+            <w:vAlign w:val="bottom"/>
+          </w:tcPr>
+          <w:p>
+            <w:pPr>
+              <w:spacing w:after="0"/>
+              <w:jc w:val="center"/>
+            </w:pPr>
+            <w:r>
+              <w:t xml:space="preserve">-0.09</w:t>
+            </w:r>
+          </w:p>
+        </w:tc>
+        <w:tc>
+          <w:tcPr>
+            <w:tcW w:w="850" w:type="dxa"/>
+            <w:tcBorders>
+              <w:top w:val="nil" w:color="000000"/>
+              <w:left w:val="nil" w:color="000000"/>
+              <w:bottom w:val="nil" w:color="000000"/>
+              <w:right w:val="nil" w:color="000000"/>
+            </w:tcBorders>
+            <w:vAlign w:val="bottom"/>
+          </w:tcPr>
+          <w:p>
+            <w:pPr>
+              <w:spacing w:after="0"/>
+              <w:jc w:val="center"/>
+            </w:pPr>
+            <w:r>
+              <w:t xml:space="preserve">-0.10</w:t>
+            </w:r>
+          </w:p>
+        </w:tc>
+        <w:tc>
+          <w:tcPr>
+            <w:tcW w:w="850" w:type="dxa"/>
+            <w:tcBorders>
+              <w:top w:val="nil" w:color="000000"/>
+              <w:left w:val="nil" w:color="000000"/>
+              <w:bottom w:val="nil" w:color="000000"/>
+              <w:right w:val="nil" w:color="000000"/>
+            </w:tcBorders>
+            <w:vAlign w:val="bottom"/>
+          </w:tcPr>
+          <w:p>
+            <w:pPr>
+              <w:spacing w:after="0"/>
+              <w:jc w:val="center"/>
+            </w:pPr>
+            <w:r>
+              <w:t xml:space="preserve">-0.10</w:t>
+            </w:r>
+          </w:p>
+        </w:tc>
+        <w:tc>
+          <w:tcPr>
+            <w:tcW w:w="850" w:type="dxa"/>
+            <w:tcBorders>
+              <w:top w:val="nil" w:color="000000"/>
+              <w:left w:val="nil" w:color="000000"/>
+              <w:bottom w:val="nil" w:color="000000"/>
+              <w:right w:val="nil" w:color="000000"/>
+            </w:tcBorders>
+            <w:vAlign w:val="bottom"/>
+          </w:tcPr>
+          <w:p>
+            <w:pPr>
+              <w:spacing w:after="0"/>
+              <w:jc w:val="center"/>
+            </w:pPr>
+            <w:r>
+              <w:t xml:space="preserve">-0.06</w:t>
+            </w:r>
+          </w:p>
+        </w:tc>
+        <w:tc>
+          <w:tcPr>
+            <w:tcW w:w="850" w:type="dxa"/>
+            <w:tcBorders>
+              <w:top w:val="nil" w:color="000000"/>
+              <w:left w:val="nil" w:color="000000"/>
+              <w:bottom w:val="nil" w:color="000000"/>
+              <w:right w:val="nil" w:color="000000"/>
+            </w:tcBorders>
+            <w:vAlign w:val="bottom"/>
+          </w:tcPr>
+          <w:p>
+            <w:pPr>
+              <w:spacing w:after="0"/>
+              <w:jc w:val="center"/>
+            </w:pPr>
+            <w:r>
+              <w:t xml:space="preserve">-0.10</w:t>
+            </w:r>
+          </w:p>
+        </w:tc>
+        <w:tc>
+          <w:tcPr>
+            <w:tcW w:w="850" w:type="dxa"/>
+            <w:tcBorders>
+              <w:top w:val="nil" w:color="000000"/>
+              <w:left w:val="nil" w:color="000000"/>
+              <w:bottom w:val="nil" w:color="000000"/>
+              <w:right w:val="nil" w:color="000000"/>
+            </w:tcBorders>
+            <w:vAlign w:val="bottom"/>
+          </w:tcPr>
+          <w:p>
+            <w:pPr>
+              <w:spacing w:after="0"/>
+              <w:jc w:val="center"/>
+            </w:pPr>
+            <w:r>
+              <w:t xml:space="preserve">-0.09</w:t>
+            </w:r>
+          </w:p>
+        </w:tc>
+        <w:tc>
+          <w:tcPr>
+            <w:tcW w:w="850" w:type="dxa"/>
+            <w:tcBorders>
+              <w:top w:val="nil" w:color="000000"/>
+              <w:left w:val="nil" w:color="000000"/>
+              <w:bottom w:val="nil" w:color="000000"/>
+              <w:right w:val="nil" w:color="000000"/>
+            </w:tcBorders>
+            <w:vAlign w:val="bottom"/>
+          </w:tcPr>
+          <w:p>
+            <w:pPr>
+              <w:spacing w:after="0"/>
+              <w:jc w:val="center"/>
+            </w:pPr>
+            <w:r>
+              <w:t xml:space="preserve">-0.09</w:t>
             </w:r>
           </w:p>
         </w:tc>
@@ -809,7 +2921,7 @@
       <w:tr>
         <w:tc>
           <w:tcPr>
-            <w:tcW w:w="3120" w:type="dxa"/>
+            <w:tcW w:w="850" w:type="dxa"/>
             <w:tcBorders>
               <w:top w:val="nil" w:color="000000"/>
               <w:left w:val="nil" w:color="000000"/>
@@ -825,7 +2937,7 @@
         </w:tc>
         <w:tc>
           <w:tcPr>
-            <w:tcW w:w="3120" w:type="dxa"/>
+            <w:tcW w:w="850" w:type="dxa"/>
             <w:tcBorders>
               <w:top w:val="nil" w:color="000000"/>
               <w:left w:val="single" w:color="000000"/>
@@ -846,7 +2958,7 @@
         </w:tc>
         <w:tc>
           <w:tcPr>
-            <w:tcW w:w="3120" w:type="dxa"/>
+            <w:tcW w:w="850" w:type="dxa"/>
             <w:tcBorders>
               <w:top w:val="nil" w:color="000000"/>
               <w:left w:val="nil" w:color="000000"/>
@@ -862,6 +2974,174 @@
             </w:pPr>
             <w:r>
               <w:t xml:space="preserve">[-0.23,0.03]</w:t>
+            </w:r>
+          </w:p>
+        </w:tc>
+        <w:tc>
+          <w:tcPr>
+            <w:tcW w:w="850" w:type="dxa"/>
+            <w:tcBorders>
+              <w:top w:val="nil" w:color="000000"/>
+              <w:left w:val="nil" w:color="000000"/>
+              <w:bottom w:val="nil" w:color="000000"/>
+              <w:right w:val="nil" w:color="000000"/>
+            </w:tcBorders>
+            <w:vAlign w:val="bottom"/>
+          </w:tcPr>
+          <w:p>
+            <w:pPr>
+              <w:spacing w:after="0"/>
+              <w:jc w:val="center"/>
+            </w:pPr>
+            <w:r>
+              <w:t xml:space="preserve">[-0.25,0.04]</w:t>
+            </w:r>
+          </w:p>
+        </w:tc>
+        <w:tc>
+          <w:tcPr>
+            <w:tcW w:w="850" w:type="dxa"/>
+            <w:tcBorders>
+              <w:top w:val="nil" w:color="000000"/>
+              <w:left w:val="nil" w:color="000000"/>
+              <w:bottom w:val="nil" w:color="000000"/>
+              <w:right w:val="nil" w:color="000000"/>
+            </w:tcBorders>
+            <w:vAlign w:val="bottom"/>
+          </w:tcPr>
+          <w:p>
+            <w:pPr>
+              <w:spacing w:after="0"/>
+              <w:jc w:val="center"/>
+            </w:pPr>
+            <w:r>
+              <w:t xml:space="preserve">[-0.24,0.06]</w:t>
+            </w:r>
+          </w:p>
+        </w:tc>
+        <w:tc>
+          <w:tcPr>
+            <w:tcW w:w="850" w:type="dxa"/>
+            <w:tcBorders>
+              <w:top w:val="nil" w:color="000000"/>
+              <w:left w:val="nil" w:color="000000"/>
+              <w:bottom w:val="nil" w:color="000000"/>
+              <w:right w:val="nil" w:color="000000"/>
+            </w:tcBorders>
+            <w:vAlign w:val="bottom"/>
+          </w:tcPr>
+          <w:p>
+            <w:pPr>
+              <w:spacing w:after="0"/>
+              <w:jc w:val="center"/>
+            </w:pPr>
+            <w:r>
+              <w:t xml:space="preserve">[-0.24,0.05]</w:t>
+            </w:r>
+          </w:p>
+        </w:tc>
+        <w:tc>
+          <w:tcPr>
+            <w:tcW w:w="850" w:type="dxa"/>
+            <w:tcBorders>
+              <w:top w:val="nil" w:color="000000"/>
+              <w:left w:val="nil" w:color="000000"/>
+              <w:bottom w:val="nil" w:color="000000"/>
+              <w:right w:val="nil" w:color="000000"/>
+            </w:tcBorders>
+            <w:vAlign w:val="bottom"/>
+          </w:tcPr>
+          <w:p>
+            <w:pPr>
+              <w:spacing w:after="0"/>
+              <w:jc w:val="center"/>
+            </w:pPr>
+            <w:r>
+              <w:t xml:space="preserve">[-0.24,0.05]</w:t>
+            </w:r>
+          </w:p>
+        </w:tc>
+        <w:tc>
+          <w:tcPr>
+            <w:tcW w:w="850" w:type="dxa"/>
+            <w:tcBorders>
+              <w:top w:val="nil" w:color="000000"/>
+              <w:left w:val="nil" w:color="000000"/>
+              <w:bottom w:val="nil" w:color="000000"/>
+              <w:right w:val="nil" w:color="000000"/>
+            </w:tcBorders>
+            <w:vAlign w:val="bottom"/>
+          </w:tcPr>
+          <w:p>
+            <w:pPr>
+              <w:spacing w:after="0"/>
+              <w:jc w:val="center"/>
+            </w:pPr>
+            <w:r>
+              <w:t xml:space="preserve">[-0.22,0.11]</w:t>
+            </w:r>
+          </w:p>
+        </w:tc>
+        <w:tc>
+          <w:tcPr>
+            <w:tcW w:w="850" w:type="dxa"/>
+            <w:tcBorders>
+              <w:top w:val="nil" w:color="000000"/>
+              <w:left w:val="nil" w:color="000000"/>
+              <w:bottom w:val="nil" w:color="000000"/>
+              <w:right w:val="nil" w:color="000000"/>
+            </w:tcBorders>
+            <w:vAlign w:val="bottom"/>
+          </w:tcPr>
+          <w:p>
+            <w:pPr>
+              <w:spacing w:after="0"/>
+              <w:jc w:val="center"/>
+            </w:pPr>
+            <w:r>
+              <w:t xml:space="preserve">[-0.24,0.05]</w:t>
+            </w:r>
+          </w:p>
+        </w:tc>
+        <w:tc>
+          <w:tcPr>
+            <w:tcW w:w="850" w:type="dxa"/>
+            <w:tcBorders>
+              <w:top w:val="nil" w:color="000000"/>
+              <w:left w:val="nil" w:color="000000"/>
+              <w:bottom w:val="nil" w:color="000000"/>
+              <w:right w:val="nil" w:color="000000"/>
+            </w:tcBorders>
+            <w:vAlign w:val="bottom"/>
+          </w:tcPr>
+          <w:p>
+            <w:pPr>
+              <w:spacing w:after="0"/>
+              <w:jc w:val="center"/>
+            </w:pPr>
+            <w:r>
+              <w:t xml:space="preserve">[-0.23,0.05]</w:t>
+            </w:r>
+          </w:p>
+        </w:tc>
+        <w:tc>
+          <w:tcPr>
+            <w:tcW w:w="850" w:type="dxa"/>
+            <w:tcBorders>
+              <w:top w:val="nil" w:color="000000"/>
+              <w:left w:val="nil" w:color="000000"/>
+              <w:bottom w:val="nil" w:color="000000"/>
+              <w:right w:val="nil" w:color="000000"/>
+            </w:tcBorders>
+            <w:vAlign w:val="bottom"/>
+          </w:tcPr>
+          <w:p>
+            <w:pPr>
+              <w:spacing w:after="0"/>
+              <w:jc w:val="center"/>
+            </w:pPr>
+            <w:r>
+              <w:t xml:space="preserve">[-0.23,0.05]</w:t>
             </w:r>
           </w:p>
         </w:tc>
@@ -869,7 +3149,7 @@
       <w:tr>
         <w:tc>
           <w:tcPr>
-            <w:tcW w:w="3120" w:type="dxa"/>
+            <w:tcW w:w="850" w:type="dxa"/>
             <w:tcBorders>
               <w:top w:val="nil" w:color="000000"/>
               <w:left w:val="nil" w:color="000000"/>
@@ -890,7 +3170,7 @@
         </w:tc>
         <w:tc>
           <w:tcPr>
-            <w:tcW w:w="3120" w:type="dxa"/>
+            <w:tcW w:w="850" w:type="dxa"/>
             <w:tcBorders>
               <w:top w:val="nil" w:color="000000"/>
               <w:left w:val="single" w:color="000000"/>
@@ -911,7 +3191,7 @@
         </w:tc>
         <w:tc>
           <w:tcPr>
-            <w:tcW w:w="3120" w:type="dxa"/>
+            <w:tcW w:w="850" w:type="dxa"/>
             <w:tcBorders>
               <w:top w:val="nil" w:color="000000"/>
               <w:left w:val="nil" w:color="000000"/>
@@ -927,6 +3207,174 @@
             </w:pPr>
             <w:r>
               <w:t xml:space="preserve">0.23**</w:t>
+            </w:r>
+          </w:p>
+        </w:tc>
+        <w:tc>
+          <w:tcPr>
+            <w:tcW w:w="850" w:type="dxa"/>
+            <w:tcBorders>
+              <w:top w:val="nil" w:color="000000"/>
+              <w:left w:val="nil" w:color="000000"/>
+              <w:bottom w:val="nil" w:color="000000"/>
+              <w:right w:val="nil" w:color="000000"/>
+            </w:tcBorders>
+            <w:vAlign w:val="bottom"/>
+          </w:tcPr>
+          <w:p>
+            <w:pPr>
+              <w:spacing w:after="0"/>
+              <w:jc w:val="center"/>
+            </w:pPr>
+            <w:r>
+              <w:t xml:space="preserve">0.24**</w:t>
+            </w:r>
+          </w:p>
+        </w:tc>
+        <w:tc>
+          <w:tcPr>
+            <w:tcW w:w="850" w:type="dxa"/>
+            <w:tcBorders>
+              <w:top w:val="nil" w:color="000000"/>
+              <w:left w:val="nil" w:color="000000"/>
+              <w:bottom w:val="nil" w:color="000000"/>
+              <w:right w:val="nil" w:color="000000"/>
+            </w:tcBorders>
+            <w:vAlign w:val="bottom"/>
+          </w:tcPr>
+          <w:p>
+            <w:pPr>
+              <w:spacing w:after="0"/>
+              <w:jc w:val="center"/>
+            </w:pPr>
+            <w:r>
+              <w:t xml:space="preserve">0.24**</w:t>
+            </w:r>
+          </w:p>
+        </w:tc>
+        <w:tc>
+          <w:tcPr>
+            <w:tcW w:w="850" w:type="dxa"/>
+            <w:tcBorders>
+              <w:top w:val="nil" w:color="000000"/>
+              <w:left w:val="nil" w:color="000000"/>
+              <w:bottom w:val="nil" w:color="000000"/>
+              <w:right w:val="nil" w:color="000000"/>
+            </w:tcBorders>
+            <w:vAlign w:val="bottom"/>
+          </w:tcPr>
+          <w:p>
+            <w:pPr>
+              <w:spacing w:after="0"/>
+              <w:jc w:val="center"/>
+            </w:pPr>
+            <w:r>
+              <w:t xml:space="preserve">0.24**</w:t>
+            </w:r>
+          </w:p>
+        </w:tc>
+        <w:tc>
+          <w:tcPr>
+            <w:tcW w:w="850" w:type="dxa"/>
+            <w:tcBorders>
+              <w:top w:val="nil" w:color="000000"/>
+              <w:left w:val="nil" w:color="000000"/>
+              <w:bottom w:val="nil" w:color="000000"/>
+              <w:right w:val="nil" w:color="000000"/>
+            </w:tcBorders>
+            <w:vAlign w:val="bottom"/>
+          </w:tcPr>
+          <w:p>
+            <w:pPr>
+              <w:spacing w:after="0"/>
+              <w:jc w:val="center"/>
+            </w:pPr>
+            <w:r>
+              <w:t xml:space="preserve">0.24**</w:t>
+            </w:r>
+          </w:p>
+        </w:tc>
+        <w:tc>
+          <w:tcPr>
+            <w:tcW w:w="850" w:type="dxa"/>
+            <w:tcBorders>
+              <w:top w:val="nil" w:color="000000"/>
+              <w:left w:val="nil" w:color="000000"/>
+              <w:bottom w:val="nil" w:color="000000"/>
+              <w:right w:val="nil" w:color="000000"/>
+            </w:tcBorders>
+            <w:vAlign w:val="bottom"/>
+          </w:tcPr>
+          <w:p>
+            <w:pPr>
+              <w:spacing w:after="0"/>
+              <w:jc w:val="center"/>
+            </w:pPr>
+            <w:r>
+              <w:t xml:space="preserve">0.28***</w:t>
+            </w:r>
+          </w:p>
+        </w:tc>
+        <w:tc>
+          <w:tcPr>
+            <w:tcW w:w="850" w:type="dxa"/>
+            <w:tcBorders>
+              <w:top w:val="nil" w:color="000000"/>
+              <w:left w:val="nil" w:color="000000"/>
+              <w:bottom w:val="nil" w:color="000000"/>
+              <w:right w:val="nil" w:color="000000"/>
+            </w:tcBorders>
+            <w:vAlign w:val="bottom"/>
+          </w:tcPr>
+          <w:p>
+            <w:pPr>
+              <w:spacing w:after="0"/>
+              <w:jc w:val="center"/>
+            </w:pPr>
+            <w:r>
+              <w:t xml:space="preserve">0.25**</w:t>
+            </w:r>
+          </w:p>
+        </w:tc>
+        <w:tc>
+          <w:tcPr>
+            <w:tcW w:w="850" w:type="dxa"/>
+            <w:tcBorders>
+              <w:top w:val="nil" w:color="000000"/>
+              <w:left w:val="nil" w:color="000000"/>
+              <w:bottom w:val="nil" w:color="000000"/>
+              <w:right w:val="nil" w:color="000000"/>
+            </w:tcBorders>
+            <w:vAlign w:val="bottom"/>
+          </w:tcPr>
+          <w:p>
+            <w:pPr>
+              <w:spacing w:after="0"/>
+              <w:jc w:val="center"/>
+            </w:pPr>
+            <w:r>
+              <w:t xml:space="preserve">0.19**</w:t>
+            </w:r>
+          </w:p>
+        </w:tc>
+        <w:tc>
+          <w:tcPr>
+            <w:tcW w:w="850" w:type="dxa"/>
+            <w:tcBorders>
+              <w:top w:val="nil" w:color="000000"/>
+              <w:left w:val="nil" w:color="000000"/>
+              <w:bottom w:val="nil" w:color="000000"/>
+              <w:right w:val="nil" w:color="000000"/>
+            </w:tcBorders>
+            <w:vAlign w:val="bottom"/>
+          </w:tcPr>
+          <w:p>
+            <w:pPr>
+              <w:spacing w:after="0"/>
+              <w:jc w:val="center"/>
+            </w:pPr>
+            <w:r>
+              <w:t xml:space="preserve">0.20**</w:t>
             </w:r>
           </w:p>
         </w:tc>
@@ -934,7 +3382,7 @@
       <w:tr>
         <w:tc>
           <w:tcPr>
-            <w:tcW w:w="3120" w:type="dxa"/>
+            <w:tcW w:w="850" w:type="dxa"/>
             <w:tcBorders>
               <w:top w:val="nil" w:color="000000"/>
               <w:left w:val="nil" w:color="000000"/>
@@ -950,7 +3398,7 @@
         </w:tc>
         <w:tc>
           <w:tcPr>
-            <w:tcW w:w="3120" w:type="dxa"/>
+            <w:tcW w:w="850" w:type="dxa"/>
             <w:tcBorders>
               <w:top w:val="nil" w:color="000000"/>
               <w:left w:val="single" w:color="000000"/>
@@ -971,7 +3419,7 @@
         </w:tc>
         <w:tc>
           <w:tcPr>
-            <w:tcW w:w="3120" w:type="dxa"/>
+            <w:tcW w:w="850" w:type="dxa"/>
             <w:tcBorders>
               <w:top w:val="nil" w:color="000000"/>
               <w:left w:val="nil" w:color="000000"/>
@@ -987,6 +3435,174 @@
             </w:pPr>
             <w:r>
               <w:t xml:space="preserve">[0.01,0.45]</w:t>
+            </w:r>
+          </w:p>
+        </w:tc>
+        <w:tc>
+          <w:tcPr>
+            <w:tcW w:w="850" w:type="dxa"/>
+            <w:tcBorders>
+              <w:top w:val="nil" w:color="000000"/>
+              <w:left w:val="nil" w:color="000000"/>
+              <w:bottom w:val="nil" w:color="000000"/>
+              <w:right w:val="nil" w:color="000000"/>
+            </w:tcBorders>
+            <w:vAlign w:val="bottom"/>
+          </w:tcPr>
+          <w:p>
+            <w:pPr>
+              <w:spacing w:after="0"/>
+              <w:jc w:val="center"/>
+            </w:pPr>
+            <w:r>
+              <w:t xml:space="preserve">[0.03,0.45]</w:t>
+            </w:r>
+          </w:p>
+        </w:tc>
+        <w:tc>
+          <w:tcPr>
+            <w:tcW w:w="850" w:type="dxa"/>
+            <w:tcBorders>
+              <w:top w:val="nil" w:color="000000"/>
+              <w:left w:val="nil" w:color="000000"/>
+              <w:bottom w:val="nil" w:color="000000"/>
+              <w:right w:val="nil" w:color="000000"/>
+            </w:tcBorders>
+            <w:vAlign w:val="bottom"/>
+          </w:tcPr>
+          <w:p>
+            <w:pPr>
+              <w:spacing w:after="0"/>
+              <w:jc w:val="center"/>
+            </w:pPr>
+            <w:r>
+              <w:t xml:space="preserve">[0.03,0.44]</w:t>
+            </w:r>
+          </w:p>
+        </w:tc>
+        <w:tc>
+          <w:tcPr>
+            <w:tcW w:w="850" w:type="dxa"/>
+            <w:tcBorders>
+              <w:top w:val="nil" w:color="000000"/>
+              <w:left w:val="nil" w:color="000000"/>
+              <w:bottom w:val="nil" w:color="000000"/>
+              <w:right w:val="nil" w:color="000000"/>
+            </w:tcBorders>
+            <w:vAlign w:val="bottom"/>
+          </w:tcPr>
+          <w:p>
+            <w:pPr>
+              <w:spacing w:after="0"/>
+              <w:jc w:val="center"/>
+            </w:pPr>
+            <w:r>
+              <w:t xml:space="preserve">[0.03,0.45]</w:t>
+            </w:r>
+          </w:p>
+        </w:tc>
+        <w:tc>
+          <w:tcPr>
+            <w:tcW w:w="850" w:type="dxa"/>
+            <w:tcBorders>
+              <w:top w:val="nil" w:color="000000"/>
+              <w:left w:val="nil" w:color="000000"/>
+              <w:bottom w:val="nil" w:color="000000"/>
+              <w:right w:val="nil" w:color="000000"/>
+            </w:tcBorders>
+            <w:vAlign w:val="bottom"/>
+          </w:tcPr>
+          <w:p>
+            <w:pPr>
+              <w:spacing w:after="0"/>
+              <w:jc w:val="center"/>
+            </w:pPr>
+            <w:r>
+              <w:t xml:space="preserve">[0.04,0.45]</w:t>
+            </w:r>
+          </w:p>
+        </w:tc>
+        <w:tc>
+          <w:tcPr>
+            <w:tcW w:w="850" w:type="dxa"/>
+            <w:tcBorders>
+              <w:top w:val="nil" w:color="000000"/>
+              <w:left w:val="nil" w:color="000000"/>
+              <w:bottom w:val="nil" w:color="000000"/>
+              <w:right w:val="nil" w:color="000000"/>
+            </w:tcBorders>
+            <w:vAlign w:val="bottom"/>
+          </w:tcPr>
+          <w:p>
+            <w:pPr>
+              <w:spacing w:after="0"/>
+              <w:jc w:val="center"/>
+            </w:pPr>
+            <w:r>
+              <w:t xml:space="preserve">[0.07,0.48]</w:t>
+            </w:r>
+          </w:p>
+        </w:tc>
+        <w:tc>
+          <w:tcPr>
+            <w:tcW w:w="850" w:type="dxa"/>
+            <w:tcBorders>
+              <w:top w:val="nil" w:color="000000"/>
+              <w:left w:val="nil" w:color="000000"/>
+              <w:bottom w:val="nil" w:color="000000"/>
+              <w:right w:val="nil" w:color="000000"/>
+            </w:tcBorders>
+            <w:vAlign w:val="bottom"/>
+          </w:tcPr>
+          <w:p>
+            <w:pPr>
+              <w:spacing w:after="0"/>
+              <w:jc w:val="center"/>
+            </w:pPr>
+            <w:r>
+              <w:t xml:space="preserve">[0.04,0.45]</w:t>
+            </w:r>
+          </w:p>
+        </w:tc>
+        <w:tc>
+          <w:tcPr>
+            <w:tcW w:w="850" w:type="dxa"/>
+            <w:tcBorders>
+              <w:top w:val="nil" w:color="000000"/>
+              <w:left w:val="nil" w:color="000000"/>
+              <w:bottom w:val="nil" w:color="000000"/>
+              <w:right w:val="nil" w:color="000000"/>
+            </w:tcBorders>
+            <w:vAlign w:val="bottom"/>
+          </w:tcPr>
+          <w:p>
+            <w:pPr>
+              <w:spacing w:after="0"/>
+              <w:jc w:val="center"/>
+            </w:pPr>
+            <w:r>
+              <w:t xml:space="preserve">[0.04,0.35]</w:t>
+            </w:r>
+          </w:p>
+        </w:tc>
+        <w:tc>
+          <w:tcPr>
+            <w:tcW w:w="850" w:type="dxa"/>
+            <w:tcBorders>
+              <w:top w:val="nil" w:color="000000"/>
+              <w:left w:val="nil" w:color="000000"/>
+              <w:bottom w:val="nil" w:color="000000"/>
+              <w:right w:val="nil" w:color="000000"/>
+            </w:tcBorders>
+            <w:vAlign w:val="bottom"/>
+          </w:tcPr>
+          <w:p>
+            <w:pPr>
+              <w:spacing w:after="0"/>
+              <w:jc w:val="center"/>
+            </w:pPr>
+            <w:r>
+              <w:t xml:space="preserve">[0.04,0.36]</w:t>
             </w:r>
           </w:p>
         </w:tc>
@@ -994,7 +3610,7 @@
       <w:tr>
         <w:tc>
           <w:tcPr>
-            <w:tcW w:w="3120" w:type="dxa"/>
+            <w:tcW w:w="850" w:type="dxa"/>
             <w:tcBorders>
               <w:top w:val="nil" w:color="000000"/>
               <w:left w:val="nil" w:color="000000"/>
@@ -1015,7 +3631,7 @@
         </w:tc>
         <w:tc>
           <w:tcPr>
-            <w:tcW w:w="3120" w:type="dxa"/>
+            <w:tcW w:w="850" w:type="dxa"/>
             <w:tcBorders>
               <w:top w:val="nil" w:color="000000"/>
               <w:left w:val="single" w:color="000000"/>
@@ -1036,7 +3652,7 @@
         </w:tc>
         <w:tc>
           <w:tcPr>
-            <w:tcW w:w="3120" w:type="dxa"/>
+            <w:tcW w:w="850" w:type="dxa"/>
             <w:tcBorders>
               <w:top w:val="nil" w:color="000000"/>
               <w:left w:val="nil" w:color="000000"/>
@@ -1052,6 +3668,174 @@
             </w:pPr>
             <w:r>
               <w:t xml:space="preserve">0.34*</w:t>
+            </w:r>
+          </w:p>
+        </w:tc>
+        <w:tc>
+          <w:tcPr>
+            <w:tcW w:w="850" w:type="dxa"/>
+            <w:tcBorders>
+              <w:top w:val="nil" w:color="000000"/>
+              <w:left w:val="nil" w:color="000000"/>
+              <w:bottom w:val="nil" w:color="000000"/>
+              <w:right w:val="nil" w:color="000000"/>
+            </w:tcBorders>
+            <w:vAlign w:val="bottom"/>
+          </w:tcPr>
+          <w:p>
+            <w:pPr>
+              <w:spacing w:after="0"/>
+              <w:jc w:val="center"/>
+            </w:pPr>
+            <w:r>
+              <w:t xml:space="preserve">0.35**</w:t>
+            </w:r>
+          </w:p>
+        </w:tc>
+        <w:tc>
+          <w:tcPr>
+            <w:tcW w:w="850" w:type="dxa"/>
+            <w:tcBorders>
+              <w:top w:val="nil" w:color="000000"/>
+              <w:left w:val="nil" w:color="000000"/>
+              <w:bottom w:val="nil" w:color="000000"/>
+              <w:right w:val="nil" w:color="000000"/>
+            </w:tcBorders>
+            <w:vAlign w:val="bottom"/>
+          </w:tcPr>
+          <w:p>
+            <w:pPr>
+              <w:spacing w:after="0"/>
+              <w:jc w:val="center"/>
+            </w:pPr>
+            <w:r>
+              <w:t xml:space="preserve">0.35**</w:t>
+            </w:r>
+          </w:p>
+        </w:tc>
+        <w:tc>
+          <w:tcPr>
+            <w:tcW w:w="850" w:type="dxa"/>
+            <w:tcBorders>
+              <w:top w:val="nil" w:color="000000"/>
+              <w:left w:val="nil" w:color="000000"/>
+              <w:bottom w:val="nil" w:color="000000"/>
+              <w:right w:val="nil" w:color="000000"/>
+            </w:tcBorders>
+            <w:vAlign w:val="bottom"/>
+          </w:tcPr>
+          <w:p>
+            <w:pPr>
+              <w:spacing w:after="0"/>
+              <w:jc w:val="center"/>
+            </w:pPr>
+            <w:r>
+              <w:t xml:space="preserve">0.35**</w:t>
+            </w:r>
+          </w:p>
+        </w:tc>
+        <w:tc>
+          <w:tcPr>
+            <w:tcW w:w="850" w:type="dxa"/>
+            <w:tcBorders>
+              <w:top w:val="nil" w:color="000000"/>
+              <w:left w:val="nil" w:color="000000"/>
+              <w:bottom w:val="nil" w:color="000000"/>
+              <w:right w:val="nil" w:color="000000"/>
+            </w:tcBorders>
+            <w:vAlign w:val="bottom"/>
+          </w:tcPr>
+          <w:p>
+            <w:pPr>
+              <w:spacing w:after="0"/>
+              <w:jc w:val="center"/>
+            </w:pPr>
+            <w:r>
+              <w:t xml:space="preserve">0.36**</w:t>
+            </w:r>
+          </w:p>
+        </w:tc>
+        <w:tc>
+          <w:tcPr>
+            <w:tcW w:w="850" w:type="dxa"/>
+            <w:tcBorders>
+              <w:top w:val="nil" w:color="000000"/>
+              <w:left w:val="nil" w:color="000000"/>
+              <w:bottom w:val="nil" w:color="000000"/>
+              <w:right w:val="nil" w:color="000000"/>
+            </w:tcBorders>
+            <w:vAlign w:val="bottom"/>
+          </w:tcPr>
+          <w:p>
+            <w:pPr>
+              <w:spacing w:after="0"/>
+              <w:jc w:val="center"/>
+            </w:pPr>
+            <w:r>
+              <w:t xml:space="preserve">0.47**</w:t>
+            </w:r>
+          </w:p>
+        </w:tc>
+        <w:tc>
+          <w:tcPr>
+            <w:tcW w:w="850" w:type="dxa"/>
+            <w:tcBorders>
+              <w:top w:val="nil" w:color="000000"/>
+              <w:left w:val="nil" w:color="000000"/>
+              <w:bottom w:val="nil" w:color="000000"/>
+              <w:right w:val="nil" w:color="000000"/>
+            </w:tcBorders>
+            <w:vAlign w:val="bottom"/>
+          </w:tcPr>
+          <w:p>
+            <w:pPr>
+              <w:spacing w:after="0"/>
+              <w:jc w:val="center"/>
+            </w:pPr>
+            <w:r>
+              <w:t xml:space="preserve">0.36**</w:t>
+            </w:r>
+          </w:p>
+        </w:tc>
+        <w:tc>
+          <w:tcPr>
+            <w:tcW w:w="850" w:type="dxa"/>
+            <w:tcBorders>
+              <w:top w:val="nil" w:color="000000"/>
+              <w:left w:val="nil" w:color="000000"/>
+              <w:bottom w:val="nil" w:color="000000"/>
+              <w:right w:val="nil" w:color="000000"/>
+            </w:tcBorders>
+            <w:vAlign w:val="bottom"/>
+          </w:tcPr>
+          <w:p>
+            <w:pPr>
+              <w:spacing w:after="0"/>
+              <w:jc w:val="center"/>
+            </w:pPr>
+            <w:r>
+              <w:t xml:space="preserve">0.29*</w:t>
+            </w:r>
+          </w:p>
+        </w:tc>
+        <w:tc>
+          <w:tcPr>
+            <w:tcW w:w="850" w:type="dxa"/>
+            <w:tcBorders>
+              <w:top w:val="nil" w:color="000000"/>
+              <w:left w:val="nil" w:color="000000"/>
+              <w:bottom w:val="nil" w:color="000000"/>
+              <w:right w:val="nil" w:color="000000"/>
+            </w:tcBorders>
+            <w:vAlign w:val="bottom"/>
+          </w:tcPr>
+          <w:p>
+            <w:pPr>
+              <w:spacing w:after="0"/>
+              <w:jc w:val="center"/>
+            </w:pPr>
+            <w:r>
+              <w:t xml:space="preserve">0.31*</w:t>
             </w:r>
           </w:p>
         </w:tc>
@@ -1059,7 +3843,7 @@
       <w:tr>
         <w:tc>
           <w:tcPr>
-            <w:tcW w:w="3120" w:type="dxa"/>
+            <w:tcW w:w="850" w:type="dxa"/>
             <w:tcBorders>
               <w:top w:val="nil" w:color="000000"/>
               <w:left w:val="nil" w:color="000000"/>
@@ -1075,7 +3859,7 @@
         </w:tc>
         <w:tc>
           <w:tcPr>
-            <w:tcW w:w="3120" w:type="dxa"/>
+            <w:tcW w:w="850" w:type="dxa"/>
             <w:tcBorders>
               <w:top w:val="nil" w:color="000000"/>
               <w:left w:val="single" w:color="000000"/>
@@ -1096,7 +3880,7 @@
         </w:tc>
         <w:tc>
           <w:tcPr>
-            <w:tcW w:w="3120" w:type="dxa"/>
+            <w:tcW w:w="850" w:type="dxa"/>
             <w:tcBorders>
               <w:top w:val="nil" w:color="000000"/>
               <w:left w:val="nil" w:color="000000"/>
@@ -1112,6 +3896,174 @@
             </w:pPr>
             <w:r>
               <w:t xml:space="preserve">[-0.02,0.69]</w:t>
+            </w:r>
+          </w:p>
+        </w:tc>
+        <w:tc>
+          <w:tcPr>
+            <w:tcW w:w="850" w:type="dxa"/>
+            <w:tcBorders>
+              <w:top w:val="nil" w:color="000000"/>
+              <w:left w:val="nil" w:color="000000"/>
+              <w:bottom w:val="nil" w:color="000000"/>
+              <w:right w:val="nil" w:color="000000"/>
+            </w:tcBorders>
+            <w:vAlign w:val="bottom"/>
+          </w:tcPr>
+          <w:p>
+            <w:pPr>
+              <w:spacing w:after="0"/>
+              <w:jc w:val="center"/>
+            </w:pPr>
+            <w:r>
+              <w:t xml:space="preserve">[0.00,0.70]</w:t>
+            </w:r>
+          </w:p>
+        </w:tc>
+        <w:tc>
+          <w:tcPr>
+            <w:tcW w:w="850" w:type="dxa"/>
+            <w:tcBorders>
+              <w:top w:val="nil" w:color="000000"/>
+              <w:left w:val="nil" w:color="000000"/>
+              <w:bottom w:val="nil" w:color="000000"/>
+              <w:right w:val="nil" w:color="000000"/>
+            </w:tcBorders>
+            <w:vAlign w:val="bottom"/>
+          </w:tcPr>
+          <w:p>
+            <w:pPr>
+              <w:spacing w:after="0"/>
+              <w:jc w:val="center"/>
+            </w:pPr>
+            <w:r>
+              <w:t xml:space="preserve">[0.00,0.70]</w:t>
+            </w:r>
+          </w:p>
+        </w:tc>
+        <w:tc>
+          <w:tcPr>
+            <w:tcW w:w="850" w:type="dxa"/>
+            <w:tcBorders>
+              <w:top w:val="nil" w:color="000000"/>
+              <w:left w:val="nil" w:color="000000"/>
+              <w:bottom w:val="nil" w:color="000000"/>
+              <w:right w:val="nil" w:color="000000"/>
+            </w:tcBorders>
+            <w:vAlign w:val="bottom"/>
+          </w:tcPr>
+          <w:p>
+            <w:pPr>
+              <w:spacing w:after="0"/>
+              <w:jc w:val="center"/>
+            </w:pPr>
+            <w:r>
+              <w:t xml:space="preserve">[0.01,0.69]</w:t>
+            </w:r>
+          </w:p>
+        </w:tc>
+        <w:tc>
+          <w:tcPr>
+            <w:tcW w:w="850" w:type="dxa"/>
+            <w:tcBorders>
+              <w:top w:val="nil" w:color="000000"/>
+              <w:left w:val="nil" w:color="000000"/>
+              <w:bottom w:val="nil" w:color="000000"/>
+              <w:right w:val="nil" w:color="000000"/>
+            </w:tcBorders>
+            <w:vAlign w:val="bottom"/>
+          </w:tcPr>
+          <w:p>
+            <w:pPr>
+              <w:spacing w:after="0"/>
+              <w:jc w:val="center"/>
+            </w:pPr>
+            <w:r>
+              <w:t xml:space="preserve">[0.01,0.70]</w:t>
+            </w:r>
+          </w:p>
+        </w:tc>
+        <w:tc>
+          <w:tcPr>
+            <w:tcW w:w="850" w:type="dxa"/>
+            <w:tcBorders>
+              <w:top w:val="nil" w:color="000000"/>
+              <w:left w:val="nil" w:color="000000"/>
+              <w:bottom w:val="nil" w:color="000000"/>
+              <w:right w:val="nil" w:color="000000"/>
+            </w:tcBorders>
+            <w:vAlign w:val="bottom"/>
+          </w:tcPr>
+          <w:p>
+            <w:pPr>
+              <w:spacing w:after="0"/>
+              <w:jc w:val="center"/>
+            </w:pPr>
+            <w:r>
+              <w:t xml:space="preserve">[0.08,0.86]</w:t>
+            </w:r>
+          </w:p>
+        </w:tc>
+        <w:tc>
+          <w:tcPr>
+            <w:tcW w:w="850" w:type="dxa"/>
+            <w:tcBorders>
+              <w:top w:val="nil" w:color="000000"/>
+              <w:left w:val="nil" w:color="000000"/>
+              <w:bottom w:val="nil" w:color="000000"/>
+              <w:right w:val="nil" w:color="000000"/>
+            </w:tcBorders>
+            <w:vAlign w:val="bottom"/>
+          </w:tcPr>
+          <w:p>
+            <w:pPr>
+              <w:spacing w:after="0"/>
+              <w:jc w:val="center"/>
+            </w:pPr>
+            <w:r>
+              <w:t xml:space="preserve">[0.02,0.71]</w:t>
+            </w:r>
+          </w:p>
+        </w:tc>
+        <w:tc>
+          <w:tcPr>
+            <w:tcW w:w="850" w:type="dxa"/>
+            <w:tcBorders>
+              <w:top w:val="nil" w:color="000000"/>
+              <w:left w:val="nil" w:color="000000"/>
+              <w:bottom w:val="nil" w:color="000000"/>
+              <w:right w:val="nil" w:color="000000"/>
+            </w:tcBorders>
+            <w:vAlign w:val="bottom"/>
+          </w:tcPr>
+          <w:p>
+            <w:pPr>
+              <w:spacing w:after="0"/>
+              <w:jc w:val="center"/>
+            </w:pPr>
+            <w:r>
+              <w:t xml:space="preserve">[-0.01,0.60]</w:t>
+            </w:r>
+          </w:p>
+        </w:tc>
+        <w:tc>
+          <w:tcPr>
+            <w:tcW w:w="850" w:type="dxa"/>
+            <w:tcBorders>
+              <w:top w:val="nil" w:color="000000"/>
+              <w:left w:val="nil" w:color="000000"/>
+              <w:bottom w:val="nil" w:color="000000"/>
+              <w:right w:val="nil" w:color="000000"/>
+            </w:tcBorders>
+            <w:vAlign w:val="bottom"/>
+          </w:tcPr>
+          <w:p>
+            <w:pPr>
+              <w:spacing w:after="0"/>
+              <w:jc w:val="center"/>
+            </w:pPr>
+            <w:r>
+              <w:t xml:space="preserve">[-0.00,0.62]</w:t>
             </w:r>
           </w:p>
         </w:tc>
@@ -1119,7 +4071,7 @@
       <w:tr>
         <w:tc>
           <w:tcPr>
-            <w:tcW w:w="3120" w:type="dxa"/>
+            <w:tcW w:w="850" w:type="dxa"/>
             <w:tcBorders>
               <w:top w:val="nil" w:color="000000"/>
               <w:left w:val="nil" w:color="000000"/>
@@ -1140,7 +4092,7 @@
         </w:tc>
         <w:tc>
           <w:tcPr>
-            <w:tcW w:w="3120" w:type="dxa"/>
+            <w:tcW w:w="850" w:type="dxa"/>
             <w:tcBorders>
               <w:top w:val="nil" w:color="000000"/>
               <w:left w:val="single" w:color="000000"/>
@@ -1156,7 +4108,135 @@
         </w:tc>
         <w:tc>
           <w:tcPr>
-            <w:tcW w:w="3120" w:type="dxa"/>
+            <w:tcW w:w="850" w:type="dxa"/>
+            <w:tcBorders>
+              <w:top w:val="nil" w:color="000000"/>
+              <w:left w:val="nil" w:color="000000"/>
+              <w:bottom w:val="nil" w:color="000000"/>
+              <w:right w:val="nil" w:color="000000"/>
+            </w:tcBorders>
+          </w:tcPr>
+          <w:p>
+            <w:pPr>
+              <w:spacing w:after="0"/>
+            </w:pPr>
+          </w:p>
+        </w:tc>
+        <w:tc>
+          <w:tcPr>
+            <w:tcW w:w="850" w:type="dxa"/>
+            <w:tcBorders>
+              <w:top w:val="nil" w:color="000000"/>
+              <w:left w:val="nil" w:color="000000"/>
+              <w:bottom w:val="nil" w:color="000000"/>
+              <w:right w:val="nil" w:color="000000"/>
+            </w:tcBorders>
+          </w:tcPr>
+          <w:p>
+            <w:pPr>
+              <w:spacing w:after="0"/>
+            </w:pPr>
+          </w:p>
+        </w:tc>
+        <w:tc>
+          <w:tcPr>
+            <w:tcW w:w="850" w:type="dxa"/>
+            <w:tcBorders>
+              <w:top w:val="nil" w:color="000000"/>
+              <w:left w:val="nil" w:color="000000"/>
+              <w:bottom w:val="nil" w:color="000000"/>
+              <w:right w:val="nil" w:color="000000"/>
+            </w:tcBorders>
+          </w:tcPr>
+          <w:p>
+            <w:pPr>
+              <w:spacing w:after="0"/>
+            </w:pPr>
+          </w:p>
+        </w:tc>
+        <w:tc>
+          <w:tcPr>
+            <w:tcW w:w="850" w:type="dxa"/>
+            <w:tcBorders>
+              <w:top w:val="nil" w:color="000000"/>
+              <w:left w:val="nil" w:color="000000"/>
+              <w:bottom w:val="nil" w:color="000000"/>
+              <w:right w:val="nil" w:color="000000"/>
+            </w:tcBorders>
+          </w:tcPr>
+          <w:p>
+            <w:pPr>
+              <w:spacing w:after="0"/>
+            </w:pPr>
+          </w:p>
+        </w:tc>
+        <w:tc>
+          <w:tcPr>
+            <w:tcW w:w="850" w:type="dxa"/>
+            <w:tcBorders>
+              <w:top w:val="nil" w:color="000000"/>
+              <w:left w:val="nil" w:color="000000"/>
+              <w:bottom w:val="nil" w:color="000000"/>
+              <w:right w:val="nil" w:color="000000"/>
+            </w:tcBorders>
+          </w:tcPr>
+          <w:p>
+            <w:pPr>
+              <w:spacing w:after="0"/>
+            </w:pPr>
+          </w:p>
+        </w:tc>
+        <w:tc>
+          <w:tcPr>
+            <w:tcW w:w="850" w:type="dxa"/>
+            <w:tcBorders>
+              <w:top w:val="nil" w:color="000000"/>
+              <w:left w:val="nil" w:color="000000"/>
+              <w:bottom w:val="nil" w:color="000000"/>
+              <w:right w:val="nil" w:color="000000"/>
+            </w:tcBorders>
+          </w:tcPr>
+          <w:p>
+            <w:pPr>
+              <w:spacing w:after="0"/>
+            </w:pPr>
+          </w:p>
+        </w:tc>
+        <w:tc>
+          <w:tcPr>
+            <w:tcW w:w="850" w:type="dxa"/>
+            <w:tcBorders>
+              <w:top w:val="nil" w:color="000000"/>
+              <w:left w:val="nil" w:color="000000"/>
+              <w:bottom w:val="nil" w:color="000000"/>
+              <w:right w:val="nil" w:color="000000"/>
+            </w:tcBorders>
+          </w:tcPr>
+          <w:p>
+            <w:pPr>
+              <w:spacing w:after="0"/>
+            </w:pPr>
+          </w:p>
+        </w:tc>
+        <w:tc>
+          <w:tcPr>
+            <w:tcW w:w="850" w:type="dxa"/>
+            <w:tcBorders>
+              <w:top w:val="nil" w:color="000000"/>
+              <w:left w:val="nil" w:color="000000"/>
+              <w:bottom w:val="nil" w:color="000000"/>
+              <w:right w:val="nil" w:color="000000"/>
+            </w:tcBorders>
+          </w:tcPr>
+          <w:p>
+            <w:pPr>
+              <w:spacing w:after="0"/>
+            </w:pPr>
+          </w:p>
+        </w:tc>
+        <w:tc>
+          <w:tcPr>
+            <w:tcW w:w="850" w:type="dxa"/>
             <w:tcBorders>
               <w:top w:val="nil" w:color="000000"/>
               <w:left w:val="nil" w:color="000000"/>
@@ -1174,7 +4254,7 @@
       <w:tr>
         <w:tc>
           <w:tcPr>
-            <w:tcW w:w="3120" w:type="dxa"/>
+            <w:tcW w:w="850" w:type="dxa"/>
             <w:tcBorders>
               <w:top w:val="nil" w:color="000000"/>
               <w:left w:val="nil" w:color="000000"/>
@@ -1195,7 +4275,7 @@
         </w:tc>
         <w:tc>
           <w:tcPr>
-            <w:tcW w:w="3120" w:type="dxa"/>
+            <w:tcW w:w="850" w:type="dxa"/>
             <w:tcBorders>
               <w:top w:val="nil" w:color="000000"/>
               <w:left w:val="single" w:color="000000"/>
@@ -1216,7 +4296,7 @@
         </w:tc>
         <w:tc>
           <w:tcPr>
-            <w:tcW w:w="3120" w:type="dxa"/>
+            <w:tcW w:w="850" w:type="dxa"/>
             <w:tcBorders>
               <w:top w:val="nil" w:color="000000"/>
               <w:left w:val="nil" w:color="000000"/>
@@ -1232,6 +4312,174 @@
             </w:pPr>
             <w:r>
               <w:t xml:space="preserve">0.17*</w:t>
+            </w:r>
+          </w:p>
+        </w:tc>
+        <w:tc>
+          <w:tcPr>
+            <w:tcW w:w="850" w:type="dxa"/>
+            <w:tcBorders>
+              <w:top w:val="nil" w:color="000000"/>
+              <w:left w:val="nil" w:color="000000"/>
+              <w:bottom w:val="nil" w:color="000000"/>
+              <w:right w:val="nil" w:color="000000"/>
+            </w:tcBorders>
+            <w:vAlign w:val="bottom"/>
+          </w:tcPr>
+          <w:p>
+            <w:pPr>
+              <w:spacing w:after="0"/>
+              <w:jc w:val="center"/>
+            </w:pPr>
+            <w:r>
+              <w:t xml:space="preserve">0.15*</w:t>
+            </w:r>
+          </w:p>
+        </w:tc>
+        <w:tc>
+          <w:tcPr>
+            <w:tcW w:w="850" w:type="dxa"/>
+            <w:tcBorders>
+              <w:top w:val="nil" w:color="000000"/>
+              <w:left w:val="nil" w:color="000000"/>
+              <w:bottom w:val="nil" w:color="000000"/>
+              <w:right w:val="nil" w:color="000000"/>
+            </w:tcBorders>
+            <w:vAlign w:val="bottom"/>
+          </w:tcPr>
+          <w:p>
+            <w:pPr>
+              <w:spacing w:after="0"/>
+              <w:jc w:val="center"/>
+            </w:pPr>
+            <w:r>
+              <w:t xml:space="preserve">0.14</w:t>
+            </w:r>
+          </w:p>
+        </w:tc>
+        <w:tc>
+          <w:tcPr>
+            <w:tcW w:w="850" w:type="dxa"/>
+            <w:tcBorders>
+              <w:top w:val="nil" w:color="000000"/>
+              <w:left w:val="nil" w:color="000000"/>
+              <w:bottom w:val="nil" w:color="000000"/>
+              <w:right w:val="nil" w:color="000000"/>
+            </w:tcBorders>
+            <w:vAlign w:val="bottom"/>
+          </w:tcPr>
+          <w:p>
+            <w:pPr>
+              <w:spacing w:after="0"/>
+              <w:jc w:val="center"/>
+            </w:pPr>
+            <w:r>
+              <w:t xml:space="preserve">0.15</w:t>
+            </w:r>
+          </w:p>
+        </w:tc>
+        <w:tc>
+          <w:tcPr>
+            <w:tcW w:w="850" w:type="dxa"/>
+            <w:tcBorders>
+              <w:top w:val="nil" w:color="000000"/>
+              <w:left w:val="nil" w:color="000000"/>
+              <w:bottom w:val="nil" w:color="000000"/>
+              <w:right w:val="nil" w:color="000000"/>
+            </w:tcBorders>
+            <w:vAlign w:val="bottom"/>
+          </w:tcPr>
+          <w:p>
+            <w:pPr>
+              <w:spacing w:after="0"/>
+              <w:jc w:val="center"/>
+            </w:pPr>
+            <w:r>
+              <w:t xml:space="preserve">0.15</w:t>
+            </w:r>
+          </w:p>
+        </w:tc>
+        <w:tc>
+          <w:tcPr>
+            <w:tcW w:w="850" w:type="dxa"/>
+            <w:tcBorders>
+              <w:top w:val="nil" w:color="000000"/>
+              <w:left w:val="nil" w:color="000000"/>
+              <w:bottom w:val="nil" w:color="000000"/>
+              <w:right w:val="nil" w:color="000000"/>
+            </w:tcBorders>
+            <w:vAlign w:val="bottom"/>
+          </w:tcPr>
+          <w:p>
+            <w:pPr>
+              <w:spacing w:after="0"/>
+              <w:jc w:val="center"/>
+            </w:pPr>
+            <w:r>
+              <w:t xml:space="preserve">0.16*</w:t>
+            </w:r>
+          </w:p>
+        </w:tc>
+        <w:tc>
+          <w:tcPr>
+            <w:tcW w:w="850" w:type="dxa"/>
+            <w:tcBorders>
+              <w:top w:val="nil" w:color="000000"/>
+              <w:left w:val="nil" w:color="000000"/>
+              <w:bottom w:val="nil" w:color="000000"/>
+              <w:right w:val="nil" w:color="000000"/>
+            </w:tcBorders>
+            <w:vAlign w:val="bottom"/>
+          </w:tcPr>
+          <w:p>
+            <w:pPr>
+              <w:spacing w:after="0"/>
+              <w:jc w:val="center"/>
+            </w:pPr>
+            <w:r>
+              <w:t xml:space="preserve">0.15</w:t>
+            </w:r>
+          </w:p>
+        </w:tc>
+        <w:tc>
+          <w:tcPr>
+            <w:tcW w:w="850" w:type="dxa"/>
+            <w:tcBorders>
+              <w:top w:val="nil" w:color="000000"/>
+              <w:left w:val="nil" w:color="000000"/>
+              <w:bottom w:val="nil" w:color="000000"/>
+              <w:right w:val="nil" w:color="000000"/>
+            </w:tcBorders>
+            <w:vAlign w:val="bottom"/>
+          </w:tcPr>
+          <w:p>
+            <w:pPr>
+              <w:spacing w:after="0"/>
+              <w:jc w:val="center"/>
+            </w:pPr>
+            <w:r>
+              <w:t xml:space="preserve">0.11</w:t>
+            </w:r>
+          </w:p>
+        </w:tc>
+        <w:tc>
+          <w:tcPr>
+            <w:tcW w:w="850" w:type="dxa"/>
+            <w:tcBorders>
+              <w:top w:val="nil" w:color="000000"/>
+              <w:left w:val="nil" w:color="000000"/>
+              <w:bottom w:val="nil" w:color="000000"/>
+              <w:right w:val="nil" w:color="000000"/>
+            </w:tcBorders>
+            <w:vAlign w:val="bottom"/>
+          </w:tcPr>
+          <w:p>
+            <w:pPr>
+              <w:spacing w:after="0"/>
+              <w:jc w:val="center"/>
+            </w:pPr>
+            <w:r>
+              <w:t xml:space="preserve">0.12</w:t>
             </w:r>
           </w:p>
         </w:tc>
@@ -1239,7 +4487,7 @@
       <w:tr>
         <w:tc>
           <w:tcPr>
-            <w:tcW w:w="3120" w:type="dxa"/>
+            <w:tcW w:w="850" w:type="dxa"/>
             <w:tcBorders>
               <w:top w:val="nil" w:color="000000"/>
               <w:left w:val="nil" w:color="000000"/>
@@ -1255,7 +4503,7 @@
         </w:tc>
         <w:tc>
           <w:tcPr>
-            <w:tcW w:w="3120" w:type="dxa"/>
+            <w:tcW w:w="850" w:type="dxa"/>
             <w:tcBorders>
               <w:top w:val="nil" w:color="000000"/>
               <w:left w:val="single" w:color="000000"/>
@@ -1276,7 +4524,7 @@
         </w:tc>
         <w:tc>
           <w:tcPr>
-            <w:tcW w:w="3120" w:type="dxa"/>
+            <w:tcW w:w="850" w:type="dxa"/>
             <w:tcBorders>
               <w:top w:val="nil" w:color="000000"/>
               <w:left w:val="nil" w:color="000000"/>
@@ -1292,6 +4540,174 @@
             </w:pPr>
             <w:r>
               <w:t xml:space="preserve">[-0.01,0.35]</w:t>
+            </w:r>
+          </w:p>
+        </w:tc>
+        <w:tc>
+          <w:tcPr>
+            <w:tcW w:w="850" w:type="dxa"/>
+            <w:tcBorders>
+              <w:top w:val="nil" w:color="000000"/>
+              <w:left w:val="nil" w:color="000000"/>
+              <w:bottom w:val="nil" w:color="000000"/>
+              <w:right w:val="nil" w:color="000000"/>
+            </w:tcBorders>
+            <w:vAlign w:val="bottom"/>
+          </w:tcPr>
+          <w:p>
+            <w:pPr>
+              <w:spacing w:after="0"/>
+              <w:jc w:val="center"/>
+            </w:pPr>
+            <w:r>
+              <w:t xml:space="preserve">[-0.02,0.33]</w:t>
+            </w:r>
+          </w:p>
+        </w:tc>
+        <w:tc>
+          <w:tcPr>
+            <w:tcW w:w="850" w:type="dxa"/>
+            <w:tcBorders>
+              <w:top w:val="nil" w:color="000000"/>
+              <w:left w:val="nil" w:color="000000"/>
+              <w:bottom w:val="nil" w:color="000000"/>
+              <w:right w:val="nil" w:color="000000"/>
+            </w:tcBorders>
+            <w:vAlign w:val="bottom"/>
+          </w:tcPr>
+          <w:p>
+            <w:pPr>
+              <w:spacing w:after="0"/>
+              <w:jc w:val="center"/>
+            </w:pPr>
+            <w:r>
+              <w:t xml:space="preserve">[-0.04,0.32]</w:t>
+            </w:r>
+          </w:p>
+        </w:tc>
+        <w:tc>
+          <w:tcPr>
+            <w:tcW w:w="850" w:type="dxa"/>
+            <w:tcBorders>
+              <w:top w:val="nil" w:color="000000"/>
+              <w:left w:val="nil" w:color="000000"/>
+              <w:bottom w:val="nil" w:color="000000"/>
+              <w:right w:val="nil" w:color="000000"/>
+            </w:tcBorders>
+            <w:vAlign w:val="bottom"/>
+          </w:tcPr>
+          <w:p>
+            <w:pPr>
+              <w:spacing w:after="0"/>
+              <w:jc w:val="center"/>
+            </w:pPr>
+            <w:r>
+              <w:t xml:space="preserve">[-0.03,0.33]</w:t>
+            </w:r>
+          </w:p>
+        </w:tc>
+        <w:tc>
+          <w:tcPr>
+            <w:tcW w:w="850" w:type="dxa"/>
+            <w:tcBorders>
+              <w:top w:val="nil" w:color="000000"/>
+              <w:left w:val="nil" w:color="000000"/>
+              <w:bottom w:val="nil" w:color="000000"/>
+              <w:right w:val="nil" w:color="000000"/>
+            </w:tcBorders>
+            <w:vAlign w:val="bottom"/>
+          </w:tcPr>
+          <w:p>
+            <w:pPr>
+              <w:spacing w:after="0"/>
+              <w:jc w:val="center"/>
+            </w:pPr>
+            <w:r>
+              <w:t xml:space="preserve">[-0.03,0.32]</w:t>
+            </w:r>
+          </w:p>
+        </w:tc>
+        <w:tc>
+          <w:tcPr>
+            <w:tcW w:w="850" w:type="dxa"/>
+            <w:tcBorders>
+              <w:top w:val="nil" w:color="000000"/>
+              <w:left w:val="nil" w:color="000000"/>
+              <w:bottom w:val="nil" w:color="000000"/>
+              <w:right w:val="nil" w:color="000000"/>
+            </w:tcBorders>
+            <w:vAlign w:val="bottom"/>
+          </w:tcPr>
+          <w:p>
+            <w:pPr>
+              <w:spacing w:after="0"/>
+              <w:jc w:val="center"/>
+            </w:pPr>
+            <w:r>
+              <w:t xml:space="preserve">[-0.01,0.33]</w:t>
+            </w:r>
+          </w:p>
+        </w:tc>
+        <w:tc>
+          <w:tcPr>
+            <w:tcW w:w="850" w:type="dxa"/>
+            <w:tcBorders>
+              <w:top w:val="nil" w:color="000000"/>
+              <w:left w:val="nil" w:color="000000"/>
+              <w:bottom w:val="nil" w:color="000000"/>
+              <w:right w:val="nil" w:color="000000"/>
+            </w:tcBorders>
+            <w:vAlign w:val="bottom"/>
+          </w:tcPr>
+          <w:p>
+            <w:pPr>
+              <w:spacing w:after="0"/>
+              <w:jc w:val="center"/>
+            </w:pPr>
+            <w:r>
+              <w:t xml:space="preserve">[-0.03,0.32]</w:t>
+            </w:r>
+          </w:p>
+        </w:tc>
+        <w:tc>
+          <w:tcPr>
+            <w:tcW w:w="850" w:type="dxa"/>
+            <w:tcBorders>
+              <w:top w:val="nil" w:color="000000"/>
+              <w:left w:val="nil" w:color="000000"/>
+              <w:bottom w:val="nil" w:color="000000"/>
+              <w:right w:val="nil" w:color="000000"/>
+            </w:tcBorders>
+            <w:vAlign w:val="bottom"/>
+          </w:tcPr>
+          <w:p>
+            <w:pPr>
+              <w:spacing w:after="0"/>
+              <w:jc w:val="center"/>
+            </w:pPr>
+            <w:r>
+              <w:t xml:space="preserve">[-0.03,0.25]</w:t>
+            </w:r>
+          </w:p>
+        </w:tc>
+        <w:tc>
+          <w:tcPr>
+            <w:tcW w:w="850" w:type="dxa"/>
+            <w:tcBorders>
+              <w:top w:val="nil" w:color="000000"/>
+              <w:left w:val="nil" w:color="000000"/>
+              <w:bottom w:val="nil" w:color="000000"/>
+              <w:right w:val="nil" w:color="000000"/>
+            </w:tcBorders>
+            <w:vAlign w:val="bottom"/>
+          </w:tcPr>
+          <w:p>
+            <w:pPr>
+              <w:spacing w:after="0"/>
+              <w:jc w:val="center"/>
+            </w:pPr>
+            <w:r>
+              <w:t xml:space="preserve">[-0.02,0.25]</w:t>
             </w:r>
           </w:p>
         </w:tc>
@@ -1299,7 +4715,7 @@
       <w:tr>
         <w:tc>
           <w:tcPr>
-            <w:tcW w:w="3120" w:type="dxa"/>
+            <w:tcW w:w="850" w:type="dxa"/>
             <w:tcBorders>
               <w:top w:val="nil" w:color="000000"/>
               <w:left w:val="nil" w:color="000000"/>
@@ -1320,7 +4736,7 @@
         </w:tc>
         <w:tc>
           <w:tcPr>
-            <w:tcW w:w="3120" w:type="dxa"/>
+            <w:tcW w:w="850" w:type="dxa"/>
             <w:tcBorders>
               <w:top w:val="nil" w:color="000000"/>
               <w:left w:val="single" w:color="000000"/>
@@ -1341,7 +4757,175 @@
         </w:tc>
         <w:tc>
           <w:tcPr>
-            <w:tcW w:w="3120" w:type="dxa"/>
+            <w:tcW w:w="850" w:type="dxa"/>
+            <w:tcBorders>
+              <w:top w:val="nil" w:color="000000"/>
+              <w:left w:val="nil" w:color="000000"/>
+              <w:bottom w:val="nil" w:color="000000"/>
+              <w:right w:val="nil" w:color="000000"/>
+            </w:tcBorders>
+            <w:vAlign w:val="bottom"/>
+          </w:tcPr>
+          <w:p>
+            <w:pPr>
+              <w:spacing w:after="0"/>
+              <w:jc w:val="center"/>
+            </w:pPr>
+            <w:r>
+              <w:t xml:space="preserve">-0.03</w:t>
+            </w:r>
+          </w:p>
+        </w:tc>
+        <w:tc>
+          <w:tcPr>
+            <w:tcW w:w="850" w:type="dxa"/>
+            <w:tcBorders>
+              <w:top w:val="nil" w:color="000000"/>
+              <w:left w:val="nil" w:color="000000"/>
+              <w:bottom w:val="nil" w:color="000000"/>
+              <w:right w:val="nil" w:color="000000"/>
+            </w:tcBorders>
+            <w:vAlign w:val="bottom"/>
+          </w:tcPr>
+          <w:p>
+            <w:pPr>
+              <w:spacing w:after="0"/>
+              <w:jc w:val="center"/>
+            </w:pPr>
+            <w:r>
+              <w:t xml:space="preserve">-0.01</w:t>
+            </w:r>
+          </w:p>
+        </w:tc>
+        <w:tc>
+          <w:tcPr>
+            <w:tcW w:w="850" w:type="dxa"/>
+            <w:tcBorders>
+              <w:top w:val="nil" w:color="000000"/>
+              <w:left w:val="nil" w:color="000000"/>
+              <w:bottom w:val="nil" w:color="000000"/>
+              <w:right w:val="nil" w:color="000000"/>
+            </w:tcBorders>
+            <w:vAlign w:val="bottom"/>
+          </w:tcPr>
+          <w:p>
+            <w:pPr>
+              <w:spacing w:after="0"/>
+              <w:jc w:val="center"/>
+            </w:pPr>
+            <w:r>
+              <w:t xml:space="preserve">-0.02</w:t>
+            </w:r>
+          </w:p>
+        </w:tc>
+        <w:tc>
+          <w:tcPr>
+            <w:tcW w:w="850" w:type="dxa"/>
+            <w:tcBorders>
+              <w:top w:val="nil" w:color="000000"/>
+              <w:left w:val="nil" w:color="000000"/>
+              <w:bottom w:val="nil" w:color="000000"/>
+              <w:right w:val="nil" w:color="000000"/>
+            </w:tcBorders>
+            <w:vAlign w:val="bottom"/>
+          </w:tcPr>
+          <w:p>
+            <w:pPr>
+              <w:spacing w:after="0"/>
+              <w:jc w:val="center"/>
+            </w:pPr>
+            <w:r>
+              <w:t xml:space="preserve">-0.02</w:t>
+            </w:r>
+          </w:p>
+        </w:tc>
+        <w:tc>
+          <w:tcPr>
+            <w:tcW w:w="850" w:type="dxa"/>
+            <w:tcBorders>
+              <w:top w:val="nil" w:color="000000"/>
+              <w:left w:val="nil" w:color="000000"/>
+              <w:bottom w:val="nil" w:color="000000"/>
+              <w:right w:val="nil" w:color="000000"/>
+            </w:tcBorders>
+            <w:vAlign w:val="bottom"/>
+          </w:tcPr>
+          <w:p>
+            <w:pPr>
+              <w:spacing w:after="0"/>
+              <w:jc w:val="center"/>
+            </w:pPr>
+            <w:r>
+              <w:t xml:space="preserve">-0.02</w:t>
+            </w:r>
+          </w:p>
+        </w:tc>
+        <w:tc>
+          <w:tcPr>
+            <w:tcW w:w="850" w:type="dxa"/>
+            <w:tcBorders>
+              <w:top w:val="nil" w:color="000000"/>
+              <w:left w:val="nil" w:color="000000"/>
+              <w:bottom w:val="nil" w:color="000000"/>
+              <w:right w:val="nil" w:color="000000"/>
+            </w:tcBorders>
+            <w:vAlign w:val="bottom"/>
+          </w:tcPr>
+          <w:p>
+            <w:pPr>
+              <w:spacing w:after="0"/>
+              <w:jc w:val="center"/>
+            </w:pPr>
+            <w:r>
+              <w:t xml:space="preserve">-0.02</w:t>
+            </w:r>
+          </w:p>
+        </w:tc>
+        <w:tc>
+          <w:tcPr>
+            <w:tcW w:w="850" w:type="dxa"/>
+            <w:tcBorders>
+              <w:top w:val="nil" w:color="000000"/>
+              <w:left w:val="nil" w:color="000000"/>
+              <w:bottom w:val="nil" w:color="000000"/>
+              <w:right w:val="nil" w:color="000000"/>
+            </w:tcBorders>
+            <w:vAlign w:val="bottom"/>
+          </w:tcPr>
+          <w:p>
+            <w:pPr>
+              <w:spacing w:after="0"/>
+              <w:jc w:val="center"/>
+            </w:pPr>
+            <w:r>
+              <w:t xml:space="preserve">-0.03</w:t>
+            </w:r>
+          </w:p>
+        </w:tc>
+        <w:tc>
+          <w:tcPr>
+            <w:tcW w:w="850" w:type="dxa"/>
+            <w:tcBorders>
+              <w:top w:val="nil" w:color="000000"/>
+              <w:left w:val="nil" w:color="000000"/>
+              <w:bottom w:val="nil" w:color="000000"/>
+              <w:right w:val="nil" w:color="000000"/>
+            </w:tcBorders>
+            <w:vAlign w:val="bottom"/>
+          </w:tcPr>
+          <w:p>
+            <w:pPr>
+              <w:spacing w:after="0"/>
+              <w:jc w:val="center"/>
+            </w:pPr>
+            <w:r>
+              <w:t xml:space="preserve">-0.01</w:t>
+            </w:r>
+          </w:p>
+        </w:tc>
+        <w:tc>
+          <w:tcPr>
+            <w:tcW w:w="850" w:type="dxa"/>
             <w:tcBorders>
               <w:top w:val="nil" w:color="000000"/>
               <w:left w:val="nil" w:color="000000"/>
@@ -1364,7 +4948,7 @@
       <w:tr>
         <w:tc>
           <w:tcPr>
-            <w:tcW w:w="3120" w:type="dxa"/>
+            <w:tcW w:w="850" w:type="dxa"/>
             <w:tcBorders>
               <w:top w:val="nil" w:color="000000"/>
               <w:left w:val="nil" w:color="000000"/>
@@ -1380,7 +4964,7 @@
         </w:tc>
         <w:tc>
           <w:tcPr>
-            <w:tcW w:w="3120" w:type="dxa"/>
+            <w:tcW w:w="850" w:type="dxa"/>
             <w:tcBorders>
               <w:top w:val="nil" w:color="000000"/>
               <w:left w:val="single" w:color="000000"/>
@@ -1401,7 +4985,7 @@
         </w:tc>
         <w:tc>
           <w:tcPr>
-            <w:tcW w:w="3120" w:type="dxa"/>
+            <w:tcW w:w="850" w:type="dxa"/>
             <w:tcBorders>
               <w:top w:val="nil" w:color="000000"/>
               <w:left w:val="nil" w:color="000000"/>
@@ -1417,6 +5001,174 @@
             </w:pPr>
             <w:r>
               <w:t xml:space="preserve">[-0.12,0.06]</w:t>
+            </w:r>
+          </w:p>
+        </w:tc>
+        <w:tc>
+          <w:tcPr>
+            <w:tcW w:w="850" w:type="dxa"/>
+            <w:tcBorders>
+              <w:top w:val="nil" w:color="000000"/>
+              <w:left w:val="nil" w:color="000000"/>
+              <w:bottom w:val="nil" w:color="000000"/>
+              <w:right w:val="nil" w:color="000000"/>
+            </w:tcBorders>
+            <w:vAlign w:val="bottom"/>
+          </w:tcPr>
+          <w:p>
+            <w:pPr>
+              <w:spacing w:after="0"/>
+              <w:jc w:val="center"/>
+            </w:pPr>
+            <w:r>
+              <w:t xml:space="preserve">[-0.10,0.07]</w:t>
+            </w:r>
+          </w:p>
+        </w:tc>
+        <w:tc>
+          <w:tcPr>
+            <w:tcW w:w="850" w:type="dxa"/>
+            <w:tcBorders>
+              <w:top w:val="nil" w:color="000000"/>
+              <w:left w:val="nil" w:color="000000"/>
+              <w:bottom w:val="nil" w:color="000000"/>
+              <w:right w:val="nil" w:color="000000"/>
+            </w:tcBorders>
+            <w:vAlign w:val="bottom"/>
+          </w:tcPr>
+          <w:p>
+            <w:pPr>
+              <w:spacing w:after="0"/>
+              <w:jc w:val="center"/>
+            </w:pPr>
+            <w:r>
+              <w:t xml:space="preserve">[-0.11,0.07]</w:t>
+            </w:r>
+          </w:p>
+        </w:tc>
+        <w:tc>
+          <w:tcPr>
+            <w:tcW w:w="850" w:type="dxa"/>
+            <w:tcBorders>
+              <w:top w:val="nil" w:color="000000"/>
+              <w:left w:val="nil" w:color="000000"/>
+              <w:bottom w:val="nil" w:color="000000"/>
+              <w:right w:val="nil" w:color="000000"/>
+            </w:tcBorders>
+            <w:vAlign w:val="bottom"/>
+          </w:tcPr>
+          <w:p>
+            <w:pPr>
+              <w:spacing w:after="0"/>
+              <w:jc w:val="center"/>
+            </w:pPr>
+            <w:r>
+              <w:t xml:space="preserve">[-0.11,0.07]</w:t>
+            </w:r>
+          </w:p>
+        </w:tc>
+        <w:tc>
+          <w:tcPr>
+            <w:tcW w:w="850" w:type="dxa"/>
+            <w:tcBorders>
+              <w:top w:val="nil" w:color="000000"/>
+              <w:left w:val="nil" w:color="000000"/>
+              <w:bottom w:val="nil" w:color="000000"/>
+              <w:right w:val="nil" w:color="000000"/>
+            </w:tcBorders>
+            <w:vAlign w:val="bottom"/>
+          </w:tcPr>
+          <w:p>
+            <w:pPr>
+              <w:spacing w:after="0"/>
+              <w:jc w:val="center"/>
+            </w:pPr>
+            <w:r>
+              <w:t xml:space="preserve">[-0.11,0.07]</w:t>
+            </w:r>
+          </w:p>
+        </w:tc>
+        <w:tc>
+          <w:tcPr>
+            <w:tcW w:w="850" w:type="dxa"/>
+            <w:tcBorders>
+              <w:top w:val="nil" w:color="000000"/>
+              <w:left w:val="nil" w:color="000000"/>
+              <w:bottom w:val="nil" w:color="000000"/>
+              <w:right w:val="nil" w:color="000000"/>
+            </w:tcBorders>
+            <w:vAlign w:val="bottom"/>
+          </w:tcPr>
+          <w:p>
+            <w:pPr>
+              <w:spacing w:after="0"/>
+              <w:jc w:val="center"/>
+            </w:pPr>
+            <w:r>
+              <w:t xml:space="preserve">[-0.11,0.07]</w:t>
+            </w:r>
+          </w:p>
+        </w:tc>
+        <w:tc>
+          <w:tcPr>
+            <w:tcW w:w="850" w:type="dxa"/>
+            <w:tcBorders>
+              <w:top w:val="nil" w:color="000000"/>
+              <w:left w:val="nil" w:color="000000"/>
+              <w:bottom w:val="nil" w:color="000000"/>
+              <w:right w:val="nil" w:color="000000"/>
+            </w:tcBorders>
+            <w:vAlign w:val="bottom"/>
+          </w:tcPr>
+          <w:p>
+            <w:pPr>
+              <w:spacing w:after="0"/>
+              <w:jc w:val="center"/>
+            </w:pPr>
+            <w:r>
+              <w:t xml:space="preserve">[-0.12,0.05]</w:t>
+            </w:r>
+          </w:p>
+        </w:tc>
+        <w:tc>
+          <w:tcPr>
+            <w:tcW w:w="850" w:type="dxa"/>
+            <w:tcBorders>
+              <w:top w:val="nil" w:color="000000"/>
+              <w:left w:val="nil" w:color="000000"/>
+              <w:bottom w:val="nil" w:color="000000"/>
+              <w:right w:val="nil" w:color="000000"/>
+            </w:tcBorders>
+            <w:vAlign w:val="bottom"/>
+          </w:tcPr>
+          <w:p>
+            <w:pPr>
+              <w:spacing w:after="0"/>
+              <w:jc w:val="center"/>
+            </w:pPr>
+            <w:r>
+              <w:t xml:space="preserve">[-0.10,0.07]</w:t>
+            </w:r>
+          </w:p>
+        </w:tc>
+        <w:tc>
+          <w:tcPr>
+            <w:tcW w:w="850" w:type="dxa"/>
+            <w:tcBorders>
+              <w:top w:val="nil" w:color="000000"/>
+              <w:left w:val="nil" w:color="000000"/>
+              <w:bottom w:val="nil" w:color="000000"/>
+              <w:right w:val="nil" w:color="000000"/>
+            </w:tcBorders>
+            <w:vAlign w:val="bottom"/>
+          </w:tcPr>
+          <w:p>
+            <w:pPr>
+              <w:spacing w:after="0"/>
+              <w:jc w:val="center"/>
+            </w:pPr>
+            <w:r>
+              <w:t xml:space="preserve">[-0.11,0.05]</w:t>
             </w:r>
           </w:p>
         </w:tc>
@@ -1424,7 +5176,7 @@
       <w:tr>
         <w:tc>
           <w:tcPr>
-            <w:tcW w:w="3120" w:type="dxa"/>
+            <w:tcW w:w="850" w:type="dxa"/>
             <w:tcBorders>
               <w:top w:val="nil" w:color="000000"/>
               <w:left w:val="nil" w:color="000000"/>
@@ -1445,7 +5197,7 @@
         </w:tc>
         <w:tc>
           <w:tcPr>
-            <w:tcW w:w="3120" w:type="dxa"/>
+            <w:tcW w:w="850" w:type="dxa"/>
             <w:tcBorders>
               <w:top w:val="nil" w:color="000000"/>
               <w:left w:val="single" w:color="000000"/>
@@ -1466,7 +5218,7 @@
         </w:tc>
         <w:tc>
           <w:tcPr>
-            <w:tcW w:w="3120" w:type="dxa"/>
+            <w:tcW w:w="850" w:type="dxa"/>
             <w:tcBorders>
               <w:top w:val="nil" w:color="000000"/>
               <w:left w:val="nil" w:color="000000"/>
@@ -1482,6 +5234,174 @@
             </w:pPr>
             <w:r>
               <w:t xml:space="preserve">-0.09*</w:t>
+            </w:r>
+          </w:p>
+        </w:tc>
+        <w:tc>
+          <w:tcPr>
+            <w:tcW w:w="850" w:type="dxa"/>
+            <w:tcBorders>
+              <w:top w:val="nil" w:color="000000"/>
+              <w:left w:val="nil" w:color="000000"/>
+              <w:bottom w:val="nil" w:color="000000"/>
+              <w:right w:val="nil" w:color="000000"/>
+            </w:tcBorders>
+            <w:vAlign w:val="bottom"/>
+          </w:tcPr>
+          <w:p>
+            <w:pPr>
+              <w:spacing w:after="0"/>
+              <w:jc w:val="center"/>
+            </w:pPr>
+            <w:r>
+              <w:t xml:space="preserve">-0.09*</w:t>
+            </w:r>
+          </w:p>
+        </w:tc>
+        <w:tc>
+          <w:tcPr>
+            <w:tcW w:w="850" w:type="dxa"/>
+            <w:tcBorders>
+              <w:top w:val="nil" w:color="000000"/>
+              <w:left w:val="nil" w:color="000000"/>
+              <w:bottom w:val="nil" w:color="000000"/>
+              <w:right w:val="nil" w:color="000000"/>
+            </w:tcBorders>
+            <w:vAlign w:val="bottom"/>
+          </w:tcPr>
+          <w:p>
+            <w:pPr>
+              <w:spacing w:after="0"/>
+              <w:jc w:val="center"/>
+            </w:pPr>
+            <w:r>
+              <w:t xml:space="preserve">-0.09*</w:t>
+            </w:r>
+          </w:p>
+        </w:tc>
+        <w:tc>
+          <w:tcPr>
+            <w:tcW w:w="850" w:type="dxa"/>
+            <w:tcBorders>
+              <w:top w:val="nil" w:color="000000"/>
+              <w:left w:val="nil" w:color="000000"/>
+              <w:bottom w:val="nil" w:color="000000"/>
+              <w:right w:val="nil" w:color="000000"/>
+            </w:tcBorders>
+            <w:vAlign w:val="bottom"/>
+          </w:tcPr>
+          <w:p>
+            <w:pPr>
+              <w:spacing w:after="0"/>
+              <w:jc w:val="center"/>
+            </w:pPr>
+            <w:r>
+              <w:t xml:space="preserve">-0.09*</w:t>
+            </w:r>
+          </w:p>
+        </w:tc>
+        <w:tc>
+          <w:tcPr>
+            <w:tcW w:w="850" w:type="dxa"/>
+            <w:tcBorders>
+              <w:top w:val="nil" w:color="000000"/>
+              <w:left w:val="nil" w:color="000000"/>
+              <w:bottom w:val="nil" w:color="000000"/>
+              <w:right w:val="nil" w:color="000000"/>
+            </w:tcBorders>
+            <w:vAlign w:val="bottom"/>
+          </w:tcPr>
+          <w:p>
+            <w:pPr>
+              <w:spacing w:after="0"/>
+              <w:jc w:val="center"/>
+            </w:pPr>
+            <w:r>
+              <w:t xml:space="preserve">-0.09*</w:t>
+            </w:r>
+          </w:p>
+        </w:tc>
+        <w:tc>
+          <w:tcPr>
+            <w:tcW w:w="850" w:type="dxa"/>
+            <w:tcBorders>
+              <w:top w:val="nil" w:color="000000"/>
+              <w:left w:val="nil" w:color="000000"/>
+              <w:bottom w:val="nil" w:color="000000"/>
+              <w:right w:val="nil" w:color="000000"/>
+            </w:tcBorders>
+            <w:vAlign w:val="bottom"/>
+          </w:tcPr>
+          <w:p>
+            <w:pPr>
+              <w:spacing w:after="0"/>
+              <w:jc w:val="center"/>
+            </w:pPr>
+            <w:r>
+              <w:t xml:space="preserve">-0.09*</w:t>
+            </w:r>
+          </w:p>
+        </w:tc>
+        <w:tc>
+          <w:tcPr>
+            <w:tcW w:w="850" w:type="dxa"/>
+            <w:tcBorders>
+              <w:top w:val="nil" w:color="000000"/>
+              <w:left w:val="nil" w:color="000000"/>
+              <w:bottom w:val="nil" w:color="000000"/>
+              <w:right w:val="nil" w:color="000000"/>
+            </w:tcBorders>
+            <w:vAlign w:val="bottom"/>
+          </w:tcPr>
+          <w:p>
+            <w:pPr>
+              <w:spacing w:after="0"/>
+              <w:jc w:val="center"/>
+            </w:pPr>
+            <w:r>
+              <w:t xml:space="preserve">-0.10**</w:t>
+            </w:r>
+          </w:p>
+        </w:tc>
+        <w:tc>
+          <w:tcPr>
+            <w:tcW w:w="850" w:type="dxa"/>
+            <w:tcBorders>
+              <w:top w:val="nil" w:color="000000"/>
+              <w:left w:val="nil" w:color="000000"/>
+              <w:bottom w:val="nil" w:color="000000"/>
+              <w:right w:val="nil" w:color="000000"/>
+            </w:tcBorders>
+            <w:vAlign w:val="bottom"/>
+          </w:tcPr>
+          <w:p>
+            <w:pPr>
+              <w:spacing w:after="0"/>
+              <w:jc w:val="center"/>
+            </w:pPr>
+            <w:r>
+              <w:t xml:space="preserve">-0.07*</w:t>
+            </w:r>
+          </w:p>
+        </w:tc>
+        <w:tc>
+          <w:tcPr>
+            <w:tcW w:w="850" w:type="dxa"/>
+            <w:tcBorders>
+              <w:top w:val="nil" w:color="000000"/>
+              <w:left w:val="nil" w:color="000000"/>
+              <w:bottom w:val="nil" w:color="000000"/>
+              <w:right w:val="nil" w:color="000000"/>
+            </w:tcBorders>
+            <w:vAlign w:val="bottom"/>
+          </w:tcPr>
+          <w:p>
+            <w:pPr>
+              <w:spacing w:after="0"/>
+              <w:jc w:val="center"/>
+            </w:pPr>
+            <w:r>
+              <w:t xml:space="preserve">-0.08**</w:t>
             </w:r>
           </w:p>
         </w:tc>
@@ -1489,7 +5409,7 @@
       <w:tr>
         <w:tc>
           <w:tcPr>
-            <w:tcW w:w="3120" w:type="dxa"/>
+            <w:tcW w:w="850" w:type="dxa"/>
             <w:tcBorders>
               <w:top w:val="nil" w:color="000000"/>
               <w:left w:val="nil" w:color="000000"/>
@@ -1505,7 +5425,7 @@
         </w:tc>
         <w:tc>
           <w:tcPr>
-            <w:tcW w:w="3120" w:type="dxa"/>
+            <w:tcW w:w="850" w:type="dxa"/>
             <w:tcBorders>
               <w:top w:val="nil" w:color="000000"/>
               <w:left w:val="single" w:color="000000"/>
@@ -1526,7 +5446,7 @@
         </w:tc>
         <w:tc>
           <w:tcPr>
-            <w:tcW w:w="3120" w:type="dxa"/>
+            <w:tcW w:w="850" w:type="dxa"/>
             <w:tcBorders>
               <w:top w:val="nil" w:color="000000"/>
               <w:left w:val="nil" w:color="000000"/>
@@ -1542,6 +5462,174 @@
             </w:pPr>
             <w:r>
               <w:t xml:space="preserve">[-0.18,0.01]</w:t>
+            </w:r>
+          </w:p>
+        </w:tc>
+        <w:tc>
+          <w:tcPr>
+            <w:tcW w:w="850" w:type="dxa"/>
+            <w:tcBorders>
+              <w:top w:val="nil" w:color="000000"/>
+              <w:left w:val="nil" w:color="000000"/>
+              <w:bottom w:val="nil" w:color="000000"/>
+              <w:right w:val="nil" w:color="000000"/>
+            </w:tcBorders>
+            <w:vAlign w:val="bottom"/>
+          </w:tcPr>
+          <w:p>
+            <w:pPr>
+              <w:spacing w:after="0"/>
+              <w:jc w:val="center"/>
+            </w:pPr>
+            <w:r>
+              <w:t xml:space="preserve">[-0.18,0.00]</w:t>
+            </w:r>
+          </w:p>
+        </w:tc>
+        <w:tc>
+          <w:tcPr>
+            <w:tcW w:w="850" w:type="dxa"/>
+            <w:tcBorders>
+              <w:top w:val="nil" w:color="000000"/>
+              <w:left w:val="nil" w:color="000000"/>
+              <w:bottom w:val="nil" w:color="000000"/>
+              <w:right w:val="nil" w:color="000000"/>
+            </w:tcBorders>
+            <w:vAlign w:val="bottom"/>
+          </w:tcPr>
+          <w:p>
+            <w:pPr>
+              <w:spacing w:after="0"/>
+              <w:jc w:val="center"/>
+            </w:pPr>
+            <w:r>
+              <w:t xml:space="preserve">[-0.18,0.00]</w:t>
+            </w:r>
+          </w:p>
+        </w:tc>
+        <w:tc>
+          <w:tcPr>
+            <w:tcW w:w="850" w:type="dxa"/>
+            <w:tcBorders>
+              <w:top w:val="nil" w:color="000000"/>
+              <w:left w:val="nil" w:color="000000"/>
+              <w:bottom w:val="nil" w:color="000000"/>
+              <w:right w:val="nil" w:color="000000"/>
+            </w:tcBorders>
+            <w:vAlign w:val="bottom"/>
+          </w:tcPr>
+          <w:p>
+            <w:pPr>
+              <w:spacing w:after="0"/>
+              <w:jc w:val="center"/>
+            </w:pPr>
+            <w:r>
+              <w:t xml:space="preserve">[-0.18,0.00]</w:t>
+            </w:r>
+          </w:p>
+        </w:tc>
+        <w:tc>
+          <w:tcPr>
+            <w:tcW w:w="850" w:type="dxa"/>
+            <w:tcBorders>
+              <w:top w:val="nil" w:color="000000"/>
+              <w:left w:val="nil" w:color="000000"/>
+              <w:bottom w:val="nil" w:color="000000"/>
+              <w:right w:val="nil" w:color="000000"/>
+            </w:tcBorders>
+            <w:vAlign w:val="bottom"/>
+          </w:tcPr>
+          <w:p>
+            <w:pPr>
+              <w:spacing w:after="0"/>
+              <w:jc w:val="center"/>
+            </w:pPr>
+            <w:r>
+              <w:t xml:space="preserve">[-0.18,0.00]</w:t>
+            </w:r>
+          </w:p>
+        </w:tc>
+        <w:tc>
+          <w:tcPr>
+            <w:tcW w:w="850" w:type="dxa"/>
+            <w:tcBorders>
+              <w:top w:val="nil" w:color="000000"/>
+              <w:left w:val="nil" w:color="000000"/>
+              <w:bottom w:val="nil" w:color="000000"/>
+              <w:right w:val="nil" w:color="000000"/>
+            </w:tcBorders>
+            <w:vAlign w:val="bottom"/>
+          </w:tcPr>
+          <w:p>
+            <w:pPr>
+              <w:spacing w:after="0"/>
+              <w:jc w:val="center"/>
+            </w:pPr>
+            <w:r>
+              <w:t xml:space="preserve">[-0.19,0.00]</w:t>
+            </w:r>
+          </w:p>
+        </w:tc>
+        <w:tc>
+          <w:tcPr>
+            <w:tcW w:w="850" w:type="dxa"/>
+            <w:tcBorders>
+              <w:top w:val="nil" w:color="000000"/>
+              <w:left w:val="nil" w:color="000000"/>
+              <w:bottom w:val="nil" w:color="000000"/>
+              <w:right w:val="nil" w:color="000000"/>
+            </w:tcBorders>
+            <w:vAlign w:val="bottom"/>
+          </w:tcPr>
+          <w:p>
+            <w:pPr>
+              <w:spacing w:after="0"/>
+              <w:jc w:val="center"/>
+            </w:pPr>
+            <w:r>
+              <w:t xml:space="preserve">[-0.19,-0.01]</w:t>
+            </w:r>
+          </w:p>
+        </w:tc>
+        <w:tc>
+          <w:tcPr>
+            <w:tcW w:w="850" w:type="dxa"/>
+            <w:tcBorders>
+              <w:top w:val="nil" w:color="000000"/>
+              <w:left w:val="nil" w:color="000000"/>
+              <w:bottom w:val="nil" w:color="000000"/>
+              <w:right w:val="nil" w:color="000000"/>
+            </w:tcBorders>
+            <w:vAlign w:val="bottom"/>
+          </w:tcPr>
+          <w:p>
+            <w:pPr>
+              <w:spacing w:after="0"/>
+              <w:jc w:val="center"/>
+            </w:pPr>
+            <w:r>
+              <w:t xml:space="preserve">[-0.15,0.01]</w:t>
+            </w:r>
+          </w:p>
+        </w:tc>
+        <w:tc>
+          <w:tcPr>
+            <w:tcW w:w="850" w:type="dxa"/>
+            <w:tcBorders>
+              <w:top w:val="nil" w:color="000000"/>
+              <w:left w:val="nil" w:color="000000"/>
+              <w:bottom w:val="nil" w:color="000000"/>
+              <w:right w:val="nil" w:color="000000"/>
+            </w:tcBorders>
+            <w:vAlign w:val="bottom"/>
+          </w:tcPr>
+          <w:p>
+            <w:pPr>
+              <w:spacing w:after="0"/>
+              <w:jc w:val="center"/>
+            </w:pPr>
+            <w:r>
+              <w:t xml:space="preserve">[-0.16,-0.00]</w:t>
             </w:r>
           </w:p>
         </w:tc>
@@ -1549,7 +5637,7 @@
       <w:tr>
         <w:tc>
           <w:tcPr>
-            <w:tcW w:w="3120" w:type="dxa"/>
+            <w:tcW w:w="850" w:type="dxa"/>
             <w:tcBorders>
               <w:top w:val="nil" w:color="000000"/>
               <w:left w:val="nil" w:color="000000"/>
@@ -1570,7 +5658,7 @@
         </w:tc>
         <w:tc>
           <w:tcPr>
-            <w:tcW w:w="3120" w:type="dxa"/>
+            <w:tcW w:w="850" w:type="dxa"/>
             <w:tcBorders>
               <w:top w:val="nil" w:color="000000"/>
               <w:left w:val="single" w:color="000000"/>
@@ -1591,7 +5679,7 @@
         </w:tc>
         <w:tc>
           <w:tcPr>
-            <w:tcW w:w="3120" w:type="dxa"/>
+            <w:tcW w:w="850" w:type="dxa"/>
             <w:tcBorders>
               <w:top w:val="nil" w:color="000000"/>
               <w:left w:val="nil" w:color="000000"/>
@@ -1607,6 +5695,174 @@
             </w:pPr>
             <w:r>
               <w:t xml:space="preserve">-0.42***</w:t>
+            </w:r>
+          </w:p>
+        </w:tc>
+        <w:tc>
+          <w:tcPr>
+            <w:tcW w:w="850" w:type="dxa"/>
+            <w:tcBorders>
+              <w:top w:val="nil" w:color="000000"/>
+              <w:left w:val="nil" w:color="000000"/>
+              <w:bottom w:val="nil" w:color="000000"/>
+              <w:right w:val="nil" w:color="000000"/>
+            </w:tcBorders>
+            <w:vAlign w:val="bottom"/>
+          </w:tcPr>
+          <w:p>
+            <w:pPr>
+              <w:spacing w:after="0"/>
+              <w:jc w:val="center"/>
+            </w:pPr>
+            <w:r>
+              <w:t xml:space="preserve">-0.45***</w:t>
+            </w:r>
+          </w:p>
+        </w:tc>
+        <w:tc>
+          <w:tcPr>
+            <w:tcW w:w="850" w:type="dxa"/>
+            <w:tcBorders>
+              <w:top w:val="nil" w:color="000000"/>
+              <w:left w:val="nil" w:color="000000"/>
+              <w:bottom w:val="nil" w:color="000000"/>
+              <w:right w:val="nil" w:color="000000"/>
+            </w:tcBorders>
+            <w:vAlign w:val="bottom"/>
+          </w:tcPr>
+          <w:p>
+            <w:pPr>
+              <w:spacing w:after="0"/>
+              <w:jc w:val="center"/>
+            </w:pPr>
+            <w:r>
+              <w:t xml:space="preserve">-0.48***</w:t>
+            </w:r>
+          </w:p>
+        </w:tc>
+        <w:tc>
+          <w:tcPr>
+            <w:tcW w:w="850" w:type="dxa"/>
+            <w:tcBorders>
+              <w:top w:val="nil" w:color="000000"/>
+              <w:left w:val="nil" w:color="000000"/>
+              <w:bottom w:val="nil" w:color="000000"/>
+              <w:right w:val="nil" w:color="000000"/>
+            </w:tcBorders>
+            <w:vAlign w:val="bottom"/>
+          </w:tcPr>
+          <w:p>
+            <w:pPr>
+              <w:spacing w:after="0"/>
+              <w:jc w:val="center"/>
+            </w:pPr>
+            <w:r>
+              <w:t xml:space="preserve">-0.46***</w:t>
+            </w:r>
+          </w:p>
+        </w:tc>
+        <w:tc>
+          <w:tcPr>
+            <w:tcW w:w="850" w:type="dxa"/>
+            <w:tcBorders>
+              <w:top w:val="nil" w:color="000000"/>
+              <w:left w:val="nil" w:color="000000"/>
+              <w:bottom w:val="nil" w:color="000000"/>
+              <w:right w:val="nil" w:color="000000"/>
+            </w:tcBorders>
+            <w:vAlign w:val="bottom"/>
+          </w:tcPr>
+          <w:p>
+            <w:pPr>
+              <w:spacing w:after="0"/>
+              <w:jc w:val="center"/>
+            </w:pPr>
+            <w:r>
+              <w:t xml:space="preserve">-0.46***</w:t>
+            </w:r>
+          </w:p>
+        </w:tc>
+        <w:tc>
+          <w:tcPr>
+            <w:tcW w:w="850" w:type="dxa"/>
+            <w:tcBorders>
+              <w:top w:val="nil" w:color="000000"/>
+              <w:left w:val="nil" w:color="000000"/>
+              <w:bottom w:val="nil" w:color="000000"/>
+              <w:right w:val="nil" w:color="000000"/>
+            </w:tcBorders>
+            <w:vAlign w:val="bottom"/>
+          </w:tcPr>
+          <w:p>
+            <w:pPr>
+              <w:spacing w:after="0"/>
+              <w:jc w:val="center"/>
+            </w:pPr>
+            <w:r>
+              <w:t xml:space="preserve">-0.47***</w:t>
+            </w:r>
+          </w:p>
+        </w:tc>
+        <w:tc>
+          <w:tcPr>
+            <w:tcW w:w="850" w:type="dxa"/>
+            <w:tcBorders>
+              <w:top w:val="nil" w:color="000000"/>
+              <w:left w:val="nil" w:color="000000"/>
+              <w:bottom w:val="nil" w:color="000000"/>
+              <w:right w:val="nil" w:color="000000"/>
+            </w:tcBorders>
+            <w:vAlign w:val="bottom"/>
+          </w:tcPr>
+          <w:p>
+            <w:pPr>
+              <w:spacing w:after="0"/>
+              <w:jc w:val="center"/>
+            </w:pPr>
+            <w:r>
+              <w:t xml:space="preserve">-0.48***</w:t>
+            </w:r>
+          </w:p>
+        </w:tc>
+        <w:tc>
+          <w:tcPr>
+            <w:tcW w:w="850" w:type="dxa"/>
+            <w:tcBorders>
+              <w:top w:val="nil" w:color="000000"/>
+              <w:left w:val="nil" w:color="000000"/>
+              <w:bottom w:val="nil" w:color="000000"/>
+              <w:right w:val="nil" w:color="000000"/>
+            </w:tcBorders>
+            <w:vAlign w:val="bottom"/>
+          </w:tcPr>
+          <w:p>
+            <w:pPr>
+              <w:spacing w:after="0"/>
+              <w:jc w:val="center"/>
+            </w:pPr>
+            <w:r>
+              <w:t xml:space="preserve">-0.38***</w:t>
+            </w:r>
+          </w:p>
+        </w:tc>
+        <w:tc>
+          <w:tcPr>
+            <w:tcW w:w="850" w:type="dxa"/>
+            <w:tcBorders>
+              <w:top w:val="nil" w:color="000000"/>
+              <w:left w:val="nil" w:color="000000"/>
+              <w:bottom w:val="nil" w:color="000000"/>
+              <w:right w:val="nil" w:color="000000"/>
+            </w:tcBorders>
+            <w:vAlign w:val="bottom"/>
+          </w:tcPr>
+          <w:p>
+            <w:pPr>
+              <w:spacing w:after="0"/>
+              <w:jc w:val="center"/>
+            </w:pPr>
+            <w:r>
+              <w:t xml:space="preserve">-0.40***</w:t>
             </w:r>
           </w:p>
         </w:tc>
@@ -1614,7 +5870,7 @@
       <w:tr>
         <w:tc>
           <w:tcPr>
-            <w:tcW w:w="3120" w:type="dxa"/>
+            <w:tcW w:w="850" w:type="dxa"/>
             <w:tcBorders>
               <w:top w:val="nil" w:color="000000"/>
               <w:left w:val="nil" w:color="000000"/>
@@ -1630,7 +5886,7 @@
         </w:tc>
         <w:tc>
           <w:tcPr>
-            <w:tcW w:w="3120" w:type="dxa"/>
+            <w:tcW w:w="850" w:type="dxa"/>
             <w:tcBorders>
               <w:top w:val="nil" w:color="000000"/>
               <w:left w:val="single" w:color="000000"/>
@@ -1651,7 +5907,7 @@
         </w:tc>
         <w:tc>
           <w:tcPr>
-            <w:tcW w:w="3120" w:type="dxa"/>
+            <w:tcW w:w="850" w:type="dxa"/>
             <w:tcBorders>
               <w:top w:val="nil" w:color="000000"/>
               <w:left w:val="nil" w:color="000000"/>
@@ -1667,6 +5923,174 @@
             </w:pPr>
             <w:r>
               <w:t xml:space="preserve">[-0.72,-0.12]</w:t>
+            </w:r>
+          </w:p>
+        </w:tc>
+        <w:tc>
+          <w:tcPr>
+            <w:tcW w:w="850" w:type="dxa"/>
+            <w:tcBorders>
+              <w:top w:val="nil" w:color="000000"/>
+              <w:left w:val="nil" w:color="000000"/>
+              <w:bottom w:val="nil" w:color="000000"/>
+              <w:right w:val="nil" w:color="000000"/>
+            </w:tcBorders>
+            <w:vAlign w:val="bottom"/>
+          </w:tcPr>
+          <w:p>
+            <w:pPr>
+              <w:spacing w:after="0"/>
+              <w:jc w:val="center"/>
+            </w:pPr>
+            <w:r>
+              <w:t xml:space="preserve">[-0.73,-0.16]</w:t>
+            </w:r>
+          </w:p>
+        </w:tc>
+        <w:tc>
+          <w:tcPr>
+            <w:tcW w:w="850" w:type="dxa"/>
+            <w:tcBorders>
+              <w:top w:val="nil" w:color="000000"/>
+              <w:left w:val="nil" w:color="000000"/>
+              <w:bottom w:val="nil" w:color="000000"/>
+              <w:right w:val="nil" w:color="000000"/>
+            </w:tcBorders>
+            <w:vAlign w:val="bottom"/>
+          </w:tcPr>
+          <w:p>
+            <w:pPr>
+              <w:spacing w:after="0"/>
+              <w:jc w:val="center"/>
+            </w:pPr>
+            <w:r>
+              <w:t xml:space="preserve">[-0.77,-0.19]</w:t>
+            </w:r>
+          </w:p>
+        </w:tc>
+        <w:tc>
+          <w:tcPr>
+            <w:tcW w:w="850" w:type="dxa"/>
+            <w:tcBorders>
+              <w:top w:val="nil" w:color="000000"/>
+              <w:left w:val="nil" w:color="000000"/>
+              <w:bottom w:val="nil" w:color="000000"/>
+              <w:right w:val="nil" w:color="000000"/>
+            </w:tcBorders>
+            <w:vAlign w:val="bottom"/>
+          </w:tcPr>
+          <w:p>
+            <w:pPr>
+              <w:spacing w:after="0"/>
+              <w:jc w:val="center"/>
+            </w:pPr>
+            <w:r>
+              <w:t xml:space="preserve">[-0.74,-0.18]</w:t>
+            </w:r>
+          </w:p>
+        </w:tc>
+        <w:tc>
+          <w:tcPr>
+            <w:tcW w:w="850" w:type="dxa"/>
+            <w:tcBorders>
+              <w:top w:val="nil" w:color="000000"/>
+              <w:left w:val="nil" w:color="000000"/>
+              <w:bottom w:val="nil" w:color="000000"/>
+              <w:right w:val="nil" w:color="000000"/>
+            </w:tcBorders>
+            <w:vAlign w:val="bottom"/>
+          </w:tcPr>
+          <w:p>
+            <w:pPr>
+              <w:spacing w:after="0"/>
+              <w:jc w:val="center"/>
+            </w:pPr>
+            <w:r>
+              <w:t xml:space="preserve">[-0.75,-0.18]</w:t>
+            </w:r>
+          </w:p>
+        </w:tc>
+        <w:tc>
+          <w:tcPr>
+            <w:tcW w:w="850" w:type="dxa"/>
+            <w:tcBorders>
+              <w:top w:val="nil" w:color="000000"/>
+              <w:left w:val="nil" w:color="000000"/>
+              <w:bottom w:val="nil" w:color="000000"/>
+              <w:right w:val="nil" w:color="000000"/>
+            </w:tcBorders>
+            <w:vAlign w:val="bottom"/>
+          </w:tcPr>
+          <w:p>
+            <w:pPr>
+              <w:spacing w:after="0"/>
+              <w:jc w:val="center"/>
+            </w:pPr>
+            <w:r>
+              <w:t xml:space="preserve">[-0.75,-0.20]</w:t>
+            </w:r>
+          </w:p>
+        </w:tc>
+        <w:tc>
+          <w:tcPr>
+            <w:tcW w:w="850" w:type="dxa"/>
+            <w:tcBorders>
+              <w:top w:val="nil" w:color="000000"/>
+              <w:left w:val="nil" w:color="000000"/>
+              <w:bottom w:val="nil" w:color="000000"/>
+              <w:right w:val="nil" w:color="000000"/>
+            </w:tcBorders>
+            <w:vAlign w:val="bottom"/>
+          </w:tcPr>
+          <w:p>
+            <w:pPr>
+              <w:spacing w:after="0"/>
+              <w:jc w:val="center"/>
+            </w:pPr>
+            <w:r>
+              <w:t xml:space="preserve">[-0.76,-0.20]</w:t>
+            </w:r>
+          </w:p>
+        </w:tc>
+        <w:tc>
+          <w:tcPr>
+            <w:tcW w:w="850" w:type="dxa"/>
+            <w:tcBorders>
+              <w:top w:val="nil" w:color="000000"/>
+              <w:left w:val="nil" w:color="000000"/>
+              <w:bottom w:val="nil" w:color="000000"/>
+              <w:right w:val="nil" w:color="000000"/>
+            </w:tcBorders>
+            <w:vAlign w:val="bottom"/>
+          </w:tcPr>
+          <w:p>
+            <w:pPr>
+              <w:spacing w:after="0"/>
+              <w:jc w:val="center"/>
+            </w:pPr>
+            <w:r>
+              <w:t xml:space="preserve">[-0.56,-0.21]</w:t>
+            </w:r>
+          </w:p>
+        </w:tc>
+        <w:tc>
+          <w:tcPr>
+            <w:tcW w:w="850" w:type="dxa"/>
+            <w:tcBorders>
+              <w:top w:val="nil" w:color="000000"/>
+              <w:left w:val="nil" w:color="000000"/>
+              <w:bottom w:val="nil" w:color="000000"/>
+              <w:right w:val="nil" w:color="000000"/>
+            </w:tcBorders>
+            <w:vAlign w:val="bottom"/>
+          </w:tcPr>
+          <w:p>
+            <w:pPr>
+              <w:spacing w:after="0"/>
+              <w:jc w:val="center"/>
+            </w:pPr>
+            <w:r>
+              <w:t xml:space="preserve">[-0.57,-0.22]</w:t>
             </w:r>
           </w:p>
         </w:tc>
@@ -1674,7 +6098,7 @@
       <w:tr>
         <w:tc>
           <w:tcPr>
-            <w:tcW w:w="3120" w:type="dxa"/>
+            <w:tcW w:w="850" w:type="dxa"/>
             <w:tcBorders>
               <w:top w:val="nil" w:color="000000"/>
               <w:left w:val="nil" w:color="000000"/>
@@ -1695,7 +6119,7 @@
         </w:tc>
         <w:tc>
           <w:tcPr>
-            <w:tcW w:w="3120" w:type="dxa"/>
+            <w:tcW w:w="850" w:type="dxa"/>
             <w:tcBorders>
               <w:top w:val="nil" w:color="000000"/>
               <w:left w:val="single" w:color="000000"/>
@@ -1716,7 +6140,7 @@
         </w:tc>
         <w:tc>
           <w:tcPr>
-            <w:tcW w:w="3120" w:type="dxa"/>
+            <w:tcW w:w="850" w:type="dxa"/>
             <w:tcBorders>
               <w:top w:val="nil" w:color="000000"/>
               <w:left w:val="nil" w:color="000000"/>
@@ -1732,6 +6156,174 @@
             </w:pPr>
             <w:r>
               <w:t xml:space="preserve">0.29**</w:t>
+            </w:r>
+          </w:p>
+        </w:tc>
+        <w:tc>
+          <w:tcPr>
+            <w:tcW w:w="850" w:type="dxa"/>
+            <w:tcBorders>
+              <w:top w:val="nil" w:color="000000"/>
+              <w:left w:val="nil" w:color="000000"/>
+              <w:bottom w:val="nil" w:color="000000"/>
+              <w:right w:val="nil" w:color="000000"/>
+            </w:tcBorders>
+            <w:vAlign w:val="bottom"/>
+          </w:tcPr>
+          <w:p>
+            <w:pPr>
+              <w:spacing w:after="0"/>
+              <w:jc w:val="center"/>
+            </w:pPr>
+            <w:r>
+              <w:t xml:space="preserve">0.33***</w:t>
+            </w:r>
+          </w:p>
+        </w:tc>
+        <w:tc>
+          <w:tcPr>
+            <w:tcW w:w="850" w:type="dxa"/>
+            <w:tcBorders>
+              <w:top w:val="nil" w:color="000000"/>
+              <w:left w:val="nil" w:color="000000"/>
+              <w:bottom w:val="nil" w:color="000000"/>
+              <w:right w:val="nil" w:color="000000"/>
+            </w:tcBorders>
+            <w:vAlign w:val="bottom"/>
+          </w:tcPr>
+          <w:p>
+            <w:pPr>
+              <w:spacing w:after="0"/>
+              <w:jc w:val="center"/>
+            </w:pPr>
+            <w:r>
+              <w:t xml:space="preserve">0.37***</w:t>
+            </w:r>
+          </w:p>
+        </w:tc>
+        <w:tc>
+          <w:tcPr>
+            <w:tcW w:w="850" w:type="dxa"/>
+            <w:tcBorders>
+              <w:top w:val="nil" w:color="000000"/>
+              <w:left w:val="nil" w:color="000000"/>
+              <w:bottom w:val="nil" w:color="000000"/>
+              <w:right w:val="nil" w:color="000000"/>
+            </w:tcBorders>
+            <w:vAlign w:val="bottom"/>
+          </w:tcPr>
+          <w:p>
+            <w:pPr>
+              <w:spacing w:after="0"/>
+              <w:jc w:val="center"/>
+            </w:pPr>
+            <w:r>
+              <w:t xml:space="preserve">0.35***</w:t>
+            </w:r>
+          </w:p>
+        </w:tc>
+        <w:tc>
+          <w:tcPr>
+            <w:tcW w:w="850" w:type="dxa"/>
+            <w:tcBorders>
+              <w:top w:val="nil" w:color="000000"/>
+              <w:left w:val="nil" w:color="000000"/>
+              <w:bottom w:val="nil" w:color="000000"/>
+              <w:right w:val="nil" w:color="000000"/>
+            </w:tcBorders>
+            <w:vAlign w:val="bottom"/>
+          </w:tcPr>
+          <w:p>
+            <w:pPr>
+              <w:spacing w:after="0"/>
+              <w:jc w:val="center"/>
+            </w:pPr>
+            <w:r>
+              <w:t xml:space="preserve">0.35***</w:t>
+            </w:r>
+          </w:p>
+        </w:tc>
+        <w:tc>
+          <w:tcPr>
+            <w:tcW w:w="850" w:type="dxa"/>
+            <w:tcBorders>
+              <w:top w:val="nil" w:color="000000"/>
+              <w:left w:val="nil" w:color="000000"/>
+              <w:bottom w:val="nil" w:color="000000"/>
+              <w:right w:val="nil" w:color="000000"/>
+            </w:tcBorders>
+            <w:vAlign w:val="bottom"/>
+          </w:tcPr>
+          <w:p>
+            <w:pPr>
+              <w:spacing w:after="0"/>
+              <w:jc w:val="center"/>
+            </w:pPr>
+            <w:r>
+              <w:t xml:space="preserve">0.38***</w:t>
+            </w:r>
+          </w:p>
+        </w:tc>
+        <w:tc>
+          <w:tcPr>
+            <w:tcW w:w="850" w:type="dxa"/>
+            <w:tcBorders>
+              <w:top w:val="nil" w:color="000000"/>
+              <w:left w:val="nil" w:color="000000"/>
+              <w:bottom w:val="nil" w:color="000000"/>
+              <w:right w:val="nil" w:color="000000"/>
+            </w:tcBorders>
+            <w:vAlign w:val="bottom"/>
+          </w:tcPr>
+          <w:p>
+            <w:pPr>
+              <w:spacing w:after="0"/>
+              <w:jc w:val="center"/>
+            </w:pPr>
+            <w:r>
+              <w:t xml:space="preserve">0.37***</w:t>
+            </w:r>
+          </w:p>
+        </w:tc>
+        <w:tc>
+          <w:tcPr>
+            <w:tcW w:w="850" w:type="dxa"/>
+            <w:tcBorders>
+              <w:top w:val="nil" w:color="000000"/>
+              <w:left w:val="nil" w:color="000000"/>
+              <w:bottom w:val="nil" w:color="000000"/>
+              <w:right w:val="nil" w:color="000000"/>
+            </w:tcBorders>
+            <w:vAlign w:val="bottom"/>
+          </w:tcPr>
+          <w:p>
+            <w:pPr>
+              <w:spacing w:after="0"/>
+              <w:jc w:val="center"/>
+            </w:pPr>
+            <w:r>
+              <w:t xml:space="preserve">0.29***</w:t>
+            </w:r>
+          </w:p>
+        </w:tc>
+        <w:tc>
+          <w:tcPr>
+            <w:tcW w:w="850" w:type="dxa"/>
+            <w:tcBorders>
+              <w:top w:val="nil" w:color="000000"/>
+              <w:left w:val="nil" w:color="000000"/>
+              <w:bottom w:val="nil" w:color="000000"/>
+              <w:right w:val="nil" w:color="000000"/>
+            </w:tcBorders>
+            <w:vAlign w:val="bottom"/>
+          </w:tcPr>
+          <w:p>
+            <w:pPr>
+              <w:spacing w:after="0"/>
+              <w:jc w:val="center"/>
+            </w:pPr>
+            <w:r>
+              <w:t xml:space="preserve">0.31***</w:t>
             </w:r>
           </w:p>
         </w:tc>
@@ -1739,7 +6331,7 @@
       <w:tr>
         <w:tc>
           <w:tcPr>
-            <w:tcW w:w="3120" w:type="dxa"/>
+            <w:tcW w:w="850" w:type="dxa"/>
             <w:tcBorders>
               <w:top w:val="nil" w:color="000000"/>
               <w:left w:val="nil" w:color="000000"/>
@@ -1755,7 +6347,7 @@
         </w:tc>
         <w:tc>
           <w:tcPr>
-            <w:tcW w:w="3120" w:type="dxa"/>
+            <w:tcW w:w="850" w:type="dxa"/>
             <w:tcBorders>
               <w:top w:val="nil" w:color="000000"/>
               <w:left w:val="single" w:color="000000"/>
@@ -1776,7 +6368,7 @@
         </w:tc>
         <w:tc>
           <w:tcPr>
-            <w:tcW w:w="3120" w:type="dxa"/>
+            <w:tcW w:w="850" w:type="dxa"/>
             <w:tcBorders>
               <w:top w:val="nil" w:color="000000"/>
               <w:left w:val="nil" w:color="000000"/>
@@ -1792,6 +6384,174 @@
             </w:pPr>
             <w:r>
               <w:t xml:space="preserve">[0.03,0.56]</w:t>
+            </w:r>
+          </w:p>
+        </w:tc>
+        <w:tc>
+          <w:tcPr>
+            <w:tcW w:w="850" w:type="dxa"/>
+            <w:tcBorders>
+              <w:top w:val="nil" w:color="000000"/>
+              <w:left w:val="nil" w:color="000000"/>
+              <w:bottom w:val="nil" w:color="000000"/>
+              <w:right w:val="nil" w:color="000000"/>
+            </w:tcBorders>
+            <w:vAlign w:val="bottom"/>
+          </w:tcPr>
+          <w:p>
+            <w:pPr>
+              <w:spacing w:after="0"/>
+              <w:jc w:val="center"/>
+            </w:pPr>
+            <w:r>
+              <w:t xml:space="preserve">[0.08,0.57]</w:t>
+            </w:r>
+          </w:p>
+        </w:tc>
+        <w:tc>
+          <w:tcPr>
+            <w:tcW w:w="850" w:type="dxa"/>
+            <w:tcBorders>
+              <w:top w:val="nil" w:color="000000"/>
+              <w:left w:val="nil" w:color="000000"/>
+              <w:bottom w:val="nil" w:color="000000"/>
+              <w:right w:val="nil" w:color="000000"/>
+            </w:tcBorders>
+            <w:vAlign w:val="bottom"/>
+          </w:tcPr>
+          <w:p>
+            <w:pPr>
+              <w:spacing w:after="0"/>
+              <w:jc w:val="center"/>
+            </w:pPr>
+            <w:r>
+              <w:t xml:space="preserve">[0.11,0.64]</w:t>
+            </w:r>
+          </w:p>
+        </w:tc>
+        <w:tc>
+          <w:tcPr>
+            <w:tcW w:w="850" w:type="dxa"/>
+            <w:tcBorders>
+              <w:top w:val="nil" w:color="000000"/>
+              <w:left w:val="nil" w:color="000000"/>
+              <w:bottom w:val="nil" w:color="000000"/>
+              <w:right w:val="nil" w:color="000000"/>
+            </w:tcBorders>
+            <w:vAlign w:val="bottom"/>
+          </w:tcPr>
+          <w:p>
+            <w:pPr>
+              <w:spacing w:after="0"/>
+              <w:jc w:val="center"/>
+            </w:pPr>
+            <w:r>
+              <w:t xml:space="preserve">[0.10,0.60]</w:t>
+            </w:r>
+          </w:p>
+        </w:tc>
+        <w:tc>
+          <w:tcPr>
+            <w:tcW w:w="850" w:type="dxa"/>
+            <w:tcBorders>
+              <w:top w:val="nil" w:color="000000"/>
+              <w:left w:val="nil" w:color="000000"/>
+              <w:bottom w:val="nil" w:color="000000"/>
+              <w:right w:val="nil" w:color="000000"/>
+            </w:tcBorders>
+            <w:vAlign w:val="bottom"/>
+          </w:tcPr>
+          <w:p>
+            <w:pPr>
+              <w:spacing w:after="0"/>
+              <w:jc w:val="center"/>
+            </w:pPr>
+            <w:r>
+              <w:t xml:space="preserve">[0.10,0.60]</w:t>
+            </w:r>
+          </w:p>
+        </w:tc>
+        <w:tc>
+          <w:tcPr>
+            <w:tcW w:w="850" w:type="dxa"/>
+            <w:tcBorders>
+              <w:top w:val="nil" w:color="000000"/>
+              <w:left w:val="nil" w:color="000000"/>
+              <w:bottom w:val="nil" w:color="000000"/>
+              <w:right w:val="nil" w:color="000000"/>
+            </w:tcBorders>
+            <w:vAlign w:val="bottom"/>
+          </w:tcPr>
+          <w:p>
+            <w:pPr>
+              <w:spacing w:after="0"/>
+              <w:jc w:val="center"/>
+            </w:pPr>
+            <w:r>
+              <w:t xml:space="preserve">[0.14,0.61]</w:t>
+            </w:r>
+          </w:p>
+        </w:tc>
+        <w:tc>
+          <w:tcPr>
+            <w:tcW w:w="850" w:type="dxa"/>
+            <w:tcBorders>
+              <w:top w:val="nil" w:color="000000"/>
+              <w:left w:val="nil" w:color="000000"/>
+              <w:bottom w:val="nil" w:color="000000"/>
+              <w:right w:val="nil" w:color="000000"/>
+            </w:tcBorders>
+            <w:vAlign w:val="bottom"/>
+          </w:tcPr>
+          <w:p>
+            <w:pPr>
+              <w:spacing w:after="0"/>
+              <w:jc w:val="center"/>
+            </w:pPr>
+            <w:r>
+              <w:t xml:space="preserve">[0.12,0.62]</w:t>
+            </w:r>
+          </w:p>
+        </w:tc>
+        <w:tc>
+          <w:tcPr>
+            <w:tcW w:w="850" w:type="dxa"/>
+            <w:tcBorders>
+              <w:top w:val="nil" w:color="000000"/>
+              <w:left w:val="nil" w:color="000000"/>
+              <w:bottom w:val="nil" w:color="000000"/>
+              <w:right w:val="nil" w:color="000000"/>
+            </w:tcBorders>
+            <w:vAlign w:val="bottom"/>
+          </w:tcPr>
+          <w:p>
+            <w:pPr>
+              <w:spacing w:after="0"/>
+              <w:jc w:val="center"/>
+            </w:pPr>
+            <w:r>
+              <w:t xml:space="preserve">[0.11,0.48]</w:t>
+            </w:r>
+          </w:p>
+        </w:tc>
+        <w:tc>
+          <w:tcPr>
+            <w:tcW w:w="850" w:type="dxa"/>
+            <w:tcBorders>
+              <w:top w:val="nil" w:color="000000"/>
+              <w:left w:val="nil" w:color="000000"/>
+              <w:bottom w:val="nil" w:color="000000"/>
+              <w:right w:val="nil" w:color="000000"/>
+            </w:tcBorders>
+            <w:vAlign w:val="bottom"/>
+          </w:tcPr>
+          <w:p>
+            <w:pPr>
+              <w:spacing w:after="0"/>
+              <w:jc w:val="center"/>
+            </w:pPr>
+            <w:r>
+              <w:t xml:space="preserve">[0.13,0.49]</w:t>
             </w:r>
           </w:p>
         </w:tc>
@@ -1799,7 +6559,7 @@
       <w:tr>
         <w:tc>
           <w:tcPr>
-            <w:tcW w:w="3120" w:type="dxa"/>
+            <w:tcW w:w="850" w:type="dxa"/>
             <w:tcBorders>
               <w:top w:val="nil" w:color="000000"/>
               <w:left w:val="nil" w:color="000000"/>
@@ -1820,7 +6580,7 @@
         </w:tc>
         <w:tc>
           <w:tcPr>
-            <w:tcW w:w="3120" w:type="dxa"/>
+            <w:tcW w:w="850" w:type="dxa"/>
             <w:tcBorders>
               <w:top w:val="nil" w:color="000000"/>
               <w:left w:val="single" w:color="000000"/>
@@ -1841,7 +6601,175 @@
         </w:tc>
         <w:tc>
           <w:tcPr>
-            <w:tcW w:w="3120" w:type="dxa"/>
+            <w:tcW w:w="850" w:type="dxa"/>
+            <w:tcBorders>
+              <w:top w:val="nil" w:color="000000"/>
+              <w:left w:val="nil" w:color="000000"/>
+              <w:bottom w:val="nil" w:color="000000"/>
+              <w:right w:val="nil" w:color="000000"/>
+            </w:tcBorders>
+            <w:vAlign w:val="bottom"/>
+          </w:tcPr>
+          <w:p>
+            <w:pPr>
+              <w:spacing w:after="0"/>
+              <w:jc w:val="center"/>
+            </w:pPr>
+            <w:r>
+              <w:t xml:space="preserve">-0.05</w:t>
+            </w:r>
+          </w:p>
+        </w:tc>
+        <w:tc>
+          <w:tcPr>
+            <w:tcW w:w="850" w:type="dxa"/>
+            <w:tcBorders>
+              <w:top w:val="nil" w:color="000000"/>
+              <w:left w:val="nil" w:color="000000"/>
+              <w:bottom w:val="nil" w:color="000000"/>
+              <w:right w:val="nil" w:color="000000"/>
+            </w:tcBorders>
+            <w:vAlign w:val="bottom"/>
+          </w:tcPr>
+          <w:p>
+            <w:pPr>
+              <w:spacing w:after="0"/>
+              <w:jc w:val="center"/>
+            </w:pPr>
+            <w:r>
+              <w:t xml:space="preserve">-0.05</w:t>
+            </w:r>
+          </w:p>
+        </w:tc>
+        <w:tc>
+          <w:tcPr>
+            <w:tcW w:w="850" w:type="dxa"/>
+            <w:tcBorders>
+              <w:top w:val="nil" w:color="000000"/>
+              <w:left w:val="nil" w:color="000000"/>
+              <w:bottom w:val="nil" w:color="000000"/>
+              <w:right w:val="nil" w:color="000000"/>
+            </w:tcBorders>
+            <w:vAlign w:val="bottom"/>
+          </w:tcPr>
+          <w:p>
+            <w:pPr>
+              <w:spacing w:after="0"/>
+              <w:jc w:val="center"/>
+            </w:pPr>
+            <w:r>
+              <w:t xml:space="preserve">-0.05</w:t>
+            </w:r>
+          </w:p>
+        </w:tc>
+        <w:tc>
+          <w:tcPr>
+            <w:tcW w:w="850" w:type="dxa"/>
+            <w:tcBorders>
+              <w:top w:val="nil" w:color="000000"/>
+              <w:left w:val="nil" w:color="000000"/>
+              <w:bottom w:val="nil" w:color="000000"/>
+              <w:right w:val="nil" w:color="000000"/>
+            </w:tcBorders>
+            <w:vAlign w:val="bottom"/>
+          </w:tcPr>
+          <w:p>
+            <w:pPr>
+              <w:spacing w:after="0"/>
+              <w:jc w:val="center"/>
+            </w:pPr>
+            <w:r>
+              <w:t xml:space="preserve">-0.05</w:t>
+            </w:r>
+          </w:p>
+        </w:tc>
+        <w:tc>
+          <w:tcPr>
+            <w:tcW w:w="850" w:type="dxa"/>
+            <w:tcBorders>
+              <w:top w:val="nil" w:color="000000"/>
+              <w:left w:val="nil" w:color="000000"/>
+              <w:bottom w:val="nil" w:color="000000"/>
+              <w:right w:val="nil" w:color="000000"/>
+            </w:tcBorders>
+            <w:vAlign w:val="bottom"/>
+          </w:tcPr>
+          <w:p>
+            <w:pPr>
+              <w:spacing w:after="0"/>
+              <w:jc w:val="center"/>
+            </w:pPr>
+            <w:r>
+              <w:t xml:space="preserve">-0.05</w:t>
+            </w:r>
+          </w:p>
+        </w:tc>
+        <w:tc>
+          <w:tcPr>
+            <w:tcW w:w="850" w:type="dxa"/>
+            <w:tcBorders>
+              <w:top w:val="nil" w:color="000000"/>
+              <w:left w:val="nil" w:color="000000"/>
+              <w:bottom w:val="nil" w:color="000000"/>
+              <w:right w:val="nil" w:color="000000"/>
+            </w:tcBorders>
+            <w:vAlign w:val="bottom"/>
+          </w:tcPr>
+          <w:p>
+            <w:pPr>
+              <w:spacing w:after="0"/>
+              <w:jc w:val="center"/>
+            </w:pPr>
+            <w:r>
+              <w:t xml:space="preserve">-0.06</w:t>
+            </w:r>
+          </w:p>
+        </w:tc>
+        <w:tc>
+          <w:tcPr>
+            <w:tcW w:w="850" w:type="dxa"/>
+            <w:tcBorders>
+              <w:top w:val="nil" w:color="000000"/>
+              <w:left w:val="nil" w:color="000000"/>
+              <w:bottom w:val="nil" w:color="000000"/>
+              <w:right w:val="nil" w:color="000000"/>
+            </w:tcBorders>
+            <w:vAlign w:val="bottom"/>
+          </w:tcPr>
+          <w:p>
+            <w:pPr>
+              <w:spacing w:after="0"/>
+              <w:jc w:val="center"/>
+            </w:pPr>
+            <w:r>
+              <w:t xml:space="preserve">-0.06</w:t>
+            </w:r>
+          </w:p>
+        </w:tc>
+        <w:tc>
+          <w:tcPr>
+            <w:tcW w:w="850" w:type="dxa"/>
+            <w:tcBorders>
+              <w:top w:val="nil" w:color="000000"/>
+              <w:left w:val="nil" w:color="000000"/>
+              <w:bottom w:val="nil" w:color="000000"/>
+              <w:right w:val="nil" w:color="000000"/>
+            </w:tcBorders>
+            <w:vAlign w:val="bottom"/>
+          </w:tcPr>
+          <w:p>
+            <w:pPr>
+              <w:spacing w:after="0"/>
+              <w:jc w:val="center"/>
+            </w:pPr>
+            <w:r>
+              <w:t xml:space="preserve">-0.04</w:t>
+            </w:r>
+          </w:p>
+        </w:tc>
+        <w:tc>
+          <w:tcPr>
+            <w:tcW w:w="850" w:type="dxa"/>
             <w:tcBorders>
               <w:top w:val="nil" w:color="000000"/>
               <w:left w:val="nil" w:color="000000"/>
@@ -1864,7 +6792,7 @@
       <w:tr>
         <w:tc>
           <w:tcPr>
-            <w:tcW w:w="3120" w:type="dxa"/>
+            <w:tcW w:w="850" w:type="dxa"/>
             <w:tcBorders>
               <w:top w:val="nil" w:color="000000"/>
               <w:left w:val="nil" w:color="000000"/>
@@ -1880,7 +6808,7 @@
         </w:tc>
         <w:tc>
           <w:tcPr>
-            <w:tcW w:w="3120" w:type="dxa"/>
+            <w:tcW w:w="850" w:type="dxa"/>
             <w:tcBorders>
               <w:top w:val="nil" w:color="000000"/>
               <w:left w:val="single" w:color="000000"/>
@@ -1901,7 +6829,7 @@
         </w:tc>
         <w:tc>
           <w:tcPr>
-            <w:tcW w:w="3120" w:type="dxa"/>
+            <w:tcW w:w="850" w:type="dxa"/>
             <w:tcBorders>
               <w:top w:val="nil" w:color="000000"/>
               <w:left w:val="nil" w:color="000000"/>
@@ -1917,6 +6845,174 @@
             </w:pPr>
             <w:r>
               <w:t xml:space="preserve">[-0.16,0.06]</w:t>
+            </w:r>
+          </w:p>
+        </w:tc>
+        <w:tc>
+          <w:tcPr>
+            <w:tcW w:w="850" w:type="dxa"/>
+            <w:tcBorders>
+              <w:top w:val="nil" w:color="000000"/>
+              <w:left w:val="nil" w:color="000000"/>
+              <w:bottom w:val="nil" w:color="000000"/>
+              <w:right w:val="nil" w:color="000000"/>
+            </w:tcBorders>
+            <w:vAlign w:val="bottom"/>
+          </w:tcPr>
+          <w:p>
+            <w:pPr>
+              <w:spacing w:after="0"/>
+              <w:jc w:val="center"/>
+            </w:pPr>
+            <w:r>
+              <w:t xml:space="preserve">[-0.16,0.06]</w:t>
+            </w:r>
+          </w:p>
+        </w:tc>
+        <w:tc>
+          <w:tcPr>
+            <w:tcW w:w="850" w:type="dxa"/>
+            <w:tcBorders>
+              <w:top w:val="nil" w:color="000000"/>
+              <w:left w:val="nil" w:color="000000"/>
+              <w:bottom w:val="nil" w:color="000000"/>
+              <w:right w:val="nil" w:color="000000"/>
+            </w:tcBorders>
+            <w:vAlign w:val="bottom"/>
+          </w:tcPr>
+          <w:p>
+            <w:pPr>
+              <w:spacing w:after="0"/>
+              <w:jc w:val="center"/>
+            </w:pPr>
+            <w:r>
+              <w:t xml:space="preserve">[-0.16,0.06]</w:t>
+            </w:r>
+          </w:p>
+        </w:tc>
+        <w:tc>
+          <w:tcPr>
+            <w:tcW w:w="850" w:type="dxa"/>
+            <w:tcBorders>
+              <w:top w:val="nil" w:color="000000"/>
+              <w:left w:val="nil" w:color="000000"/>
+              <w:bottom w:val="nil" w:color="000000"/>
+              <w:right w:val="nil" w:color="000000"/>
+            </w:tcBorders>
+            <w:vAlign w:val="bottom"/>
+          </w:tcPr>
+          <w:p>
+            <w:pPr>
+              <w:spacing w:after="0"/>
+              <w:jc w:val="center"/>
+            </w:pPr>
+            <w:r>
+              <w:t xml:space="preserve">[-0.16,0.06]</w:t>
+            </w:r>
+          </w:p>
+        </w:tc>
+        <w:tc>
+          <w:tcPr>
+            <w:tcW w:w="850" w:type="dxa"/>
+            <w:tcBorders>
+              <w:top w:val="nil" w:color="000000"/>
+              <w:left w:val="nil" w:color="000000"/>
+              <w:bottom w:val="nil" w:color="000000"/>
+              <w:right w:val="nil" w:color="000000"/>
+            </w:tcBorders>
+            <w:vAlign w:val="bottom"/>
+          </w:tcPr>
+          <w:p>
+            <w:pPr>
+              <w:spacing w:after="0"/>
+              <w:jc w:val="center"/>
+            </w:pPr>
+            <w:r>
+              <w:t xml:space="preserve">[-0.16,0.06]</w:t>
+            </w:r>
+          </w:p>
+        </w:tc>
+        <w:tc>
+          <w:tcPr>
+            <w:tcW w:w="850" w:type="dxa"/>
+            <w:tcBorders>
+              <w:top w:val="nil" w:color="000000"/>
+              <w:left w:val="nil" w:color="000000"/>
+              <w:bottom w:val="nil" w:color="000000"/>
+              <w:right w:val="nil" w:color="000000"/>
+            </w:tcBorders>
+            <w:vAlign w:val="bottom"/>
+          </w:tcPr>
+          <w:p>
+            <w:pPr>
+              <w:spacing w:after="0"/>
+              <w:jc w:val="center"/>
+            </w:pPr>
+            <w:r>
+              <w:t xml:space="preserve">[-0.18,0.07]</w:t>
+            </w:r>
+          </w:p>
+        </w:tc>
+        <w:tc>
+          <w:tcPr>
+            <w:tcW w:w="850" w:type="dxa"/>
+            <w:tcBorders>
+              <w:top w:val="nil" w:color="000000"/>
+              <w:left w:val="nil" w:color="000000"/>
+              <w:bottom w:val="nil" w:color="000000"/>
+              <w:right w:val="nil" w:color="000000"/>
+            </w:tcBorders>
+            <w:vAlign w:val="bottom"/>
+          </w:tcPr>
+          <w:p>
+            <w:pPr>
+              <w:spacing w:after="0"/>
+              <w:jc w:val="center"/>
+            </w:pPr>
+            <w:r>
+              <w:t xml:space="preserve">[-0.17,0.05]</w:t>
+            </w:r>
+          </w:p>
+        </w:tc>
+        <w:tc>
+          <w:tcPr>
+            <w:tcW w:w="850" w:type="dxa"/>
+            <w:tcBorders>
+              <w:top w:val="nil" w:color="000000"/>
+              <w:left w:val="nil" w:color="000000"/>
+              <w:bottom w:val="nil" w:color="000000"/>
+              <w:right w:val="nil" w:color="000000"/>
+            </w:tcBorders>
+            <w:vAlign w:val="bottom"/>
+          </w:tcPr>
+          <w:p>
+            <w:pPr>
+              <w:spacing w:after="0"/>
+              <w:jc w:val="center"/>
+            </w:pPr>
+            <w:r>
+              <w:t xml:space="preserve">[-0.14,0.07]</w:t>
+            </w:r>
+          </w:p>
+        </w:tc>
+        <w:tc>
+          <w:tcPr>
+            <w:tcW w:w="850" w:type="dxa"/>
+            <w:tcBorders>
+              <w:top w:val="nil" w:color="000000"/>
+              <w:left w:val="nil" w:color="000000"/>
+              <w:bottom w:val="nil" w:color="000000"/>
+              <w:right w:val="nil" w:color="000000"/>
+            </w:tcBorders>
+            <w:vAlign w:val="bottom"/>
+          </w:tcPr>
+          <w:p>
+            <w:pPr>
+              <w:spacing w:after="0"/>
+              <w:jc w:val="center"/>
+            </w:pPr>
+            <w:r>
+              <w:t xml:space="preserve">[-0.15,0.06]</w:t>
             </w:r>
           </w:p>
         </w:tc>
@@ -1924,7 +7020,7 @@
       <w:tr>
         <w:tc>
           <w:tcPr>
-            <w:tcW w:w="3120" w:type="dxa"/>
+            <w:tcW w:w="850" w:type="dxa"/>
             <w:tcBorders>
               <w:top w:val="nil" w:color="000000"/>
               <w:left w:val="nil" w:color="000000"/>
@@ -1945,7 +7041,7 @@
         </w:tc>
         <w:tc>
           <w:tcPr>
-            <w:tcW w:w="3120" w:type="dxa"/>
+            <w:tcW w:w="850" w:type="dxa"/>
             <w:tcBorders>
               <w:top w:val="nil" w:color="000000"/>
               <w:left w:val="single" w:color="000000"/>
@@ -1966,7 +7062,7 @@
         </w:tc>
         <w:tc>
           <w:tcPr>
-            <w:tcW w:w="3120" w:type="dxa"/>
+            <w:tcW w:w="850" w:type="dxa"/>
             <w:tcBorders>
               <w:top w:val="nil" w:color="000000"/>
               <w:left w:val="nil" w:color="000000"/>
@@ -1982,6 +7078,174 @@
             </w:pPr>
             <w:r>
               <w:t xml:space="preserve">-0.04</w:t>
+            </w:r>
+          </w:p>
+        </w:tc>
+        <w:tc>
+          <w:tcPr>
+            <w:tcW w:w="850" w:type="dxa"/>
+            <w:tcBorders>
+              <w:top w:val="nil" w:color="000000"/>
+              <w:left w:val="nil" w:color="000000"/>
+              <w:bottom w:val="nil" w:color="000000"/>
+              <w:right w:val="nil" w:color="000000"/>
+            </w:tcBorders>
+            <w:vAlign w:val="bottom"/>
+          </w:tcPr>
+          <w:p>
+            <w:pPr>
+              <w:spacing w:after="0"/>
+              <w:jc w:val="center"/>
+            </w:pPr>
+            <w:r>
+              <w:t xml:space="preserve">-0.02</w:t>
+            </w:r>
+          </w:p>
+        </w:tc>
+        <w:tc>
+          <w:tcPr>
+            <w:tcW w:w="850" w:type="dxa"/>
+            <w:tcBorders>
+              <w:top w:val="nil" w:color="000000"/>
+              <w:left w:val="nil" w:color="000000"/>
+              <w:bottom w:val="nil" w:color="000000"/>
+              <w:right w:val="nil" w:color="000000"/>
+            </w:tcBorders>
+            <w:vAlign w:val="bottom"/>
+          </w:tcPr>
+          <w:p>
+            <w:pPr>
+              <w:spacing w:after="0"/>
+              <w:jc w:val="center"/>
+            </w:pPr>
+            <w:r>
+              <w:t xml:space="preserve">-0.02</w:t>
+            </w:r>
+          </w:p>
+        </w:tc>
+        <w:tc>
+          <w:tcPr>
+            <w:tcW w:w="850" w:type="dxa"/>
+            <w:tcBorders>
+              <w:top w:val="nil" w:color="000000"/>
+              <w:left w:val="nil" w:color="000000"/>
+              <w:bottom w:val="nil" w:color="000000"/>
+              <w:right w:val="nil" w:color="000000"/>
+            </w:tcBorders>
+            <w:vAlign w:val="bottom"/>
+          </w:tcPr>
+          <w:p>
+            <w:pPr>
+              <w:spacing w:after="0"/>
+              <w:jc w:val="center"/>
+            </w:pPr>
+            <w:r>
+              <w:t xml:space="preserve">-0.02</w:t>
+            </w:r>
+          </w:p>
+        </w:tc>
+        <w:tc>
+          <w:tcPr>
+            <w:tcW w:w="850" w:type="dxa"/>
+            <w:tcBorders>
+              <w:top w:val="nil" w:color="000000"/>
+              <w:left w:val="nil" w:color="000000"/>
+              <w:bottom w:val="nil" w:color="000000"/>
+              <w:right w:val="nil" w:color="000000"/>
+            </w:tcBorders>
+            <w:vAlign w:val="bottom"/>
+          </w:tcPr>
+          <w:p>
+            <w:pPr>
+              <w:spacing w:after="0"/>
+              <w:jc w:val="center"/>
+            </w:pPr>
+            <w:r>
+              <w:t xml:space="preserve">-0.02</w:t>
+            </w:r>
+          </w:p>
+        </w:tc>
+        <w:tc>
+          <w:tcPr>
+            <w:tcW w:w="850" w:type="dxa"/>
+            <w:tcBorders>
+              <w:top w:val="nil" w:color="000000"/>
+              <w:left w:val="nil" w:color="000000"/>
+              <w:bottom w:val="nil" w:color="000000"/>
+              <w:right w:val="nil" w:color="000000"/>
+            </w:tcBorders>
+            <w:vAlign w:val="bottom"/>
+          </w:tcPr>
+          <w:p>
+            <w:pPr>
+              <w:spacing w:after="0"/>
+              <w:jc w:val="center"/>
+            </w:pPr>
+            <w:r>
+              <w:t xml:space="preserve">-0.02</w:t>
+            </w:r>
+          </w:p>
+        </w:tc>
+        <w:tc>
+          <w:tcPr>
+            <w:tcW w:w="850" w:type="dxa"/>
+            <w:tcBorders>
+              <w:top w:val="nil" w:color="000000"/>
+              <w:left w:val="nil" w:color="000000"/>
+              <w:bottom w:val="nil" w:color="000000"/>
+              <w:right w:val="nil" w:color="000000"/>
+            </w:tcBorders>
+            <w:vAlign w:val="bottom"/>
+          </w:tcPr>
+          <w:p>
+            <w:pPr>
+              <w:spacing w:after="0"/>
+              <w:jc w:val="center"/>
+            </w:pPr>
+            <w:r>
+              <w:t xml:space="preserve">-0.02</w:t>
+            </w:r>
+          </w:p>
+        </w:tc>
+        <w:tc>
+          <w:tcPr>
+            <w:tcW w:w="850" w:type="dxa"/>
+            <w:tcBorders>
+              <w:top w:val="nil" w:color="000000"/>
+              <w:left w:val="nil" w:color="000000"/>
+              <w:bottom w:val="nil" w:color="000000"/>
+              <w:right w:val="nil" w:color="000000"/>
+            </w:tcBorders>
+            <w:vAlign w:val="bottom"/>
+          </w:tcPr>
+          <w:p>
+            <w:pPr>
+              <w:spacing w:after="0"/>
+              <w:jc w:val="center"/>
+            </w:pPr>
+            <w:r>
+              <w:t xml:space="preserve">-0.03</w:t>
+            </w:r>
+          </w:p>
+        </w:tc>
+        <w:tc>
+          <w:tcPr>
+            <w:tcW w:w="850" w:type="dxa"/>
+            <w:tcBorders>
+              <w:top w:val="nil" w:color="000000"/>
+              <w:left w:val="nil" w:color="000000"/>
+              <w:bottom w:val="nil" w:color="000000"/>
+              <w:right w:val="nil" w:color="000000"/>
+            </w:tcBorders>
+            <w:vAlign w:val="bottom"/>
+          </w:tcPr>
+          <w:p>
+            <w:pPr>
+              <w:spacing w:after="0"/>
+              <w:jc w:val="center"/>
+            </w:pPr>
+            <w:r>
+              <w:t xml:space="preserve">-0.02</w:t>
             </w:r>
           </w:p>
         </w:tc>
@@ -1989,7 +7253,7 @@
       <w:tr>
         <w:tc>
           <w:tcPr>
-            <w:tcW w:w="3120" w:type="dxa"/>
+            <w:tcW w:w="850" w:type="dxa"/>
             <w:tcBorders>
               <w:top w:val="nil" w:color="000000"/>
               <w:left w:val="nil" w:color="000000"/>
@@ -2005,7 +7269,7 @@
         </w:tc>
         <w:tc>
           <w:tcPr>
-            <w:tcW w:w="3120" w:type="dxa"/>
+            <w:tcW w:w="850" w:type="dxa"/>
             <w:tcBorders>
               <w:top w:val="nil" w:color="000000"/>
               <w:left w:val="single" w:color="000000"/>
@@ -2026,7 +7290,7 @@
         </w:tc>
         <w:tc>
           <w:tcPr>
-            <w:tcW w:w="3120" w:type="dxa"/>
+            <w:tcW w:w="850" w:type="dxa"/>
             <w:tcBorders>
               <w:top w:val="nil" w:color="000000"/>
               <w:left w:val="nil" w:color="000000"/>
@@ -2042,6 +7306,174 @@
             </w:pPr>
             <w:r>
               <w:t xml:space="preserve">[-0.15,0.07]</w:t>
+            </w:r>
+          </w:p>
+        </w:tc>
+        <w:tc>
+          <w:tcPr>
+            <w:tcW w:w="850" w:type="dxa"/>
+            <w:tcBorders>
+              <w:top w:val="nil" w:color="000000"/>
+              <w:left w:val="nil" w:color="000000"/>
+              <w:bottom w:val="nil" w:color="000000"/>
+              <w:right w:val="nil" w:color="000000"/>
+            </w:tcBorders>
+            <w:vAlign w:val="bottom"/>
+          </w:tcPr>
+          <w:p>
+            <w:pPr>
+              <w:spacing w:after="0"/>
+              <w:jc w:val="center"/>
+            </w:pPr>
+            <w:r>
+              <w:t xml:space="preserve">[-0.12,0.08]</w:t>
+            </w:r>
+          </w:p>
+        </w:tc>
+        <w:tc>
+          <w:tcPr>
+            <w:tcW w:w="850" w:type="dxa"/>
+            <w:tcBorders>
+              <w:top w:val="nil" w:color="000000"/>
+              <w:left w:val="nil" w:color="000000"/>
+              <w:bottom w:val="nil" w:color="000000"/>
+              <w:right w:val="nil" w:color="000000"/>
+            </w:tcBorders>
+            <w:vAlign w:val="bottom"/>
+          </w:tcPr>
+          <w:p>
+            <w:pPr>
+              <w:spacing w:after="0"/>
+              <w:jc w:val="center"/>
+            </w:pPr>
+            <w:r>
+              <w:t xml:space="preserve">[-0.12,0.08]</w:t>
+            </w:r>
+          </w:p>
+        </w:tc>
+        <w:tc>
+          <w:tcPr>
+            <w:tcW w:w="850" w:type="dxa"/>
+            <w:tcBorders>
+              <w:top w:val="nil" w:color="000000"/>
+              <w:left w:val="nil" w:color="000000"/>
+              <w:bottom w:val="nil" w:color="000000"/>
+              <w:right w:val="nil" w:color="000000"/>
+            </w:tcBorders>
+            <w:vAlign w:val="bottom"/>
+          </w:tcPr>
+          <w:p>
+            <w:pPr>
+              <w:spacing w:after="0"/>
+              <w:jc w:val="center"/>
+            </w:pPr>
+            <w:r>
+              <w:t xml:space="preserve">[-0.12,0.08]</w:t>
+            </w:r>
+          </w:p>
+        </w:tc>
+        <w:tc>
+          <w:tcPr>
+            <w:tcW w:w="850" w:type="dxa"/>
+            <w:tcBorders>
+              <w:top w:val="nil" w:color="000000"/>
+              <w:left w:val="nil" w:color="000000"/>
+              <w:bottom w:val="nil" w:color="000000"/>
+              <w:right w:val="nil" w:color="000000"/>
+            </w:tcBorders>
+            <w:vAlign w:val="bottom"/>
+          </w:tcPr>
+          <w:p>
+            <w:pPr>
+              <w:spacing w:after="0"/>
+              <w:jc w:val="center"/>
+            </w:pPr>
+            <w:r>
+              <w:t xml:space="preserve">[-0.12,0.08]</w:t>
+            </w:r>
+          </w:p>
+        </w:tc>
+        <w:tc>
+          <w:tcPr>
+            <w:tcW w:w="850" w:type="dxa"/>
+            <w:tcBorders>
+              <w:top w:val="nil" w:color="000000"/>
+              <w:left w:val="nil" w:color="000000"/>
+              <w:bottom w:val="nil" w:color="000000"/>
+              <w:right w:val="nil" w:color="000000"/>
+            </w:tcBorders>
+            <w:vAlign w:val="bottom"/>
+          </w:tcPr>
+          <w:p>
+            <w:pPr>
+              <w:spacing w:after="0"/>
+              <w:jc w:val="center"/>
+            </w:pPr>
+            <w:r>
+              <w:t xml:space="preserve">[-0.12,0.09]</w:t>
+            </w:r>
+          </w:p>
+        </w:tc>
+        <w:tc>
+          <w:tcPr>
+            <w:tcW w:w="850" w:type="dxa"/>
+            <w:tcBorders>
+              <w:top w:val="nil" w:color="000000"/>
+              <w:left w:val="nil" w:color="000000"/>
+              <w:bottom w:val="nil" w:color="000000"/>
+              <w:right w:val="nil" w:color="000000"/>
+            </w:tcBorders>
+            <w:vAlign w:val="bottom"/>
+          </w:tcPr>
+          <w:p>
+            <w:pPr>
+              <w:spacing w:after="0"/>
+              <w:jc w:val="center"/>
+            </w:pPr>
+            <w:r>
+              <w:t xml:space="preserve">[-0.12,0.09]</w:t>
+            </w:r>
+          </w:p>
+        </w:tc>
+        <w:tc>
+          <w:tcPr>
+            <w:tcW w:w="850" w:type="dxa"/>
+            <w:tcBorders>
+              <w:top w:val="nil" w:color="000000"/>
+              <w:left w:val="nil" w:color="000000"/>
+              <w:bottom w:val="nil" w:color="000000"/>
+              <w:right w:val="nil" w:color="000000"/>
+            </w:tcBorders>
+            <w:vAlign w:val="bottom"/>
+          </w:tcPr>
+          <w:p>
+            <w:pPr>
+              <w:spacing w:after="0"/>
+              <w:jc w:val="center"/>
+            </w:pPr>
+            <w:r>
+              <w:t xml:space="preserve">[-0.13,0.07]</w:t>
+            </w:r>
+          </w:p>
+        </w:tc>
+        <w:tc>
+          <w:tcPr>
+            <w:tcW w:w="850" w:type="dxa"/>
+            <w:tcBorders>
+              <w:top w:val="nil" w:color="000000"/>
+              <w:left w:val="nil" w:color="000000"/>
+              <w:bottom w:val="nil" w:color="000000"/>
+              <w:right w:val="nil" w:color="000000"/>
+            </w:tcBorders>
+            <w:vAlign w:val="bottom"/>
+          </w:tcPr>
+          <w:p>
+            <w:pPr>
+              <w:spacing w:after="0"/>
+              <w:jc w:val="center"/>
+            </w:pPr>
+            <w:r>
+              <w:t xml:space="preserve">[-0.12,0.07]</w:t>
             </w:r>
           </w:p>
         </w:tc>
@@ -2049,7 +7481,7 @@
       <w:tr>
         <w:tc>
           <w:tcPr>
-            <w:tcW w:w="3120" w:type="dxa"/>
+            <w:tcW w:w="850" w:type="dxa"/>
             <w:tcBorders>
               <w:top w:val="nil" w:color="000000"/>
               <w:left w:val="nil" w:color="000000"/>
@@ -2070,7 +7502,7 @@
         </w:tc>
         <w:tc>
           <w:tcPr>
-            <w:tcW w:w="3120" w:type="dxa"/>
+            <w:tcW w:w="850" w:type="dxa"/>
             <w:tcBorders>
               <w:top w:val="nil" w:color="000000"/>
               <w:left w:val="single" w:color="000000"/>
@@ -2091,7 +7523,7 @@
         </w:tc>
         <w:tc>
           <w:tcPr>
-            <w:tcW w:w="3120" w:type="dxa"/>
+            <w:tcW w:w="850" w:type="dxa"/>
             <w:tcBorders>
               <w:top w:val="nil" w:color="000000"/>
               <w:left w:val="nil" w:color="000000"/>
@@ -2107,6 +7539,174 @@
             </w:pPr>
             <w:r>
               <w:t xml:space="preserve">0.48***</w:t>
+            </w:r>
+          </w:p>
+        </w:tc>
+        <w:tc>
+          <w:tcPr>
+            <w:tcW w:w="850" w:type="dxa"/>
+            <w:tcBorders>
+              <w:top w:val="nil" w:color="000000"/>
+              <w:left w:val="nil" w:color="000000"/>
+              <w:bottom w:val="nil" w:color="000000"/>
+              <w:right w:val="nil" w:color="000000"/>
+            </w:tcBorders>
+            <w:vAlign w:val="bottom"/>
+          </w:tcPr>
+          <w:p>
+            <w:pPr>
+              <w:spacing w:after="0"/>
+              <w:jc w:val="center"/>
+            </w:pPr>
+            <w:r>
+              <w:t xml:space="preserve">0.43***</w:t>
+            </w:r>
+          </w:p>
+        </w:tc>
+        <w:tc>
+          <w:tcPr>
+            <w:tcW w:w="850" w:type="dxa"/>
+            <w:tcBorders>
+              <w:top w:val="nil" w:color="000000"/>
+              <w:left w:val="nil" w:color="000000"/>
+              <w:bottom w:val="nil" w:color="000000"/>
+              <w:right w:val="nil" w:color="000000"/>
+            </w:tcBorders>
+            <w:vAlign w:val="bottom"/>
+          </w:tcPr>
+          <w:p>
+            <w:pPr>
+              <w:spacing w:after="0"/>
+              <w:jc w:val="center"/>
+            </w:pPr>
+            <w:r>
+              <w:t xml:space="preserve">0.43***</w:t>
+            </w:r>
+          </w:p>
+        </w:tc>
+        <w:tc>
+          <w:tcPr>
+            <w:tcW w:w="850" w:type="dxa"/>
+            <w:tcBorders>
+              <w:top w:val="nil" w:color="000000"/>
+              <w:left w:val="nil" w:color="000000"/>
+              <w:bottom w:val="nil" w:color="000000"/>
+              <w:right w:val="nil" w:color="000000"/>
+            </w:tcBorders>
+            <w:vAlign w:val="bottom"/>
+          </w:tcPr>
+          <w:p>
+            <w:pPr>
+              <w:spacing w:after="0"/>
+              <w:jc w:val="center"/>
+            </w:pPr>
+            <w:r>
+              <w:t xml:space="preserve">0.43***</w:t>
+            </w:r>
+          </w:p>
+        </w:tc>
+        <w:tc>
+          <w:tcPr>
+            <w:tcW w:w="850" w:type="dxa"/>
+            <w:tcBorders>
+              <w:top w:val="nil" w:color="000000"/>
+              <w:left w:val="nil" w:color="000000"/>
+              <w:bottom w:val="nil" w:color="000000"/>
+              <w:right w:val="nil" w:color="000000"/>
+            </w:tcBorders>
+            <w:vAlign w:val="bottom"/>
+          </w:tcPr>
+          <w:p>
+            <w:pPr>
+              <w:spacing w:after="0"/>
+              <w:jc w:val="center"/>
+            </w:pPr>
+            <w:r>
+              <w:t xml:space="preserve">0.43***</w:t>
+            </w:r>
+          </w:p>
+        </w:tc>
+        <w:tc>
+          <w:tcPr>
+            <w:tcW w:w="850" w:type="dxa"/>
+            <w:tcBorders>
+              <w:top w:val="nil" w:color="000000"/>
+              <w:left w:val="nil" w:color="000000"/>
+              <w:bottom w:val="nil" w:color="000000"/>
+              <w:right w:val="nil" w:color="000000"/>
+            </w:tcBorders>
+            <w:vAlign w:val="bottom"/>
+          </w:tcPr>
+          <w:p>
+            <w:pPr>
+              <w:spacing w:after="0"/>
+              <w:jc w:val="center"/>
+            </w:pPr>
+            <w:r>
+              <w:t xml:space="preserve">0.43***</w:t>
+            </w:r>
+          </w:p>
+        </w:tc>
+        <w:tc>
+          <w:tcPr>
+            <w:tcW w:w="850" w:type="dxa"/>
+            <w:tcBorders>
+              <w:top w:val="nil" w:color="000000"/>
+              <w:left w:val="nil" w:color="000000"/>
+              <w:bottom w:val="nil" w:color="000000"/>
+              <w:right w:val="nil" w:color="000000"/>
+            </w:tcBorders>
+            <w:vAlign w:val="bottom"/>
+          </w:tcPr>
+          <w:p>
+            <w:pPr>
+              <w:spacing w:after="0"/>
+              <w:jc w:val="center"/>
+            </w:pPr>
+            <w:r>
+              <w:t xml:space="preserve">0.43***</w:t>
+            </w:r>
+          </w:p>
+        </w:tc>
+        <w:tc>
+          <w:tcPr>
+            <w:tcW w:w="850" w:type="dxa"/>
+            <w:tcBorders>
+              <w:top w:val="nil" w:color="000000"/>
+              <w:left w:val="nil" w:color="000000"/>
+              <w:bottom w:val="nil" w:color="000000"/>
+              <w:right w:val="nil" w:color="000000"/>
+            </w:tcBorders>
+            <w:vAlign w:val="bottom"/>
+          </w:tcPr>
+          <w:p>
+            <w:pPr>
+              <w:spacing w:after="0"/>
+              <w:jc w:val="center"/>
+            </w:pPr>
+            <w:r>
+              <w:t xml:space="preserve">0.40***</w:t>
+            </w:r>
+          </w:p>
+        </w:tc>
+        <w:tc>
+          <w:tcPr>
+            <w:tcW w:w="850" w:type="dxa"/>
+            <w:tcBorders>
+              <w:top w:val="nil" w:color="000000"/>
+              <w:left w:val="nil" w:color="000000"/>
+              <w:bottom w:val="nil" w:color="000000"/>
+              <w:right w:val="nil" w:color="000000"/>
+            </w:tcBorders>
+            <w:vAlign w:val="bottom"/>
+          </w:tcPr>
+          <w:p>
+            <w:pPr>
+              <w:spacing w:after="0"/>
+              <w:jc w:val="center"/>
+            </w:pPr>
+            <w:r>
+              <w:t xml:space="preserve">0.40***</w:t>
             </w:r>
           </w:p>
         </w:tc>
@@ -2114,7 +7714,7 @@
       <w:tr>
         <w:tc>
           <w:tcPr>
-            <w:tcW w:w="3120" w:type="dxa"/>
+            <w:tcW w:w="850" w:type="dxa"/>
             <w:tcBorders>
               <w:top w:val="nil" w:color="000000"/>
               <w:left w:val="nil" w:color="000000"/>
@@ -2130,7 +7730,7 @@
         </w:tc>
         <w:tc>
           <w:tcPr>
-            <w:tcW w:w="3120" w:type="dxa"/>
+            <w:tcW w:w="850" w:type="dxa"/>
             <w:tcBorders>
               <w:top w:val="nil" w:color="000000"/>
               <w:left w:val="single" w:color="000000"/>
@@ -2151,7 +7751,7 @@
         </w:tc>
         <w:tc>
           <w:tcPr>
-            <w:tcW w:w="3120" w:type="dxa"/>
+            <w:tcW w:w="850" w:type="dxa"/>
             <w:tcBorders>
               <w:top w:val="nil" w:color="000000"/>
               <w:left w:val="nil" w:color="000000"/>
@@ -2167,6 +7767,174 @@
             </w:pPr>
             <w:r>
               <w:t xml:space="preserve">[0.16,0.79]</w:t>
+            </w:r>
+          </w:p>
+        </w:tc>
+        <w:tc>
+          <w:tcPr>
+            <w:tcW w:w="850" w:type="dxa"/>
+            <w:tcBorders>
+              <w:top w:val="nil" w:color="000000"/>
+              <w:left w:val="nil" w:color="000000"/>
+              <w:bottom w:val="nil" w:color="000000"/>
+              <w:right w:val="nil" w:color="000000"/>
+            </w:tcBorders>
+            <w:vAlign w:val="bottom"/>
+          </w:tcPr>
+          <w:p>
+            <w:pPr>
+              <w:spacing w:after="0"/>
+              <w:jc w:val="center"/>
+            </w:pPr>
+            <w:r>
+              <w:t xml:space="preserve">[0.13,0.72]</w:t>
+            </w:r>
+          </w:p>
+        </w:tc>
+        <w:tc>
+          <w:tcPr>
+            <w:tcW w:w="850" w:type="dxa"/>
+            <w:tcBorders>
+              <w:top w:val="nil" w:color="000000"/>
+              <w:left w:val="nil" w:color="000000"/>
+              <w:bottom w:val="nil" w:color="000000"/>
+              <w:right w:val="nil" w:color="000000"/>
+            </w:tcBorders>
+            <w:vAlign w:val="bottom"/>
+          </w:tcPr>
+          <w:p>
+            <w:pPr>
+              <w:spacing w:after="0"/>
+              <w:jc w:val="center"/>
+            </w:pPr>
+            <w:r>
+              <w:t xml:space="preserve">[0.13,0.74]</w:t>
+            </w:r>
+          </w:p>
+        </w:tc>
+        <w:tc>
+          <w:tcPr>
+            <w:tcW w:w="850" w:type="dxa"/>
+            <w:tcBorders>
+              <w:top w:val="nil" w:color="000000"/>
+              <w:left w:val="nil" w:color="000000"/>
+              <w:bottom w:val="nil" w:color="000000"/>
+              <w:right w:val="nil" w:color="000000"/>
+            </w:tcBorders>
+            <w:vAlign w:val="bottom"/>
+          </w:tcPr>
+          <w:p>
+            <w:pPr>
+              <w:spacing w:after="0"/>
+              <w:jc w:val="center"/>
+            </w:pPr>
+            <w:r>
+              <w:t xml:space="preserve">[0.13,0.73]</w:t>
+            </w:r>
+          </w:p>
+        </w:tc>
+        <w:tc>
+          <w:tcPr>
+            <w:tcW w:w="850" w:type="dxa"/>
+            <w:tcBorders>
+              <w:top w:val="nil" w:color="000000"/>
+              <w:left w:val="nil" w:color="000000"/>
+              <w:bottom w:val="nil" w:color="000000"/>
+              <w:right w:val="nil" w:color="000000"/>
+            </w:tcBorders>
+            <w:vAlign w:val="bottom"/>
+          </w:tcPr>
+          <w:p>
+            <w:pPr>
+              <w:spacing w:after="0"/>
+              <w:jc w:val="center"/>
+            </w:pPr>
+            <w:r>
+              <w:t xml:space="preserve">[0.13,0.73]</w:t>
+            </w:r>
+          </w:p>
+        </w:tc>
+        <w:tc>
+          <w:tcPr>
+            <w:tcW w:w="850" w:type="dxa"/>
+            <w:tcBorders>
+              <w:top w:val="nil" w:color="000000"/>
+              <w:left w:val="nil" w:color="000000"/>
+              <w:bottom w:val="nil" w:color="000000"/>
+              <w:right w:val="nil" w:color="000000"/>
+            </w:tcBorders>
+            <w:vAlign w:val="bottom"/>
+          </w:tcPr>
+          <w:p>
+            <w:pPr>
+              <w:spacing w:after="0"/>
+              <w:jc w:val="center"/>
+            </w:pPr>
+            <w:r>
+              <w:t xml:space="preserve">[0.12,0.74]</w:t>
+            </w:r>
+          </w:p>
+        </w:tc>
+        <w:tc>
+          <w:tcPr>
+            <w:tcW w:w="850" w:type="dxa"/>
+            <w:tcBorders>
+              <w:top w:val="nil" w:color="000000"/>
+              <w:left w:val="nil" w:color="000000"/>
+              <w:bottom w:val="nil" w:color="000000"/>
+              <w:right w:val="nil" w:color="000000"/>
+            </w:tcBorders>
+            <w:vAlign w:val="bottom"/>
+          </w:tcPr>
+          <w:p>
+            <w:pPr>
+              <w:spacing w:after="0"/>
+              <w:jc w:val="center"/>
+            </w:pPr>
+            <w:r>
+              <w:t xml:space="preserve">[0.13,0.73]</w:t>
+            </w:r>
+          </w:p>
+        </w:tc>
+        <w:tc>
+          <w:tcPr>
+            <w:tcW w:w="850" w:type="dxa"/>
+            <w:tcBorders>
+              <w:top w:val="nil" w:color="000000"/>
+              <w:left w:val="nil" w:color="000000"/>
+              <w:bottom w:val="nil" w:color="000000"/>
+              <w:right w:val="nil" w:color="000000"/>
+            </w:tcBorders>
+            <w:vAlign w:val="bottom"/>
+          </w:tcPr>
+          <w:p>
+            <w:pPr>
+              <w:spacing w:after="0"/>
+              <w:jc w:val="center"/>
+            </w:pPr>
+            <w:r>
+              <w:t xml:space="preserve">[0.10,0.70]</w:t>
+            </w:r>
+          </w:p>
+        </w:tc>
+        <w:tc>
+          <w:tcPr>
+            <w:tcW w:w="850" w:type="dxa"/>
+            <w:tcBorders>
+              <w:top w:val="nil" w:color="000000"/>
+              <w:left w:val="nil" w:color="000000"/>
+              <w:bottom w:val="nil" w:color="000000"/>
+              <w:right w:val="nil" w:color="000000"/>
+            </w:tcBorders>
+            <w:vAlign w:val="bottom"/>
+          </w:tcPr>
+          <w:p>
+            <w:pPr>
+              <w:spacing w:after="0"/>
+              <w:jc w:val="center"/>
+            </w:pPr>
+            <w:r>
+              <w:t xml:space="preserve">[0.10,0.71]</w:t>
             </w:r>
           </w:p>
         </w:tc>
@@ -2174,7 +7942,7 @@
       <w:tr>
         <w:tc>
           <w:tcPr>
-            <w:tcW w:w="3120" w:type="dxa"/>
+            <w:tcW w:w="850" w:type="dxa"/>
             <w:tcBorders>
               <w:top w:val="nil" w:color="000000"/>
               <w:left w:val="nil" w:color="000000"/>
@@ -2195,7 +7963,7 @@
         </w:tc>
         <w:tc>
           <w:tcPr>
-            <w:tcW w:w="3120" w:type="dxa"/>
+            <w:tcW w:w="850" w:type="dxa"/>
             <w:tcBorders>
               <w:top w:val="nil" w:color="000000"/>
               <w:left w:val="single" w:color="000000"/>
@@ -2216,7 +7984,7 @@
         </w:tc>
         <w:tc>
           <w:tcPr>
-            <w:tcW w:w="3120" w:type="dxa"/>
+            <w:tcW w:w="850" w:type="dxa"/>
             <w:tcBorders>
               <w:top w:val="nil" w:color="000000"/>
               <w:left w:val="nil" w:color="000000"/>
@@ -2232,6 +8000,174 @@
             </w:pPr>
             <w:r>
               <w:t xml:space="preserve">0.81</w:t>
+            </w:r>
+          </w:p>
+        </w:tc>
+        <w:tc>
+          <w:tcPr>
+            <w:tcW w:w="850" w:type="dxa"/>
+            <w:tcBorders>
+              <w:top w:val="nil" w:color="000000"/>
+              <w:left w:val="nil" w:color="000000"/>
+              <w:bottom w:val="nil" w:color="000000"/>
+              <w:right w:val="nil" w:color="000000"/>
+            </w:tcBorders>
+            <w:vAlign w:val="bottom"/>
+          </w:tcPr>
+          <w:p>
+            <w:pPr>
+              <w:spacing w:after="0"/>
+              <w:jc w:val="center"/>
+            </w:pPr>
+            <w:r>
+              <w:t xml:space="preserve">0.84</w:t>
+            </w:r>
+          </w:p>
+        </w:tc>
+        <w:tc>
+          <w:tcPr>
+            <w:tcW w:w="850" w:type="dxa"/>
+            <w:tcBorders>
+              <w:top w:val="nil" w:color="000000"/>
+              <w:left w:val="nil" w:color="000000"/>
+              <w:bottom w:val="nil" w:color="000000"/>
+              <w:right w:val="nil" w:color="000000"/>
+            </w:tcBorders>
+            <w:vAlign w:val="bottom"/>
+          </w:tcPr>
+          <w:p>
+            <w:pPr>
+              <w:spacing w:after="0"/>
+              <w:jc w:val="center"/>
+            </w:pPr>
+            <w:r>
+              <w:t xml:space="preserve">0.80</w:t>
+            </w:r>
+          </w:p>
+        </w:tc>
+        <w:tc>
+          <w:tcPr>
+            <w:tcW w:w="850" w:type="dxa"/>
+            <w:tcBorders>
+              <w:top w:val="nil" w:color="000000"/>
+              <w:left w:val="nil" w:color="000000"/>
+              <w:bottom w:val="nil" w:color="000000"/>
+              <w:right w:val="nil" w:color="000000"/>
+            </w:tcBorders>
+            <w:vAlign w:val="bottom"/>
+          </w:tcPr>
+          <w:p>
+            <w:pPr>
+              <w:spacing w:after="0"/>
+              <w:jc w:val="center"/>
+            </w:pPr>
+            <w:r>
+              <w:t xml:space="preserve">0.81</w:t>
+            </w:r>
+          </w:p>
+        </w:tc>
+        <w:tc>
+          <w:tcPr>
+            <w:tcW w:w="850" w:type="dxa"/>
+            <w:tcBorders>
+              <w:top w:val="nil" w:color="000000"/>
+              <w:left w:val="nil" w:color="000000"/>
+              <w:bottom w:val="nil" w:color="000000"/>
+              <w:right w:val="nil" w:color="000000"/>
+            </w:tcBorders>
+            <w:vAlign w:val="bottom"/>
+          </w:tcPr>
+          <w:p>
+            <w:pPr>
+              <w:spacing w:after="0"/>
+              <w:jc w:val="center"/>
+            </w:pPr>
+            <w:r>
+              <w:t xml:space="preserve">0.81</w:t>
+            </w:r>
+          </w:p>
+        </w:tc>
+        <w:tc>
+          <w:tcPr>
+            <w:tcW w:w="850" w:type="dxa"/>
+            <w:tcBorders>
+              <w:top w:val="nil" w:color="000000"/>
+              <w:left w:val="nil" w:color="000000"/>
+              <w:bottom w:val="nil" w:color="000000"/>
+              <w:right w:val="nil" w:color="000000"/>
+            </w:tcBorders>
+            <w:vAlign w:val="bottom"/>
+          </w:tcPr>
+          <w:p>
+            <w:pPr>
+              <w:spacing w:after="0"/>
+              <w:jc w:val="center"/>
+            </w:pPr>
+            <w:r>
+              <w:t xml:space="preserve">0.78</w:t>
+            </w:r>
+          </w:p>
+        </w:tc>
+        <w:tc>
+          <w:tcPr>
+            <w:tcW w:w="850" w:type="dxa"/>
+            <w:tcBorders>
+              <w:top w:val="nil" w:color="000000"/>
+              <w:left w:val="nil" w:color="000000"/>
+              <w:bottom w:val="nil" w:color="000000"/>
+              <w:right w:val="nil" w:color="000000"/>
+            </w:tcBorders>
+            <w:vAlign w:val="bottom"/>
+          </w:tcPr>
+          <w:p>
+            <w:pPr>
+              <w:spacing w:after="0"/>
+              <w:jc w:val="center"/>
+            </w:pPr>
+            <w:r>
+              <w:t xml:space="preserve">0.83</w:t>
+            </w:r>
+          </w:p>
+        </w:tc>
+        <w:tc>
+          <w:tcPr>
+            <w:tcW w:w="850" w:type="dxa"/>
+            <w:tcBorders>
+              <w:top w:val="nil" w:color="000000"/>
+              <w:left w:val="nil" w:color="000000"/>
+              <w:bottom w:val="nil" w:color="000000"/>
+              <w:right w:val="nil" w:color="000000"/>
+            </w:tcBorders>
+            <w:vAlign w:val="bottom"/>
+          </w:tcPr>
+          <w:p>
+            <w:pPr>
+              <w:spacing w:after="0"/>
+              <w:jc w:val="center"/>
+            </w:pPr>
+            <w:r>
+              <w:t xml:space="preserve">0.64</w:t>
+            </w:r>
+          </w:p>
+        </w:tc>
+        <w:tc>
+          <w:tcPr>
+            <w:tcW w:w="850" w:type="dxa"/>
+            <w:tcBorders>
+              <w:top w:val="nil" w:color="000000"/>
+              <w:left w:val="nil" w:color="000000"/>
+              <w:bottom w:val="nil" w:color="000000"/>
+              <w:right w:val="nil" w:color="000000"/>
+            </w:tcBorders>
+            <w:vAlign w:val="bottom"/>
+          </w:tcPr>
+          <w:p>
+            <w:pPr>
+              <w:spacing w:after="0"/>
+              <w:jc w:val="center"/>
+            </w:pPr>
+            <w:r>
+              <w:t xml:space="preserve">0.64</w:t>
             </w:r>
           </w:p>
         </w:tc>
@@ -2239,7 +8175,7 @@
       <w:tr>
         <w:tc>
           <w:tcPr>
-            <w:tcW w:w="3120" w:type="dxa"/>
+            <w:tcW w:w="850" w:type="dxa"/>
             <w:tcBorders>
               <w:top w:val="nil" w:color="000000"/>
               <w:left w:val="nil" w:color="000000"/>
@@ -2255,7 +8191,7 @@
         </w:tc>
         <w:tc>
           <w:tcPr>
-            <w:tcW w:w="3120" w:type="dxa"/>
+            <w:tcW w:w="850" w:type="dxa"/>
             <w:tcBorders>
               <w:top w:val="nil" w:color="000000"/>
               <w:left w:val="single" w:color="000000"/>
@@ -2276,7 +8212,7 @@
         </w:tc>
         <w:tc>
           <w:tcPr>
-            <w:tcW w:w="3120" w:type="dxa"/>
+            <w:tcW w:w="850" w:type="dxa"/>
             <w:tcBorders>
               <w:top w:val="nil" w:color="000000"/>
               <w:left w:val="nil" w:color="000000"/>
@@ -2292,6 +8228,174 @@
             </w:pPr>
             <w:r>
               <w:t xml:space="preserve">[-0.30,1.92]</w:t>
+            </w:r>
+          </w:p>
+        </w:tc>
+        <w:tc>
+          <w:tcPr>
+            <w:tcW w:w="850" w:type="dxa"/>
+            <w:tcBorders>
+              <w:top w:val="nil" w:color="000000"/>
+              <w:left w:val="nil" w:color="000000"/>
+              <w:bottom w:val="nil" w:color="000000"/>
+              <w:right w:val="nil" w:color="000000"/>
+            </w:tcBorders>
+            <w:vAlign w:val="bottom"/>
+          </w:tcPr>
+          <w:p>
+            <w:pPr>
+              <w:spacing w:after="0"/>
+              <w:jc w:val="center"/>
+            </w:pPr>
+            <w:r>
+              <w:t xml:space="preserve">[-0.18,1.86]</w:t>
+            </w:r>
+          </w:p>
+        </w:tc>
+        <w:tc>
+          <w:tcPr>
+            <w:tcW w:w="850" w:type="dxa"/>
+            <w:tcBorders>
+              <w:top w:val="nil" w:color="000000"/>
+              <w:left w:val="nil" w:color="000000"/>
+              <w:bottom w:val="nil" w:color="000000"/>
+              <w:right w:val="nil" w:color="000000"/>
+            </w:tcBorders>
+            <w:vAlign w:val="bottom"/>
+          </w:tcPr>
+          <w:p>
+            <w:pPr>
+              <w:spacing w:after="0"/>
+              <w:jc w:val="center"/>
+            </w:pPr>
+            <w:r>
+              <w:t xml:space="preserve">[-0.23,1.83]</w:t>
+            </w:r>
+          </w:p>
+        </w:tc>
+        <w:tc>
+          <w:tcPr>
+            <w:tcW w:w="850" w:type="dxa"/>
+            <w:tcBorders>
+              <w:top w:val="nil" w:color="000000"/>
+              <w:left w:val="nil" w:color="000000"/>
+              <w:bottom w:val="nil" w:color="000000"/>
+              <w:right w:val="nil" w:color="000000"/>
+            </w:tcBorders>
+            <w:vAlign w:val="bottom"/>
+          </w:tcPr>
+          <w:p>
+            <w:pPr>
+              <w:spacing w:after="0"/>
+              <w:jc w:val="center"/>
+            </w:pPr>
+            <w:r>
+              <w:t xml:space="preserve">[-0.21,1.83]</w:t>
+            </w:r>
+          </w:p>
+        </w:tc>
+        <w:tc>
+          <w:tcPr>
+            <w:tcW w:w="850" w:type="dxa"/>
+            <w:tcBorders>
+              <w:top w:val="nil" w:color="000000"/>
+              <w:left w:val="nil" w:color="000000"/>
+              <w:bottom w:val="nil" w:color="000000"/>
+              <w:right w:val="nil" w:color="000000"/>
+            </w:tcBorders>
+            <w:vAlign w:val="bottom"/>
+          </w:tcPr>
+          <w:p>
+            <w:pPr>
+              <w:spacing w:after="0"/>
+              <w:jc w:val="center"/>
+            </w:pPr>
+            <w:r>
+              <w:t xml:space="preserve">[-0.22,1.83]</w:t>
+            </w:r>
+          </w:p>
+        </w:tc>
+        <w:tc>
+          <w:tcPr>
+            <w:tcW w:w="850" w:type="dxa"/>
+            <w:tcBorders>
+              <w:top w:val="nil" w:color="000000"/>
+              <w:left w:val="nil" w:color="000000"/>
+              <w:bottom w:val="nil" w:color="000000"/>
+              <w:right w:val="nil" w:color="000000"/>
+            </w:tcBorders>
+            <w:vAlign w:val="bottom"/>
+          </w:tcPr>
+          <w:p>
+            <w:pPr>
+              <w:spacing w:after="0"/>
+              <w:jc w:val="center"/>
+            </w:pPr>
+            <w:r>
+              <w:t xml:space="preserve">[-0.34,1.89]</w:t>
+            </w:r>
+          </w:p>
+        </w:tc>
+        <w:tc>
+          <w:tcPr>
+            <w:tcW w:w="850" w:type="dxa"/>
+            <w:tcBorders>
+              <w:top w:val="nil" w:color="000000"/>
+              <w:left w:val="nil" w:color="000000"/>
+              <w:bottom w:val="nil" w:color="000000"/>
+              <w:right w:val="nil" w:color="000000"/>
+            </w:tcBorders>
+            <w:vAlign w:val="bottom"/>
+          </w:tcPr>
+          <w:p>
+            <w:pPr>
+              <w:spacing w:after="0"/>
+              <w:jc w:val="center"/>
+            </w:pPr>
+            <w:r>
+              <w:t xml:space="preserve">[-0.22,1.88]</w:t>
+            </w:r>
+          </w:p>
+        </w:tc>
+        <w:tc>
+          <w:tcPr>
+            <w:tcW w:w="850" w:type="dxa"/>
+            <w:tcBorders>
+              <w:top w:val="nil" w:color="000000"/>
+              <w:left w:val="nil" w:color="000000"/>
+              <w:bottom w:val="nil" w:color="000000"/>
+              <w:right w:val="nil" w:color="000000"/>
+            </w:tcBorders>
+            <w:vAlign w:val="bottom"/>
+          </w:tcPr>
+          <w:p>
+            <w:pPr>
+              <w:spacing w:after="0"/>
+              <w:jc w:val="center"/>
+            </w:pPr>
+            <w:r>
+              <w:t xml:space="preserve">[-0.25,1.52]</w:t>
+            </w:r>
+          </w:p>
+        </w:tc>
+        <w:tc>
+          <w:tcPr>
+            <w:tcW w:w="850" w:type="dxa"/>
+            <w:tcBorders>
+              <w:top w:val="nil" w:color="000000"/>
+              <w:left w:val="nil" w:color="000000"/>
+              <w:bottom w:val="nil" w:color="000000"/>
+              <w:right w:val="nil" w:color="000000"/>
+            </w:tcBorders>
+            <w:vAlign w:val="bottom"/>
+          </w:tcPr>
+          <w:p>
+            <w:pPr>
+              <w:spacing w:after="0"/>
+              <w:jc w:val="center"/>
+            </w:pPr>
+            <w:r>
+              <w:t xml:space="preserve">[-0.26,1.54]</w:t>
             </w:r>
           </w:p>
         </w:tc>
@@ -2299,7 +8403,7 @@
       <w:tr>
         <w:tc>
           <w:tcPr>
-            <w:tcW w:w="3120" w:type="dxa"/>
+            <w:tcW w:w="850" w:type="dxa"/>
             <w:tcBorders>
               <w:top w:val="nil" w:color="000000"/>
               <w:left w:val="nil" w:color="000000"/>
@@ -2320,7 +8424,7 @@
         </w:tc>
         <w:tc>
           <w:tcPr>
-            <w:tcW w:w="3120" w:type="dxa"/>
+            <w:tcW w:w="850" w:type="dxa"/>
             <w:tcBorders>
               <w:top w:val="nil" w:color="000000"/>
               <w:left w:val="single" w:color="000000"/>
@@ -2341,7 +8445,7 @@
         </w:tc>
         <w:tc>
           <w:tcPr>
-            <w:tcW w:w="3120" w:type="dxa"/>
+            <w:tcW w:w="850" w:type="dxa"/>
             <w:tcBorders>
               <w:top w:val="nil" w:color="000000"/>
               <w:left w:val="nil" w:color="000000"/>
@@ -2357,6 +8461,174 @@
             </w:pPr>
             <w:r>
               <w:t xml:space="preserve">276</w:t>
+            </w:r>
+          </w:p>
+        </w:tc>
+        <w:tc>
+          <w:tcPr>
+            <w:tcW w:w="850" w:type="dxa"/>
+            <w:tcBorders>
+              <w:top w:val="nil" w:color="000000"/>
+              <w:left w:val="nil" w:color="000000"/>
+              <w:bottom w:val="nil" w:color="000000"/>
+              <w:right w:val="nil" w:color="000000"/>
+            </w:tcBorders>
+            <w:vAlign w:val="bottom"/>
+          </w:tcPr>
+          <w:p>
+            <w:pPr>
+              <w:spacing w:after="0"/>
+              <w:jc w:val="center"/>
+            </w:pPr>
+            <w:r>
+              <w:t xml:space="preserve">297</w:t>
+            </w:r>
+          </w:p>
+        </w:tc>
+        <w:tc>
+          <w:tcPr>
+            <w:tcW w:w="850" w:type="dxa"/>
+            <w:tcBorders>
+              <w:top w:val="nil" w:color="000000"/>
+              <w:left w:val="nil" w:color="000000"/>
+              <w:bottom w:val="nil" w:color="000000"/>
+              <w:right w:val="nil" w:color="000000"/>
+            </w:tcBorders>
+            <w:vAlign w:val="bottom"/>
+          </w:tcPr>
+          <w:p>
+            <w:pPr>
+              <w:spacing w:after="0"/>
+              <w:jc w:val="center"/>
+            </w:pPr>
+            <w:r>
+              <w:t xml:space="preserve">297</w:t>
+            </w:r>
+          </w:p>
+        </w:tc>
+        <w:tc>
+          <w:tcPr>
+            <w:tcW w:w="850" w:type="dxa"/>
+            <w:tcBorders>
+              <w:top w:val="nil" w:color="000000"/>
+              <w:left w:val="nil" w:color="000000"/>
+              <w:bottom w:val="nil" w:color="000000"/>
+              <w:right w:val="nil" w:color="000000"/>
+            </w:tcBorders>
+            <w:vAlign w:val="bottom"/>
+          </w:tcPr>
+          <w:p>
+            <w:pPr>
+              <w:spacing w:after="0"/>
+              <w:jc w:val="center"/>
+            </w:pPr>
+            <w:r>
+              <w:t xml:space="preserve">297</w:t>
+            </w:r>
+          </w:p>
+        </w:tc>
+        <w:tc>
+          <w:tcPr>
+            <w:tcW w:w="850" w:type="dxa"/>
+            <w:tcBorders>
+              <w:top w:val="nil" w:color="000000"/>
+              <w:left w:val="nil" w:color="000000"/>
+              <w:bottom w:val="nil" w:color="000000"/>
+              <w:right w:val="nil" w:color="000000"/>
+            </w:tcBorders>
+            <w:vAlign w:val="bottom"/>
+          </w:tcPr>
+          <w:p>
+            <w:pPr>
+              <w:spacing w:after="0"/>
+              <w:jc w:val="center"/>
+            </w:pPr>
+            <w:r>
+              <w:t xml:space="preserve">297</w:t>
+            </w:r>
+          </w:p>
+        </w:tc>
+        <w:tc>
+          <w:tcPr>
+            <w:tcW w:w="850" w:type="dxa"/>
+            <w:tcBorders>
+              <w:top w:val="nil" w:color="000000"/>
+              <w:left w:val="nil" w:color="000000"/>
+              <w:bottom w:val="nil" w:color="000000"/>
+              <w:right w:val="nil" w:color="000000"/>
+            </w:tcBorders>
+            <w:vAlign w:val="bottom"/>
+          </w:tcPr>
+          <w:p>
+            <w:pPr>
+              <w:spacing w:after="0"/>
+              <w:jc w:val="center"/>
+            </w:pPr>
+            <w:r>
+              <w:t xml:space="preserve">297</w:t>
+            </w:r>
+          </w:p>
+        </w:tc>
+        <w:tc>
+          <w:tcPr>
+            <w:tcW w:w="850" w:type="dxa"/>
+            <w:tcBorders>
+              <w:top w:val="nil" w:color="000000"/>
+              <w:left w:val="nil" w:color="000000"/>
+              <w:bottom w:val="nil" w:color="000000"/>
+              <w:right w:val="nil" w:color="000000"/>
+            </w:tcBorders>
+            <w:vAlign w:val="bottom"/>
+          </w:tcPr>
+          <w:p>
+            <w:pPr>
+              <w:spacing w:after="0"/>
+              <w:jc w:val="center"/>
+            </w:pPr>
+            <w:r>
+              <w:t xml:space="preserve">297</w:t>
+            </w:r>
+          </w:p>
+        </w:tc>
+        <w:tc>
+          <w:tcPr>
+            <w:tcW w:w="850" w:type="dxa"/>
+            <w:tcBorders>
+              <w:top w:val="nil" w:color="000000"/>
+              <w:left w:val="nil" w:color="000000"/>
+              <w:bottom w:val="nil" w:color="000000"/>
+              <w:right w:val="nil" w:color="000000"/>
+            </w:tcBorders>
+            <w:vAlign w:val="bottom"/>
+          </w:tcPr>
+          <w:p>
+            <w:pPr>
+              <w:spacing w:after="0"/>
+              <w:jc w:val="center"/>
+            </w:pPr>
+            <w:r>
+              <w:t xml:space="preserve">297</w:t>
+            </w:r>
+          </w:p>
+        </w:tc>
+        <w:tc>
+          <w:tcPr>
+            <w:tcW w:w="850" w:type="dxa"/>
+            <w:tcBorders>
+              <w:top w:val="nil" w:color="000000"/>
+              <w:left w:val="nil" w:color="000000"/>
+              <w:bottom w:val="nil" w:color="000000"/>
+              <w:right w:val="nil" w:color="000000"/>
+            </w:tcBorders>
+            <w:vAlign w:val="bottom"/>
+          </w:tcPr>
+          <w:p>
+            <w:pPr>
+              <w:spacing w:after="0"/>
+              <w:jc w:val="center"/>
+            </w:pPr>
+            <w:r>
+              <w:t xml:space="preserve">297</w:t>
             </w:r>
           </w:p>
         </w:tc>
@@ -2364,7 +8636,7 @@
       <w:tr>
         <w:tc>
           <w:tcPr>
-            <w:tcW w:w="3120" w:type="dxa"/>
+            <w:tcW w:w="850" w:type="dxa"/>
             <w:tcBorders>
               <w:top w:val="nil" w:color="000000"/>
               <w:left w:val="nil" w:color="000000"/>
@@ -2385,7 +8657,7 @@
         </w:tc>
         <w:tc>
           <w:tcPr>
-            <w:tcW w:w="3120" w:type="dxa"/>
+            <w:tcW w:w="850" w:type="dxa"/>
             <w:tcBorders>
               <w:top w:val="nil" w:color="000000"/>
               <w:left w:val="single" w:color="000000"/>
@@ -2406,7 +8678,7 @@
         </w:tc>
         <w:tc>
           <w:tcPr>
-            <w:tcW w:w="3120" w:type="dxa"/>
+            <w:tcW w:w="850" w:type="dxa"/>
             <w:tcBorders>
               <w:top w:val="nil" w:color="000000"/>
               <w:left w:val="nil" w:color="000000"/>
@@ -2422,6 +8694,174 @@
             </w:pPr>
             <w:r>
               <w:t xml:space="preserve">0.21</w:t>
+            </w:r>
+          </w:p>
+        </w:tc>
+        <w:tc>
+          <w:tcPr>
+            <w:tcW w:w="850" w:type="dxa"/>
+            <w:tcBorders>
+              <w:top w:val="nil" w:color="000000"/>
+              <w:left w:val="nil" w:color="000000"/>
+              <w:bottom w:val="nil" w:color="000000"/>
+              <w:right w:val="nil" w:color="000000"/>
+            </w:tcBorders>
+            <w:vAlign w:val="bottom"/>
+          </w:tcPr>
+          <w:p>
+            <w:pPr>
+              <w:spacing w:after="0"/>
+              <w:jc w:val="center"/>
+            </w:pPr>
+            <w:r>
+              <w:t xml:space="preserve">0.21</w:t>
+            </w:r>
+          </w:p>
+        </w:tc>
+        <w:tc>
+          <w:tcPr>
+            <w:tcW w:w="850" w:type="dxa"/>
+            <w:tcBorders>
+              <w:top w:val="nil" w:color="000000"/>
+              <w:left w:val="nil" w:color="000000"/>
+              <w:bottom w:val="nil" w:color="000000"/>
+              <w:right w:val="nil" w:color="000000"/>
+            </w:tcBorders>
+            <w:vAlign w:val="bottom"/>
+          </w:tcPr>
+          <w:p>
+            <w:pPr>
+              <w:spacing w:after="0"/>
+              <w:jc w:val="center"/>
+            </w:pPr>
+            <w:r>
+              <w:t xml:space="preserve">0.21</w:t>
+            </w:r>
+          </w:p>
+        </w:tc>
+        <w:tc>
+          <w:tcPr>
+            <w:tcW w:w="850" w:type="dxa"/>
+            <w:tcBorders>
+              <w:top w:val="nil" w:color="000000"/>
+              <w:left w:val="nil" w:color="000000"/>
+              <w:bottom w:val="nil" w:color="000000"/>
+              <w:right w:val="nil" w:color="000000"/>
+            </w:tcBorders>
+            <w:vAlign w:val="bottom"/>
+          </w:tcPr>
+          <w:p>
+            <w:pPr>
+              <w:spacing w:after="0"/>
+              <w:jc w:val="center"/>
+            </w:pPr>
+            <w:r>
+              <w:t xml:space="preserve">0.21</w:t>
+            </w:r>
+          </w:p>
+        </w:tc>
+        <w:tc>
+          <w:tcPr>
+            <w:tcW w:w="850" w:type="dxa"/>
+            <w:tcBorders>
+              <w:top w:val="nil" w:color="000000"/>
+              <w:left w:val="nil" w:color="000000"/>
+              <w:bottom w:val="nil" w:color="000000"/>
+              <w:right w:val="nil" w:color="000000"/>
+            </w:tcBorders>
+            <w:vAlign w:val="bottom"/>
+          </w:tcPr>
+          <w:p>
+            <w:pPr>
+              <w:spacing w:after="0"/>
+              <w:jc w:val="center"/>
+            </w:pPr>
+            <w:r>
+              <w:t xml:space="preserve">0.21</w:t>
+            </w:r>
+          </w:p>
+        </w:tc>
+        <w:tc>
+          <w:tcPr>
+            <w:tcW w:w="850" w:type="dxa"/>
+            <w:tcBorders>
+              <w:top w:val="nil" w:color="000000"/>
+              <w:left w:val="nil" w:color="000000"/>
+              <w:bottom w:val="nil" w:color="000000"/>
+              <w:right w:val="nil" w:color="000000"/>
+            </w:tcBorders>
+            <w:vAlign w:val="bottom"/>
+          </w:tcPr>
+          <w:p>
+            <w:pPr>
+              <w:spacing w:after="0"/>
+              <w:jc w:val="center"/>
+            </w:pPr>
+            <w:r>
+              <w:t xml:space="preserve">0.24</w:t>
+            </w:r>
+          </w:p>
+        </w:tc>
+        <w:tc>
+          <w:tcPr>
+            <w:tcW w:w="850" w:type="dxa"/>
+            <w:tcBorders>
+              <w:top w:val="nil" w:color="000000"/>
+              <w:left w:val="nil" w:color="000000"/>
+              <w:bottom w:val="nil" w:color="000000"/>
+              <w:right w:val="nil" w:color="000000"/>
+            </w:tcBorders>
+            <w:vAlign w:val="bottom"/>
+          </w:tcPr>
+          <w:p>
+            <w:pPr>
+              <w:spacing w:after="0"/>
+              <w:jc w:val="center"/>
+            </w:pPr>
+            <w:r>
+              <w:t xml:space="preserve">0.23</w:t>
+            </w:r>
+          </w:p>
+        </w:tc>
+        <w:tc>
+          <w:tcPr>
+            <w:tcW w:w="850" w:type="dxa"/>
+            <w:tcBorders>
+              <w:top w:val="nil" w:color="000000"/>
+              <w:left w:val="nil" w:color="000000"/>
+              <w:bottom w:val="nil" w:color="000000"/>
+              <w:right w:val="nil" w:color="000000"/>
+            </w:tcBorders>
+            <w:vAlign w:val="bottom"/>
+          </w:tcPr>
+          <w:p>
+            <w:pPr>
+              <w:spacing w:after="0"/>
+              <w:jc w:val="center"/>
+            </w:pPr>
+            <w:r>
+              <w:t xml:space="preserve">0.18</w:t>
+            </w:r>
+          </w:p>
+        </w:tc>
+        <w:tc>
+          <w:tcPr>
+            <w:tcW w:w="850" w:type="dxa"/>
+            <w:tcBorders>
+              <w:top w:val="nil" w:color="000000"/>
+              <w:left w:val="nil" w:color="000000"/>
+              <w:bottom w:val="nil" w:color="000000"/>
+              <w:right w:val="nil" w:color="000000"/>
+            </w:tcBorders>
+            <w:vAlign w:val="bottom"/>
+          </w:tcPr>
+          <w:p>
+            <w:pPr>
+              <w:spacing w:after="0"/>
+              <w:jc w:val="center"/>
+            </w:pPr>
+            <w:r>
+              <w:t xml:space="preserve">0.20</w:t>
             </w:r>
           </w:p>
         </w:tc>
@@ -2429,7 +8869,7 @@
       <w:tr>
         <w:tc>
           <w:tcPr>
-            <w:tcW w:w="3120" w:type="dxa"/>
+            <w:tcW w:w="850" w:type="dxa"/>
             <w:tcBorders>
               <w:top w:val="nil" w:color="000000"/>
               <w:left w:val="nil" w:color="000000"/>
@@ -2450,7 +8890,7 @@
         </w:tc>
         <w:tc>
           <w:tcPr>
-            <w:tcW w:w="3120" w:type="dxa"/>
+            <w:tcW w:w="850" w:type="dxa"/>
             <w:tcBorders>
               <w:top w:val="nil" w:color="000000"/>
               <w:left w:val="single" w:color="000000"/>
@@ -2471,7 +8911,175 @@
         </w:tc>
         <w:tc>
           <w:tcPr>
-            <w:tcW w:w="3120" w:type="dxa"/>
+            <w:tcW w:w="850" w:type="dxa"/>
+            <w:tcBorders>
+              <w:top w:val="nil" w:color="000000"/>
+              <w:left w:val="nil" w:color="000000"/>
+              <w:bottom w:val="single" w:color="000000"/>
+              <w:right w:val="nil" w:color="000000"/>
+            </w:tcBorders>
+            <w:vAlign w:val="bottom"/>
+          </w:tcPr>
+          <w:p>
+            <w:pPr>
+              <w:spacing w:after="0"/>
+              <w:jc w:val="center"/>
+            </w:pPr>
+            <w:r>
+              <w:t xml:space="preserve">0.16</w:t>
+            </w:r>
+          </w:p>
+        </w:tc>
+        <w:tc>
+          <w:tcPr>
+            <w:tcW w:w="850" w:type="dxa"/>
+            <w:tcBorders>
+              <w:top w:val="nil" w:color="000000"/>
+              <w:left w:val="nil" w:color="000000"/>
+              <w:bottom w:val="single" w:color="000000"/>
+              <w:right w:val="nil" w:color="000000"/>
+            </w:tcBorders>
+            <w:vAlign w:val="bottom"/>
+          </w:tcPr>
+          <w:p>
+            <w:pPr>
+              <w:spacing w:after="0"/>
+              <w:jc w:val="center"/>
+            </w:pPr>
+            <w:r>
+              <w:t xml:space="preserve">0.17</w:t>
+            </w:r>
+          </w:p>
+        </w:tc>
+        <w:tc>
+          <w:tcPr>
+            <w:tcW w:w="850" w:type="dxa"/>
+            <w:tcBorders>
+              <w:top w:val="nil" w:color="000000"/>
+              <w:left w:val="nil" w:color="000000"/>
+              <w:bottom w:val="single" w:color="000000"/>
+              <w:right w:val="nil" w:color="000000"/>
+            </w:tcBorders>
+            <w:vAlign w:val="bottom"/>
+          </w:tcPr>
+          <w:p>
+            <w:pPr>
+              <w:spacing w:after="0"/>
+              <w:jc w:val="center"/>
+            </w:pPr>
+            <w:r>
+              <w:t xml:space="preserve">0.17</w:t>
+            </w:r>
+          </w:p>
+        </w:tc>
+        <w:tc>
+          <w:tcPr>
+            <w:tcW w:w="850" w:type="dxa"/>
+            <w:tcBorders>
+              <w:top w:val="nil" w:color="000000"/>
+              <w:left w:val="nil" w:color="000000"/>
+              <w:bottom w:val="single" w:color="000000"/>
+              <w:right w:val="nil" w:color="000000"/>
+            </w:tcBorders>
+            <w:vAlign w:val="bottom"/>
+          </w:tcPr>
+          <w:p>
+            <w:pPr>
+              <w:spacing w:after="0"/>
+              <w:jc w:val="center"/>
+            </w:pPr>
+            <w:r>
+              <w:t xml:space="preserve">0.17</w:t>
+            </w:r>
+          </w:p>
+        </w:tc>
+        <w:tc>
+          <w:tcPr>
+            <w:tcW w:w="850" w:type="dxa"/>
+            <w:tcBorders>
+              <w:top w:val="nil" w:color="000000"/>
+              <w:left w:val="nil" w:color="000000"/>
+              <w:bottom w:val="single" w:color="000000"/>
+              <w:right w:val="nil" w:color="000000"/>
+            </w:tcBorders>
+            <w:vAlign w:val="bottom"/>
+          </w:tcPr>
+          <w:p>
+            <w:pPr>
+              <w:spacing w:after="0"/>
+              <w:jc w:val="center"/>
+            </w:pPr>
+            <w:r>
+              <w:t xml:space="preserve">0.17</w:t>
+            </w:r>
+          </w:p>
+        </w:tc>
+        <w:tc>
+          <w:tcPr>
+            <w:tcW w:w="850" w:type="dxa"/>
+            <w:tcBorders>
+              <w:top w:val="nil" w:color="000000"/>
+              <w:left w:val="nil" w:color="000000"/>
+              <w:bottom w:val="single" w:color="000000"/>
+              <w:right w:val="nil" w:color="000000"/>
+            </w:tcBorders>
+            <w:vAlign w:val="bottom"/>
+          </w:tcPr>
+          <w:p>
+            <w:pPr>
+              <w:spacing w:after="0"/>
+              <w:jc w:val="center"/>
+            </w:pPr>
+            <w:r>
+              <w:t xml:space="preserve">0.20</w:t>
+            </w:r>
+          </w:p>
+        </w:tc>
+        <w:tc>
+          <w:tcPr>
+            <w:tcW w:w="850" w:type="dxa"/>
+            <w:tcBorders>
+              <w:top w:val="nil" w:color="000000"/>
+              <w:left w:val="nil" w:color="000000"/>
+              <w:bottom w:val="single" w:color="000000"/>
+              <w:right w:val="nil" w:color="000000"/>
+            </w:tcBorders>
+            <w:vAlign w:val="bottom"/>
+          </w:tcPr>
+          <w:p>
+            <w:pPr>
+              <w:spacing w:after="0"/>
+              <w:jc w:val="center"/>
+            </w:pPr>
+            <w:r>
+              <w:t xml:space="preserve">0.19</w:t>
+            </w:r>
+          </w:p>
+        </w:tc>
+        <w:tc>
+          <w:tcPr>
+            <w:tcW w:w="850" w:type="dxa"/>
+            <w:tcBorders>
+              <w:top w:val="nil" w:color="000000"/>
+              <w:left w:val="nil" w:color="000000"/>
+              <w:bottom w:val="single" w:color="000000"/>
+              <w:right w:val="nil" w:color="000000"/>
+            </w:tcBorders>
+            <w:vAlign w:val="bottom"/>
+          </w:tcPr>
+          <w:p>
+            <w:pPr>
+              <w:spacing w:after="0"/>
+              <w:jc w:val="center"/>
+            </w:pPr>
+            <w:r>
+              <w:t xml:space="preserve">0.14</w:t>
+            </w:r>
+          </w:p>
+        </w:tc>
+        <w:tc>
+          <w:tcPr>
+            <w:tcW w:w="850" w:type="dxa"/>
             <w:tcBorders>
               <w:top w:val="nil" w:color="000000"/>
               <w:left w:val="nil" w:color="000000"/>
